--- a/por/docx/51.content.docx
+++ b/por/docx/51.content.docx
@@ -11,6 +11,15 @@
         <w:pStyle w:val="Heading2"/>
       </w:pPr>
       <w:r>
+        <w:t>Resource: Notas de Estudo (Tyndale)</w:t>
+      </w:r>
+      <w:r/>
+    </w:p>
+    <w:p>
+      <w:pPr>
+        <w:pStyle w:val="Heading2"/>
+      </w:pPr>
+      <w:r>
         <w:t>License Information</w:t>
       </w:r>
       <w:r/>
@@ -21,7 +30,7 @@
         <w:rPr>
           <w:b/>
         </w:rPr>
-        <w:t>Study Notes (Tyndale)</w:t>
+        <w:t>Notas de Estudo (Tyndale)</w:t>
       </w:r>
       <w:r>
         <w:t xml:space="preserve"> (Portuguese) is based on</w:t>
@@ -74,7 +83,7 @@
         <w:pStyle w:val="Heading1"/>
       </w:pPr>
       <w:r>
-        <w:t>Study Notes (Tyndale)</w:t>
+        <w:t>Notas de Estudo (Tyndale)</w:t>
       </w:r>
     </w:p>
     <w:p>
@@ -83,6 +92,51 @@
           <w:headerReference w:type="even" r:id="rId8"/>
           <w:headerReference w:type="default" r:id="rId9"/>
           <w:footerReference w:type="default" r:id="rId10"/>
+          <w:footnotePr>
+            <w:numRestart w:val="eachSect"/>
+          </w:footnotePr>
+          <w:type w:val="continuous"/>
+          <w:pgSz w:w="12240" w:h="15840" w:code="1"/>
+          <w:pgMar w:top="1440" w:right="1440" w:bottom="1440" w:left="1440" w:header="504" w:footer="504" w:gutter="0"/>
+          <w:cols w:space="708"/>
+          <w:titlePg/>
+          <w:docGrid w:linePitch="360"/>
+        </w:sectPr>
+      </w:pPr>
+    </w:p>
+    <w:p>
+      <w:r/>
+    </w:p>
+    <w:p>
+      <w:pPr>
+        <w:pStyle w:val="Heading2"/>
+      </w:pPr>
+      <w:r>
+        <w:t>COL</w:t>
+      </w:r>
+      <w:r/>
+    </w:p>
+    <w:p>
+      <w:r/>
+      <w:r>
+        <w:rPr>
+          <w:i/>
+        </w:rPr>
+        <w:t>Colossenses 1.1, Colossenses 1.2, Colossenses 1.3–14, Colossenses 1.4, Colossenses 1.5, Colossenses 1.6, Colossenses 1.7, Colossenses 1.9–10, Colossenses 1.12–13, Colossenses 1.15, Colossenses 1.15–20, Colossenses 1.16, Colossenses 1.18, Colossenses 1.19, Colossenses 1.20, Colossenses 1.21, Colossenses 1.21–23, Colossenses 1.22, Colossenses 1.23, Colossenses 1.24, Colossenses 1.24–2:5, Colossenses 1.26, Colossenses 2.1–5, Colossenses 2.2, Colossenses 2.3, Colossenses 2.6–15, Colossenses 2.8, Colossenses 2.11, Colossenses 2.12, Colossenses 2.14, Colossenses 2.15, Colossenses 2.16, Colossenses 2.16–23, Colossenses 2.17, Colossenses 2.18, Colossenses 2.20, Colossenses 2.23, Colossenses 3.1, Colossenses 3.1–11, Colossenses 3.3–4, Colossenses 3.5, Colossenses 3.6, Colossenses 3.8, Colossenses 3.9–10, Colossenses 3.11, Colossenses 3.12–17, Colossenses 3.15, Colossenses 3.16, Colossenses 3.17, Colossenses 3.18, Colossenses 3.18–4.1, Colossenses 3.19, Colossenses 3.22–24, Colossenses 4.1, Colossenses 4.2, Colossenses 4.2–6, Colossenses 4.3, Colossenses 4.5, Colossenses 4.6, Colossenses 4.7, Colossenses 4.7–18, Colossenses 4.9, Colossenses 4.10, Colossenses 4.10–14, Colossenses 4.11, Colossenses 4.13, Colossenses 4.14, Colossenses 4.15, Colossenses 4.16, Colossenses 4.17, Colossenses 4.18</w:t>
+      </w:r>
+      <w:r/>
+    </w:p>
+    <w:p>
+      <w:r/>
+      <w:r>
+        <w:t xml:space="preserve"> </w:t>
+      </w:r>
+      <w:r/>
+      <w:r/>
+    </w:p>
+    <w:p>
+      <w:pPr>
+        <w:sectPr>
           <w:footnotePr>
             <w:numRestart w:val="eachSect"/>
           </w:footnotePr>

--- a/por/docx/51.content.docx
+++ b/por/docx/51.content.docx
@@ -4,49 +4,89 @@
   <w:body>
     <w:p/>
     <w:p>
-      <w:r/>
+      <w:pPr/>
+      <w:r>
+        <w:rPr>
+          <w:lang w:val="pt_PT" w:bidi="pt_PT"/>
+        </w:rPr>
+      </w:r>
     </w:p>
     <w:p>
       <w:pPr>
         <w:pStyle w:val="Heading2"/>
       </w:pPr>
       <w:r>
+        <w:rPr>
+          <w:lang w:val="pt_PT" w:bidi="pt_PT"/>
+        </w:rPr>
         <w:t>Resource: Notas de Estudo (Tyndale)</w:t>
       </w:r>
-      <w:r/>
+      <w:r>
+        <w:rPr>
+          <w:lang w:val="pt_PT" w:bidi="pt_PT"/>
+        </w:rPr>
+      </w:r>
     </w:p>
     <w:p>
       <w:pPr>
         <w:pStyle w:val="Heading2"/>
       </w:pPr>
       <w:r>
+        <w:rPr>
+          <w:lang w:val="pt_PT" w:bidi="pt_PT"/>
+        </w:rPr>
         <w:t>License Information</w:t>
       </w:r>
-      <w:r/>
-    </w:p>
-    <w:p>
-      <w:r/>
+      <w:r>
+        <w:rPr>
+          <w:lang w:val="pt_PT" w:bidi="pt_PT"/>
+        </w:rPr>
+      </w:r>
+    </w:p>
+    <w:p>
+      <w:pPr/>
+      <w:r>
+        <w:rPr>
+          <w:lang w:val="pt_PT" w:bidi="pt_PT"/>
+        </w:rPr>
+      </w:r>
       <w:r>
         <w:rPr>
           <w:b/>
+          <w:lang w:val="pt_PT" w:bidi="pt_PT"/>
         </w:rPr>
         <w:t>Notas de Estudo (Tyndale)</w:t>
       </w:r>
       <w:r>
+        <w:rPr>
+          <w:lang w:val="pt_PT" w:bidi="pt_PT"/>
+        </w:rPr>
         <w:t xml:space="preserve"> (Portuguese) is based on</w:t>
       </w:r>
       <w:r>
+        <w:rPr>
+          <w:lang w:val="pt_PT" w:bidi="pt_PT"/>
+        </w:rPr>
         <w:t xml:space="preserve">: </w:t>
       </w:r>
       <w:r>
+        <w:rPr>
+          <w:lang w:val="pt_PT" w:bidi="pt_PT"/>
+        </w:rPr>
         <w:t>Tyndale Open Study Notes</w:t>
       </w:r>
       <w:r>
+        <w:rPr>
+          <w:lang w:val="pt_PT" w:bidi="pt_PT"/>
+        </w:rPr>
         <w:t xml:space="preserve">, </w:t>
       </w:r>
       <w:hyperlink r:id="rId13">
         <w:r>
           <w:rPr>
+            <w:lang w:val="pt_PT" w:bidi="pt_PT"/>
+          </w:rPr>
+          <w:rPr>
             <w:color w:val="0000EE"/>
             <w:u w:val="single"/>
           </w:rPr>
@@ -54,11 +94,17 @@
         </w:r>
       </w:hyperlink>
       <w:r>
+        <w:rPr>
+          <w:lang w:val="pt_PT" w:bidi="pt_PT"/>
+        </w:rPr>
         <w:t xml:space="preserve">, 2019, which is licensed under a </w:t>
       </w:r>
       <w:hyperlink r:id="rId14">
         <w:r>
           <w:rPr>
+            <w:lang w:val="pt_PT" w:bidi="pt_PT"/>
+          </w:rPr>
+          <w:rPr>
             <w:color w:val="0000EE"/>
             <w:u w:val="single"/>
           </w:rPr>
@@ -66,23 +112,49 @@
         </w:r>
       </w:hyperlink>
       <w:r>
+        <w:rPr>
+          <w:lang w:val="pt_PT" w:bidi="pt_PT"/>
+        </w:rPr>
         <w:t>.</w:t>
       </w:r>
-      <w:r/>
-    </w:p>
-    <w:p>
-      <w:r/>
-      <w:r>
+      <w:r>
+        <w:rPr>
+          <w:lang w:val="pt_PT" w:bidi="pt_PT"/>
+        </w:rPr>
+      </w:r>
+    </w:p>
+    <w:p>
+      <w:pPr/>
+      <w:r>
+        <w:rPr>
+          <w:lang w:val="pt_PT" w:bidi="pt_PT"/>
+        </w:rPr>
+      </w:r>
+      <w:r>
+        <w:rPr>
+          <w:lang w:val="pt_PT" w:bidi="pt_PT"/>
+        </w:rPr>
         <w:t>This PDF version is provided under the same license.</w:t>
       </w:r>
-      <w:r/>
-      <w:r/>
+      <w:r>
+        <w:rPr>
+          <w:lang w:val="pt_PT" w:bidi="pt_PT"/>
+        </w:rPr>
+      </w:r>
+      <w:r>
+        <w:rPr>
+          <w:lang w:val="pt_PT" w:bidi="pt_PT"/>
+        </w:rPr>
+      </w:r>
     </w:p>
     <w:p>
       <w:pPr>
         <w:pStyle w:val="Heading1"/>
       </w:pPr>
       <w:r>
+        <w:rPr>
+          <w:lang w:val="pt_PT" w:bidi="pt_PT"/>
+        </w:rPr>
         <w:t>Notas de Estudo (Tyndale)</w:t>
       </w:r>
     </w:p>
@@ -105,34 +177,72 @@
       </w:pPr>
     </w:p>
     <w:p>
-      <w:r/>
+      <w:pPr/>
+      <w:r>
+        <w:rPr>
+          <w:lang w:val="pt_PT" w:bidi="pt_PT"/>
+        </w:rPr>
+      </w:r>
     </w:p>
     <w:p>
       <w:pPr>
         <w:pStyle w:val="Heading2"/>
       </w:pPr>
       <w:r>
+        <w:rPr>
+          <w:lang w:val="pt_PT" w:bidi="pt_PT"/>
+        </w:rPr>
         <w:t>COL</w:t>
       </w:r>
-      <w:r/>
-    </w:p>
-    <w:p>
-      <w:r/>
+      <w:r>
+        <w:rPr>
+          <w:lang w:val="pt_PT" w:bidi="pt_PT"/>
+        </w:rPr>
+      </w:r>
+    </w:p>
+    <w:p>
+      <w:pPr/>
+      <w:r>
+        <w:rPr>
+          <w:lang w:val="pt_PT" w:bidi="pt_PT"/>
+        </w:rPr>
+      </w:r>
       <w:r>
         <w:rPr>
           <w:i/>
+          <w:lang w:val="pt_PT" w:bidi="pt_PT"/>
         </w:rPr>
         <w:t>Colossenses 1.1, Colossenses 1.2, Colossenses 1.3–14, Colossenses 1.4, Colossenses 1.5, Colossenses 1.6, Colossenses 1.7, Colossenses 1.9–10, Colossenses 1.12–13, Colossenses 1.15, Colossenses 1.15–20, Colossenses 1.16, Colossenses 1.18, Colossenses 1.19, Colossenses 1.20, Colossenses 1.21, Colossenses 1.21–23, Colossenses 1.22, Colossenses 1.23, Colossenses 1.24, Colossenses 1.24–2:5, Colossenses 1.26, Colossenses 2.1–5, Colossenses 2.2, Colossenses 2.3, Colossenses 2.6–15, Colossenses 2.8, Colossenses 2.11, Colossenses 2.12, Colossenses 2.14, Colossenses 2.15, Colossenses 2.16, Colossenses 2.16–23, Colossenses 2.17, Colossenses 2.18, Colossenses 2.20, Colossenses 2.23, Colossenses 3.1, Colossenses 3.1–11, Colossenses 3.3–4, Colossenses 3.5, Colossenses 3.6, Colossenses 3.8, Colossenses 3.9–10, Colossenses 3.11, Colossenses 3.12–17, Colossenses 3.15, Colossenses 3.16, Colossenses 3.17, Colossenses 3.18, Colossenses 3.18–4.1, Colossenses 3.19, Colossenses 3.22–24, Colossenses 4.1, Colossenses 4.2, Colossenses 4.2–6, Colossenses 4.3, Colossenses 4.5, Colossenses 4.6, Colossenses 4.7, Colossenses 4.7–18, Colossenses 4.9, Colossenses 4.10, Colossenses 4.10–14, Colossenses 4.11, Colossenses 4.13, Colossenses 4.14, Colossenses 4.15, Colossenses 4.16, Colossenses 4.17, Colossenses 4.18</w:t>
       </w:r>
-      <w:r/>
-    </w:p>
-    <w:p>
-      <w:r/>
-      <w:r>
+      <w:r>
+        <w:rPr>
+          <w:lang w:val="pt_PT" w:bidi="pt_PT"/>
+        </w:rPr>
+      </w:r>
+    </w:p>
+    <w:p>
+      <w:pPr/>
+      <w:r>
+        <w:rPr>
+          <w:lang w:val="pt_PT" w:bidi="pt_PT"/>
+        </w:rPr>
+      </w:r>
+      <w:r>
+        <w:rPr>
+          <w:lang w:val="pt_PT" w:bidi="pt_PT"/>
+        </w:rPr>
         <w:t xml:space="preserve"> </w:t>
       </w:r>
-      <w:r/>
-      <w:r/>
+      <w:r>
+        <w:rPr>
+          <w:lang w:val="pt_PT" w:bidi="pt_PT"/>
+        </w:rPr>
+      </w:r>
+      <w:r>
+        <w:rPr>
+          <w:lang w:val="pt_PT" w:bidi="pt_PT"/>
+        </w:rPr>
+      </w:r>
     </w:p>
     <w:p>
       <w:pPr>
@@ -150,36 +260,76 @@
       </w:pPr>
     </w:p>
     <w:p>
-      <w:r/>
+      <w:pPr/>
+      <w:r>
+        <w:rPr>
+          <w:lang w:val="pt_PT" w:bidi="pt_PT"/>
+        </w:rPr>
+      </w:r>
     </w:p>
     <w:p>
       <w:pPr>
         <w:pStyle w:val="Heading2"/>
       </w:pPr>
       <w:r>
+        <w:rPr>
+          <w:lang w:val="pt_PT" w:bidi="pt_PT"/>
+        </w:rPr>
         <w:t>Colossenses 1.1</w:t>
       </w:r>
-      <w:r/>
-    </w:p>
-    <w:p>
-      <w:r/>
-      <w:r>
+      <w:r>
+        <w:rPr>
+          <w:lang w:val="pt_PT" w:bidi="pt_PT"/>
+        </w:rPr>
+      </w:r>
+    </w:p>
+    <w:p>
+      <w:pPr/>
+      <w:r>
+        <w:rPr>
+          <w:lang w:val="pt_PT" w:bidi="pt_PT"/>
+        </w:rPr>
+      </w:r>
+      <w:r>
+        <w:rPr>
+          <w:lang w:val="pt_PT" w:bidi="pt_PT"/>
+        </w:rPr>
         <w:t>Timóteo foi um dos colaboradores mais próximos de Paulo. O relacionamento deles era muito forte. O trabalho de Timóteo foi tão importante que Paulo o incluiu como remetente desta carta. Ele também o incluiu em 2 Coríntios, Filipenses, 1 e 2 Tessalonicenses e Filemom.</w:t>
       </w:r>
-      <w:r/>
-      <w:r/>
-    </w:p>
-    <w:p>
-      <w:r/>
+      <w:r>
+        <w:rPr>
+          <w:lang w:val="pt_PT" w:bidi="pt_PT"/>
+        </w:rPr>
+      </w:r>
+      <w:r>
+        <w:rPr>
+          <w:lang w:val="pt_PT" w:bidi="pt_PT"/>
+        </w:rPr>
+      </w:r>
+    </w:p>
+    <w:p>
+      <w:pPr/>
+      <w:r>
+        <w:rPr>
+          <w:lang w:val="pt_PT" w:bidi="pt_PT"/>
+        </w:rPr>
+      </w:r>
     </w:p>
     <w:p>
       <w:pPr>
         <w:pStyle w:val="Heading2"/>
       </w:pPr>
       <w:r>
+        <w:rPr>
+          <w:lang w:val="pt_PT" w:bidi="pt_PT"/>
+        </w:rPr>
         <w:t>Colossenses 1.2</w:t>
       </w:r>
-      <w:r/>
+      <w:r>
+        <w:rPr>
+          <w:lang w:val="pt_PT" w:bidi="pt_PT"/>
+        </w:rPr>
+      </w:r>
     </w:p>
     <w:p>
       <w:pPr>
@@ -187,8 +337,15 @@
         <w:spacing w:line="240" w:lineRule="auto"/>
         <w:ind w:left="720"/>
       </w:pPr>
-      <w:r/>
-      <w:r>
+      <w:r>
+        <w:rPr>
+          <w:lang w:val="pt_PT" w:bidi="pt_PT"/>
+        </w:rPr>
+      </w:r>
+      <w:r>
+        <w:rPr>
+          <w:lang w:val="pt_PT" w:bidi="pt_PT"/>
+        </w:rPr>
         <w:t>Colossos estava no vale do rio Lico, no oeste da Ásia Menor. Ficava cerca de 193 quilômetros (120 milhas) a leste de Éfeso e 16 quilômetros (10 milhas) a sudeste de Laodiceia. Sua localização em uma importante estrada romana o expunha às tendências sociais e religiosas da época.</w:t>
       </w:r>
     </w:p>
@@ -198,92 +355,172 @@
         <w:spacing w:line="240" w:lineRule="auto"/>
         <w:ind w:left="720"/>
       </w:pPr>
-      <w:r/>
+      <w:r>
+        <w:rPr>
+          <w:lang w:val="pt_PT" w:bidi="pt_PT"/>
+        </w:rPr>
+      </w:r>
       <w:r>
         <w:rPr>
           <w:i/>
+          <w:lang w:val="pt_PT" w:bidi="pt_PT"/>
         </w:rPr>
         <w:t>Irmãos</w:t>
       </w:r>
       <w:r>
+        <w:rPr>
+          <w:lang w:val="pt_PT" w:bidi="pt_PT"/>
+        </w:rPr>
         <w:t xml:space="preserve">: Grego </w:t>
       </w:r>
       <w:r>
         <w:rPr>
           <w:i/>
+          <w:lang w:val="pt_PT" w:bidi="pt_PT"/>
         </w:rPr>
         <w:t>adelphoi</w:t>
       </w:r>
       <w:r>
+        <w:rPr>
+          <w:lang w:val="pt_PT" w:bidi="pt_PT"/>
+        </w:rPr>
         <w:t>, um termo usado para se referir a membros da família, tanto homens quanto mulheres.</w:t>
       </w:r>
-      <w:r/>
-      <w:r/>
-    </w:p>
-    <w:p>
-      <w:r/>
+      <w:r>
+        <w:rPr>
+          <w:lang w:val="pt_PT" w:bidi="pt_PT"/>
+        </w:rPr>
+      </w:r>
+      <w:r>
+        <w:rPr>
+          <w:lang w:val="pt_PT" w:bidi="pt_PT"/>
+        </w:rPr>
+      </w:r>
+    </w:p>
+    <w:p>
+      <w:pPr/>
+      <w:r>
+        <w:rPr>
+          <w:lang w:val="pt_PT" w:bidi="pt_PT"/>
+        </w:rPr>
+      </w:r>
     </w:p>
     <w:p>
       <w:pPr>
         <w:pStyle w:val="Heading2"/>
       </w:pPr>
       <w:r>
+        <w:rPr>
+          <w:lang w:val="pt_PT" w:bidi="pt_PT"/>
+        </w:rPr>
         <w:t>Colossenses 1.3–14</w:t>
       </w:r>
-      <w:r/>
-    </w:p>
-    <w:p>
-      <w:r/>
-      <w:r>
+      <w:r>
+        <w:rPr>
+          <w:lang w:val="pt_PT" w:bidi="pt_PT"/>
+        </w:rPr>
+      </w:r>
+    </w:p>
+    <w:p>
+      <w:pPr/>
+      <w:r>
+        <w:rPr>
+          <w:lang w:val="pt_PT" w:bidi="pt_PT"/>
+        </w:rPr>
+      </w:r>
+      <w:r>
+        <w:rPr>
+          <w:lang w:val="pt_PT" w:bidi="pt_PT"/>
+        </w:rPr>
         <w:t>Esta seção começa com uma ação de graças, comum nas cartas do Novo Testamento. Paulo agradece a Deus pelo crescimento da fé dos colossenses e ora para que eles compreendam ainda mais. Através desta oração, Paulo demonstra sua preocupação com a influência de falsos mestres.</w:t>
       </w:r>
-      <w:r/>
-      <w:r/>
-    </w:p>
-    <w:p>
-      <w:r/>
+      <w:r>
+        <w:rPr>
+          <w:lang w:val="pt_PT" w:bidi="pt_PT"/>
+        </w:rPr>
+      </w:r>
+      <w:r>
+        <w:rPr>
+          <w:lang w:val="pt_PT" w:bidi="pt_PT"/>
+        </w:rPr>
+      </w:r>
+    </w:p>
+    <w:p>
+      <w:pPr/>
+      <w:r>
+        <w:rPr>
+          <w:lang w:val="pt_PT" w:bidi="pt_PT"/>
+        </w:rPr>
+      </w:r>
     </w:p>
     <w:p>
       <w:pPr>
         <w:pStyle w:val="Heading2"/>
       </w:pPr>
       <w:r>
+        <w:rPr>
+          <w:lang w:val="pt_PT" w:bidi="pt_PT"/>
+        </w:rPr>
         <w:t>Colossenses 1.4</w:t>
       </w:r>
-      <w:r/>
-    </w:p>
-    <w:p>
-      <w:r/>
+      <w:r>
+        <w:rPr>
+          <w:lang w:val="pt_PT" w:bidi="pt_PT"/>
+        </w:rPr>
+      </w:r>
+    </w:p>
+    <w:p>
+      <w:pPr/>
+      <w:r>
+        <w:rPr>
+          <w:lang w:val="pt_PT" w:bidi="pt_PT"/>
+        </w:rPr>
+      </w:r>
       <w:r>
         <w:rPr>
           <w:i/>
+          <w:lang w:val="pt_PT" w:bidi="pt_PT"/>
         </w:rPr>
         <w:t>Todos os santos</w:t>
       </w:r>
       <w:r>
+        <w:rPr>
+          <w:lang w:val="pt_PT" w:bidi="pt_PT"/>
+        </w:rPr>
         <w:t xml:space="preserve"> (significando </w:t>
       </w:r>
       <w:r>
         <w:rPr>
           <w:i/>
+          <w:lang w:val="pt_PT" w:bidi="pt_PT"/>
         </w:rPr>
         <w:t>santos</w:t>
       </w:r>
       <w:r>
+        <w:rPr>
+          <w:lang w:val="pt_PT" w:bidi="pt_PT"/>
+        </w:rPr>
         <w:t xml:space="preserve">): O Novo Testamento chama todos os cristãos de </w:t>
       </w:r>
       <w:r>
         <w:rPr>
           <w:i/>
+          <w:lang w:val="pt_PT" w:bidi="pt_PT"/>
         </w:rPr>
         <w:t>santos</w:t>
       </w:r>
       <w:r>
+        <w:rPr>
+          <w:lang w:val="pt_PT" w:bidi="pt_PT"/>
+        </w:rPr>
         <w:t>. Eles são separados por Deus como Seu povo santo (</w:t>
       </w:r>
       <w:hyperlink r:id="rId15">
         <w:r>
           <w:rPr>
+            <w:lang w:val="pt_PT" w:bidi="pt_PT"/>
+          </w:rPr>
+          <w:rPr>
             <w:color w:val="0000EE"/>
             <w:u w:val="single"/>
           </w:rPr>
@@ -291,31 +528,65 @@
         </w:r>
       </w:hyperlink>
       <w:r>
+        <w:rPr>
+          <w:lang w:val="pt_PT" w:bidi="pt_PT"/>
+        </w:rPr>
         <w:t>).</w:t>
       </w:r>
-      <w:r/>
-      <w:r/>
-    </w:p>
-    <w:p>
-      <w:r/>
+      <w:r>
+        <w:rPr>
+          <w:lang w:val="pt_PT" w:bidi="pt_PT"/>
+        </w:rPr>
+      </w:r>
+      <w:r>
+        <w:rPr>
+          <w:lang w:val="pt_PT" w:bidi="pt_PT"/>
+        </w:rPr>
+      </w:r>
+    </w:p>
+    <w:p>
+      <w:pPr/>
+      <w:r>
+        <w:rPr>
+          <w:lang w:val="pt_PT" w:bidi="pt_PT"/>
+        </w:rPr>
+      </w:r>
     </w:p>
     <w:p>
       <w:pPr>
         <w:pStyle w:val="Heading2"/>
       </w:pPr>
       <w:r>
+        <w:rPr>
+          <w:lang w:val="pt_PT" w:bidi="pt_PT"/>
+        </w:rPr>
         <w:t>Colossenses 1.5</w:t>
       </w:r>
-      <w:r/>
-    </w:p>
-    <w:p>
-      <w:r/>
-      <w:r>
+      <w:r>
+        <w:rPr>
+          <w:lang w:val="pt_PT" w:bidi="pt_PT"/>
+        </w:rPr>
+      </w:r>
+    </w:p>
+    <w:p>
+      <w:pPr/>
+      <w:r>
+        <w:rPr>
+          <w:lang w:val="pt_PT" w:bidi="pt_PT"/>
+        </w:rPr>
+      </w:r>
+      <w:r>
+        <w:rPr>
+          <w:lang w:val="pt_PT" w:bidi="pt_PT"/>
+        </w:rPr>
         <w:t>A esperança confiante dos cristãos colossenses lhes proporciona uma base segura para sua fé e amor (</w:t>
       </w:r>
       <w:hyperlink r:id="rId16">
         <w:r>
           <w:rPr>
+            <w:lang w:val="pt_PT" w:bidi="pt_PT"/>
+          </w:rPr>
+          <w:rPr>
             <w:color w:val="0000EE"/>
             <w:u w:val="single"/>
           </w:rPr>
@@ -323,31 +594,65 @@
         </w:r>
       </w:hyperlink>
       <w:r>
+        <w:rPr>
+          <w:lang w:val="pt_PT" w:bidi="pt_PT"/>
+        </w:rPr>
         <w:t>). • O que Deus reservou para os crentes ainda não foi totalmente revelado, mas já existe no céu.</w:t>
       </w:r>
-      <w:r/>
-      <w:r/>
-    </w:p>
-    <w:p>
-      <w:r/>
+      <w:r>
+        <w:rPr>
+          <w:lang w:val="pt_PT" w:bidi="pt_PT"/>
+        </w:rPr>
+      </w:r>
+      <w:r>
+        <w:rPr>
+          <w:lang w:val="pt_PT" w:bidi="pt_PT"/>
+        </w:rPr>
+      </w:r>
+    </w:p>
+    <w:p>
+      <w:pPr/>
+      <w:r>
+        <w:rPr>
+          <w:lang w:val="pt_PT" w:bidi="pt_PT"/>
+        </w:rPr>
+      </w:r>
     </w:p>
     <w:p>
       <w:pPr>
         <w:pStyle w:val="Heading2"/>
       </w:pPr>
       <w:r>
+        <w:rPr>
+          <w:lang w:val="pt_PT" w:bidi="pt_PT"/>
+        </w:rPr>
         <w:t>Colossenses 1.6</w:t>
       </w:r>
-      <w:r/>
-    </w:p>
-    <w:p>
-      <w:r/>
-      <w:r>
+      <w:r>
+        <w:rPr>
+          <w:lang w:val="pt_PT" w:bidi="pt_PT"/>
+        </w:rPr>
+      </w:r>
+    </w:p>
+    <w:p>
+      <w:pPr/>
+      <w:r>
+        <w:rPr>
+          <w:lang w:val="pt_PT" w:bidi="pt_PT"/>
+        </w:rPr>
+      </w:r>
+      <w:r>
+        <w:rPr>
+          <w:lang w:val="pt_PT" w:bidi="pt_PT"/>
+        </w:rPr>
         <w:t xml:space="preserve">dando frutos em todos os lugares ao transformar vidas: As boas-novas são eficazes para transformar vidas e promover o crescimento espiritual (cp. </w:t>
       </w:r>
       <w:hyperlink r:id="rId17">
         <w:r>
           <w:rPr>
+            <w:lang w:val="pt_PT" w:bidi="pt_PT"/>
+          </w:rPr>
+          <w:rPr>
             <w:color w:val="0000EE"/>
             <w:u w:val="single"/>
           </w:rPr>
@@ -355,31 +660,65 @@
         </w:r>
       </w:hyperlink>
       <w:r>
+        <w:rPr>
+          <w:lang w:val="pt_PT" w:bidi="pt_PT"/>
+        </w:rPr>
         <w:t>).</w:t>
       </w:r>
-      <w:r/>
-      <w:r/>
-    </w:p>
-    <w:p>
-      <w:r/>
+      <w:r>
+        <w:rPr>
+          <w:lang w:val="pt_PT" w:bidi="pt_PT"/>
+        </w:rPr>
+      </w:r>
+      <w:r>
+        <w:rPr>
+          <w:lang w:val="pt_PT" w:bidi="pt_PT"/>
+        </w:rPr>
+      </w:r>
+    </w:p>
+    <w:p>
+      <w:pPr/>
+      <w:r>
+        <w:rPr>
+          <w:lang w:val="pt_PT" w:bidi="pt_PT"/>
+        </w:rPr>
+      </w:r>
     </w:p>
     <w:p>
       <w:pPr>
         <w:pStyle w:val="Heading2"/>
       </w:pPr>
       <w:r>
+        <w:rPr>
+          <w:lang w:val="pt_PT" w:bidi="pt_PT"/>
+        </w:rPr>
         <w:t>Colossenses 1.7</w:t>
       </w:r>
-      <w:r/>
-    </w:p>
-    <w:p>
-      <w:r/>
-      <w:r>
+      <w:r>
+        <w:rPr>
+          <w:lang w:val="pt_PT" w:bidi="pt_PT"/>
+        </w:rPr>
+      </w:r>
+    </w:p>
+    <w:p>
+      <w:pPr/>
+      <w:r>
+        <w:rPr>
+          <w:lang w:val="pt_PT" w:bidi="pt_PT"/>
+        </w:rPr>
+      </w:r>
+      <w:r>
+        <w:rPr>
+          <w:lang w:val="pt_PT" w:bidi="pt_PT"/>
+        </w:rPr>
         <w:t xml:space="preserve">Epafras (veja também </w:t>
       </w:r>
       <w:hyperlink r:id="rId18">
         <w:r>
           <w:rPr>
+            <w:lang w:val="pt_PT" w:bidi="pt_PT"/>
+          </w:rPr>
+          <w:rPr>
             <w:color w:val="0000EE"/>
             <w:u w:val="single"/>
           </w:rPr>
@@ -387,11 +726,17 @@
         </w:r>
       </w:hyperlink>
       <w:r>
+        <w:rPr>
+          <w:lang w:val="pt_PT" w:bidi="pt_PT"/>
+        </w:rPr>
         <w:t xml:space="preserve">; </w:t>
       </w:r>
       <w:hyperlink r:id="rId19">
         <w:r>
           <w:rPr>
+            <w:lang w:val="pt_PT" w:bidi="pt_PT"/>
+          </w:rPr>
+          <w:rPr>
             <w:color w:val="0000EE"/>
             <w:u w:val="single"/>
           </w:rPr>
@@ -399,11 +744,17 @@
         </w:r>
       </w:hyperlink>
       <w:r>
+        <w:rPr>
+          <w:lang w:val="pt_PT" w:bidi="pt_PT"/>
+        </w:rPr>
         <w:t xml:space="preserve">) provavelmente se converteu quando Paulo ministrou em Éfeso (veja </w:t>
       </w:r>
       <w:hyperlink r:id="rId20">
         <w:r>
           <w:rPr>
+            <w:lang w:val="pt_PT" w:bidi="pt_PT"/>
+          </w:rPr>
+          <w:rPr>
             <w:color w:val="0000EE"/>
             <w:u w:val="single"/>
           </w:rPr>
@@ -411,31 +762,65 @@
         </w:r>
       </w:hyperlink>
       <w:r>
+        <w:rPr>
+          <w:lang w:val="pt_PT" w:bidi="pt_PT"/>
+        </w:rPr>
         <w:t>) e depois voltou para Colossos para levar as boas-novas à sua própria cidade.</w:t>
       </w:r>
-      <w:r/>
-      <w:r/>
-    </w:p>
-    <w:p>
-      <w:r/>
+      <w:r>
+        <w:rPr>
+          <w:lang w:val="pt_PT" w:bidi="pt_PT"/>
+        </w:rPr>
+      </w:r>
+      <w:r>
+        <w:rPr>
+          <w:lang w:val="pt_PT" w:bidi="pt_PT"/>
+        </w:rPr>
+      </w:r>
+    </w:p>
+    <w:p>
+      <w:pPr/>
+      <w:r>
+        <w:rPr>
+          <w:lang w:val="pt_PT" w:bidi="pt_PT"/>
+        </w:rPr>
+      </w:r>
     </w:p>
     <w:p>
       <w:pPr>
         <w:pStyle w:val="Heading2"/>
       </w:pPr>
       <w:r>
+        <w:rPr>
+          <w:lang w:val="pt_PT" w:bidi="pt_PT"/>
+        </w:rPr>
         <w:t>Colossenses 1.9–10</w:t>
       </w:r>
-      <w:r/>
-    </w:p>
-    <w:p>
-      <w:r/>
-      <w:r>
+      <w:r>
+        <w:rPr>
+          <w:lang w:val="pt_PT" w:bidi="pt_PT"/>
+        </w:rPr>
+      </w:r>
+    </w:p>
+    <w:p>
+      <w:pPr/>
+      <w:r>
+        <w:rPr>
+          <w:lang w:val="pt_PT" w:bidi="pt_PT"/>
+        </w:rPr>
+      </w:r>
+      <w:r>
+        <w:rPr>
+          <w:lang w:val="pt_PT" w:bidi="pt_PT"/>
+        </w:rPr>
         <w:t>Paulo ora para que Deus conceda aos seus leitores uma compreensão mais profunda das boas-novas e sua plena expressão em suas vidas. O crescimento espiritual proporciona uma compreensão mais clara e profunda da verdade cristã e da conduta que agrada ao Senhor, através da qual um crente terá a resistência e paciência para se manter firme contra o mal (</w:t>
       </w:r>
       <w:hyperlink r:id="rId21">
         <w:r>
           <w:rPr>
+            <w:lang w:val="pt_PT" w:bidi="pt_PT"/>
+          </w:rPr>
+          <w:rPr>
             <w:color w:val="0000EE"/>
             <w:u w:val="single"/>
           </w:rPr>
@@ -443,31 +828,65 @@
         </w:r>
       </w:hyperlink>
       <w:r>
+        <w:rPr>
+          <w:lang w:val="pt_PT" w:bidi="pt_PT"/>
+        </w:rPr>
         <w:t>).</w:t>
       </w:r>
-      <w:r/>
-      <w:r/>
-    </w:p>
-    <w:p>
-      <w:r/>
+      <w:r>
+        <w:rPr>
+          <w:lang w:val="pt_PT" w:bidi="pt_PT"/>
+        </w:rPr>
+      </w:r>
+      <w:r>
+        <w:rPr>
+          <w:lang w:val="pt_PT" w:bidi="pt_PT"/>
+        </w:rPr>
+      </w:r>
+    </w:p>
+    <w:p>
+      <w:pPr/>
+      <w:r>
+        <w:rPr>
+          <w:lang w:val="pt_PT" w:bidi="pt_PT"/>
+        </w:rPr>
+      </w:r>
     </w:p>
     <w:p>
       <w:pPr>
         <w:pStyle w:val="Heading2"/>
       </w:pPr>
       <w:r>
+        <w:rPr>
+          <w:lang w:val="pt_PT" w:bidi="pt_PT"/>
+        </w:rPr>
         <w:t>Colossenses 1.12–13</w:t>
       </w:r>
-      <w:r/>
-    </w:p>
-    <w:p>
-      <w:r/>
-      <w:r>
+      <w:r>
+        <w:rPr>
+          <w:lang w:val="pt_PT" w:bidi="pt_PT"/>
+        </w:rPr>
+      </w:r>
+    </w:p>
+    <w:p>
+      <w:pPr/>
+      <w:r>
+        <w:rPr>
+          <w:lang w:val="pt_PT" w:bidi="pt_PT"/>
+        </w:rPr>
+      </w:r>
+      <w:r>
+        <w:rPr>
+          <w:lang w:val="pt_PT" w:bidi="pt_PT"/>
+        </w:rPr>
         <w:t xml:space="preserve">Sempre agradecendo ao Pai: A gratidão humilde a Deus pela salvação é um poderoso antídoto contra a atração do falso ensino (veja também </w:t>
       </w:r>
       <w:hyperlink r:id="rId22">
         <w:r>
           <w:rPr>
+            <w:lang w:val="pt_PT" w:bidi="pt_PT"/>
+          </w:rPr>
+          <w:rPr>
             <w:color w:val="0000EE"/>
             <w:u w:val="single"/>
           </w:rPr>
@@ -475,11 +894,17 @@
         </w:r>
       </w:hyperlink>
       <w:r>
+        <w:rPr>
+          <w:lang w:val="pt_PT" w:bidi="pt_PT"/>
+        </w:rPr>
         <w:t xml:space="preserve">; </w:t>
       </w:r>
       <w:hyperlink r:id="rId23">
         <w:r>
           <w:rPr>
+            <w:lang w:val="pt_PT" w:bidi="pt_PT"/>
+          </w:rPr>
+          <w:rPr>
             <w:color w:val="0000EE"/>
             <w:u w:val="single"/>
           </w:rPr>
@@ -487,11 +912,17 @@
         </w:r>
       </w:hyperlink>
       <w:r>
+        <w:rPr>
+          <w:lang w:val="pt_PT" w:bidi="pt_PT"/>
+        </w:rPr>
         <w:t xml:space="preserve">; </w:t>
       </w:r>
       <w:hyperlink r:id="rId24">
         <w:r>
           <w:rPr>
+            <w:lang w:val="pt_PT" w:bidi="pt_PT"/>
+          </w:rPr>
+          <w:rPr>
             <w:color w:val="0000EE"/>
             <w:u w:val="single"/>
           </w:rPr>
@@ -499,11 +930,17 @@
         </w:r>
       </w:hyperlink>
       <w:r>
+        <w:rPr>
+          <w:lang w:val="pt_PT" w:bidi="pt_PT"/>
+        </w:rPr>
         <w:t xml:space="preserve">). • A herança é o que Deus prometeu ao seu povo (e.g., veja </w:t>
       </w:r>
       <w:hyperlink r:id="rId25">
         <w:r>
           <w:rPr>
+            <w:lang w:val="pt_PT" w:bidi="pt_PT"/>
+          </w:rPr>
+          <w:rPr>
             <w:color w:val="0000EE"/>
             <w:u w:val="single"/>
           </w:rPr>
@@ -511,11 +948,17 @@
         </w:r>
       </w:hyperlink>
       <w:r>
+        <w:rPr>
+          <w:lang w:val="pt_PT" w:bidi="pt_PT"/>
+        </w:rPr>
         <w:t xml:space="preserve">; </w:t>
       </w:r>
       <w:hyperlink r:id="rId26">
         <w:r>
           <w:rPr>
+            <w:lang w:val="pt_PT" w:bidi="pt_PT"/>
+          </w:rPr>
+          <w:rPr>
             <w:color w:val="0000EE"/>
             <w:u w:val="single"/>
           </w:rPr>
@@ -523,11 +966,17 @@
         </w:r>
       </w:hyperlink>
       <w:r>
+        <w:rPr>
+          <w:lang w:val="pt_PT" w:bidi="pt_PT"/>
+        </w:rPr>
         <w:t xml:space="preserve">; </w:t>
       </w:r>
       <w:hyperlink r:id="rId27">
         <w:r>
           <w:rPr>
+            <w:lang w:val="pt_PT" w:bidi="pt_PT"/>
+          </w:rPr>
+          <w:rPr>
             <w:color w:val="0000EE"/>
             <w:u w:val="single"/>
           </w:rPr>
@@ -535,20 +984,30 @@
         </w:r>
       </w:hyperlink>
       <w:r>
+        <w:rPr>
+          <w:lang w:val="pt_PT" w:bidi="pt_PT"/>
+        </w:rPr>
         <w:t xml:space="preserve">). No Novo Testamento, </w:t>
       </w:r>
       <w:r>
         <w:rPr>
           <w:i/>
+          <w:lang w:val="pt_PT" w:bidi="pt_PT"/>
         </w:rPr>
         <w:t>a herança</w:t>
       </w:r>
       <w:r>
+        <w:rPr>
+          <w:lang w:val="pt_PT" w:bidi="pt_PT"/>
+        </w:rPr>
         <w:t xml:space="preserve"> consiste na salvação e na libertação final (veja também </w:t>
       </w:r>
       <w:hyperlink r:id="rId28">
         <w:r>
           <w:rPr>
+            <w:lang w:val="pt_PT" w:bidi="pt_PT"/>
+          </w:rPr>
+          <w:rPr>
             <w:color w:val="0000EE"/>
             <w:u w:val="single"/>
           </w:rPr>
@@ -556,11 +1015,17 @@
         </w:r>
       </w:hyperlink>
       <w:r>
+        <w:rPr>
+          <w:lang w:val="pt_PT" w:bidi="pt_PT"/>
+        </w:rPr>
         <w:t xml:space="preserve">; </w:t>
       </w:r>
       <w:hyperlink r:id="rId29">
         <w:r>
           <w:rPr>
+            <w:lang w:val="pt_PT" w:bidi="pt_PT"/>
+          </w:rPr>
+          <w:rPr>
             <w:color w:val="0000EE"/>
             <w:u w:val="single"/>
           </w:rPr>
@@ -568,11 +1033,17 @@
         </w:r>
       </w:hyperlink>
       <w:r>
+        <w:rPr>
+          <w:lang w:val="pt_PT" w:bidi="pt_PT"/>
+        </w:rPr>
         <w:t xml:space="preserve">; </w:t>
       </w:r>
       <w:hyperlink r:id="rId30">
         <w:r>
           <w:rPr>
+            <w:lang w:val="pt_PT" w:bidi="pt_PT"/>
+          </w:rPr>
+          <w:rPr>
             <w:color w:val="0000EE"/>
             <w:u w:val="single"/>
           </w:rPr>
@@ -580,22 +1051,45 @@
         </w:r>
       </w:hyperlink>
       <w:r>
+        <w:rPr>
+          <w:lang w:val="pt_PT" w:bidi="pt_PT"/>
+        </w:rPr>
         <w:t>).</w:t>
       </w:r>
-      <w:r/>
-      <w:r/>
-    </w:p>
-    <w:p>
-      <w:r/>
+      <w:r>
+        <w:rPr>
+          <w:lang w:val="pt_PT" w:bidi="pt_PT"/>
+        </w:rPr>
+      </w:r>
+      <w:r>
+        <w:rPr>
+          <w:lang w:val="pt_PT" w:bidi="pt_PT"/>
+        </w:rPr>
+      </w:r>
+    </w:p>
+    <w:p>
+      <w:pPr/>
+      <w:r>
+        <w:rPr>
+          <w:lang w:val="pt_PT" w:bidi="pt_PT"/>
+        </w:rPr>
+      </w:r>
     </w:p>
     <w:p>
       <w:pPr>
         <w:pStyle w:val="Heading2"/>
       </w:pPr>
       <w:r>
+        <w:rPr>
+          <w:lang w:val="pt_PT" w:bidi="pt_PT"/>
+        </w:rPr>
         <w:t>Colossenses 1.15</w:t>
       </w:r>
-      <w:r/>
+      <w:r>
+        <w:rPr>
+          <w:lang w:val="pt_PT" w:bidi="pt_PT"/>
+        </w:rPr>
+      </w:r>
     </w:p>
     <w:p>
       <w:pPr>
@@ -603,28 +1097,43 @@
         <w:spacing w:line="240" w:lineRule="auto"/>
         <w:ind w:left="720"/>
       </w:pPr>
-      <w:r/>
+      <w:r>
+        <w:rPr>
+          <w:lang w:val="pt_PT" w:bidi="pt_PT"/>
+        </w:rPr>
+      </w:r>
       <w:r>
         <w:rPr>
           <w:i/>
+          <w:lang w:val="pt_PT" w:bidi="pt_PT"/>
         </w:rPr>
         <w:t>a imagem</w:t>
       </w:r>
       <w:r>
+        <w:rPr>
+          <w:lang w:val="pt_PT" w:bidi="pt_PT"/>
+        </w:rPr>
         <w:t xml:space="preserve">: Na tradução grega do Antigo Testamento, </w:t>
       </w:r>
       <w:r>
         <w:rPr>
           <w:i/>
+          <w:lang w:val="pt_PT" w:bidi="pt_PT"/>
         </w:rPr>
         <w:t>eikōn</w:t>
       </w:r>
       <w:r>
+        <w:rPr>
+          <w:lang w:val="pt_PT" w:bidi="pt_PT"/>
+        </w:rPr>
         <w:t xml:space="preserve"> significa "imagem" ou "representação". Descreve os humanos como feitos à imagem de Deus (</w:t>
       </w:r>
       <w:hyperlink r:id="rId31">
         <w:r>
           <w:rPr>
+            <w:lang w:val="pt_PT" w:bidi="pt_PT"/>
+          </w:rPr>
+          <w:rPr>
             <w:color w:val="0000EE"/>
             <w:u w:val="single"/>
           </w:rPr>
@@ -632,11 +1141,17 @@
         </w:r>
       </w:hyperlink>
       <w:r>
+        <w:rPr>
+          <w:lang w:val="pt_PT" w:bidi="pt_PT"/>
+        </w:rPr>
         <w:t xml:space="preserve">). Também se refere à figura da sabedoria nos escritos judaicos (veja Sabedoria de Salomão 7.25–26). Os escritores do Novo Testamento descrevem Cristo como "a sabedoria de Deus" para explicar sua importância (compare </w:t>
       </w:r>
       <w:hyperlink r:id="rId32">
         <w:r>
           <w:rPr>
+            <w:lang w:val="pt_PT" w:bidi="pt_PT"/>
+          </w:rPr>
+          <w:rPr>
             <w:color w:val="0000EE"/>
             <w:u w:val="single"/>
           </w:rPr>
@@ -644,11 +1159,17 @@
         </w:r>
       </w:hyperlink>
       <w:r>
+        <w:rPr>
+          <w:lang w:val="pt_PT" w:bidi="pt_PT"/>
+        </w:rPr>
         <w:t xml:space="preserve">, </w:t>
       </w:r>
       <w:hyperlink r:id="rId33">
         <w:r>
           <w:rPr>
+            <w:lang w:val="pt_PT" w:bidi="pt_PT"/>
+          </w:rPr>
+          <w:rPr>
             <w:color w:val="0000EE"/>
             <w:u w:val="single"/>
           </w:rPr>
@@ -656,6 +1177,9 @@
         </w:r>
       </w:hyperlink>
       <w:r>
+        <w:rPr>
+          <w:lang w:val="pt_PT" w:bidi="pt_PT"/>
+        </w:rPr>
         <w:t>).</w:t>
       </w:r>
     </w:p>
@@ -665,28 +1189,43 @@
         <w:spacing w:line="240" w:lineRule="auto"/>
         <w:ind w:left="720"/>
       </w:pPr>
-      <w:r/>
+      <w:r>
+        <w:rPr>
+          <w:lang w:val="pt_PT" w:bidi="pt_PT"/>
+        </w:rPr>
+      </w:r>
       <w:r>
         <w:rPr>
           <w:i/>
+          <w:lang w:val="pt_PT" w:bidi="pt_PT"/>
         </w:rPr>
         <w:t>o primogênito sobre toda a criação</w:t>
       </w:r>
       <w:r>
+        <w:rPr>
+          <w:lang w:val="pt_PT" w:bidi="pt_PT"/>
+        </w:rPr>
         <w:t xml:space="preserve">: Esta frase foi importante nos debates cristãos primitivos sobre a natureza de Cristo. </w:t>
       </w:r>
       <w:r>
         <w:rPr>
           <w:i/>
+          <w:lang w:val="pt_PT" w:bidi="pt_PT"/>
         </w:rPr>
         <w:t>Primogênito</w:t>
       </w:r>
       <w:r>
+        <w:rPr>
+          <w:lang w:val="pt_PT" w:bidi="pt_PT"/>
+        </w:rPr>
         <w:t xml:space="preserve"> não significa que Deus o criou. É um título do Antigo Testamento, indicando supremacia em posição e prioridade no tempo (veja, e.g., </w:t>
       </w:r>
       <w:hyperlink r:id="rId34">
         <w:r>
           <w:rPr>
+            <w:lang w:val="pt_PT" w:bidi="pt_PT"/>
+          </w:rPr>
+          <w:rPr>
             <w:color w:val="0000EE"/>
             <w:u w:val="single"/>
           </w:rPr>
@@ -694,31 +1233,65 @@
         </w:r>
       </w:hyperlink>
       <w:r>
+        <w:rPr>
+          <w:lang w:val="pt_PT" w:bidi="pt_PT"/>
+        </w:rPr>
         <w:t>).</w:t>
       </w:r>
-      <w:r/>
-      <w:r/>
-    </w:p>
-    <w:p>
-      <w:r/>
+      <w:r>
+        <w:rPr>
+          <w:lang w:val="pt_PT" w:bidi="pt_PT"/>
+        </w:rPr>
+      </w:r>
+      <w:r>
+        <w:rPr>
+          <w:lang w:val="pt_PT" w:bidi="pt_PT"/>
+        </w:rPr>
+      </w:r>
+    </w:p>
+    <w:p>
+      <w:pPr/>
+      <w:r>
+        <w:rPr>
+          <w:lang w:val="pt_PT" w:bidi="pt_PT"/>
+        </w:rPr>
+      </w:r>
     </w:p>
     <w:p>
       <w:pPr>
         <w:pStyle w:val="Heading2"/>
       </w:pPr>
       <w:r>
+        <w:rPr>
+          <w:lang w:val="pt_PT" w:bidi="pt_PT"/>
+        </w:rPr>
         <w:t>Colossenses 1.15–20</w:t>
       </w:r>
-      <w:r/>
-    </w:p>
-    <w:p>
-      <w:r/>
-      <w:r>
+      <w:r>
+        <w:rPr>
+          <w:lang w:val="pt_PT" w:bidi="pt_PT"/>
+        </w:rPr>
+      </w:r>
+    </w:p>
+    <w:p>
+      <w:pPr/>
+      <w:r>
+        <w:rPr>
+          <w:lang w:val="pt_PT" w:bidi="pt_PT"/>
+        </w:rPr>
+      </w:r>
+      <w:r>
+        <w:rPr>
+          <w:lang w:val="pt_PT" w:bidi="pt_PT"/>
+        </w:rPr>
         <w:t>Paulo apresenta Jesus como o supremo criador (</w:t>
       </w:r>
       <w:hyperlink r:id="rId35">
         <w:r>
           <w:rPr>
+            <w:lang w:val="pt_PT" w:bidi="pt_PT"/>
+          </w:rPr>
+          <w:rPr>
             <w:color w:val="0000EE"/>
             <w:u w:val="single"/>
           </w:rPr>
@@ -726,11 +1299,17 @@
         </w:r>
       </w:hyperlink>
       <w:r>
+        <w:rPr>
+          <w:lang w:val="pt_PT" w:bidi="pt_PT"/>
+        </w:rPr>
         <w:t>) e redentor (</w:t>
       </w:r>
       <w:hyperlink r:id="rId36">
         <w:r>
           <w:rPr>
+            <w:lang w:val="pt_PT" w:bidi="pt_PT"/>
+          </w:rPr>
+          <w:rPr>
             <w:color w:val="0000EE"/>
             <w:u w:val="single"/>
           </w:rPr>
@@ -738,31 +1317,65 @@
         </w:r>
       </w:hyperlink>
       <w:r>
+        <w:rPr>
+          <w:lang w:val="pt_PT" w:bidi="pt_PT"/>
+        </w:rPr>
         <w:t>). A série de declarações curtas, as concepções exaltadas de Cristo e o paralelismo na linguagem e no pensamento sugerem fortemente que esses versículos citam um hino cristão primitivo sobre Jesus que Paulo aplicou à situação dos cristãos colossenses.</w:t>
       </w:r>
-      <w:r/>
-      <w:r/>
-    </w:p>
-    <w:p>
-      <w:r/>
+      <w:r>
+        <w:rPr>
+          <w:lang w:val="pt_PT" w:bidi="pt_PT"/>
+        </w:rPr>
+      </w:r>
+      <w:r>
+        <w:rPr>
+          <w:lang w:val="pt_PT" w:bidi="pt_PT"/>
+        </w:rPr>
+      </w:r>
+    </w:p>
+    <w:p>
+      <w:pPr/>
+      <w:r>
+        <w:rPr>
+          <w:lang w:val="pt_PT" w:bidi="pt_PT"/>
+        </w:rPr>
+      </w:r>
     </w:p>
     <w:p>
       <w:pPr>
         <w:pStyle w:val="Heading2"/>
       </w:pPr>
       <w:r>
+        <w:rPr>
+          <w:lang w:val="pt_PT" w:bidi="pt_PT"/>
+        </w:rPr>
         <w:t>Colossenses 1.16</w:t>
       </w:r>
-      <w:r/>
-    </w:p>
-    <w:p>
-      <w:r/>
-      <w:r>
+      <w:r>
+        <w:rPr>
+          <w:lang w:val="pt_PT" w:bidi="pt_PT"/>
+        </w:rPr>
+      </w:r>
+    </w:p>
+    <w:p>
+      <w:pPr/>
+      <w:r>
+        <w:rPr>
+          <w:lang w:val="pt_PT" w:bidi="pt_PT"/>
+        </w:rPr>
+      </w:r>
+      <w:r>
+        <w:rPr>
+          <w:lang w:val="pt_PT" w:bidi="pt_PT"/>
+        </w:rPr>
         <w:t xml:space="preserve">Tronos, reinos, governantes e autoridades no mundo invisível referem-se a várias potências espirituais. Esta linha enfatiza a supremacia de Cristo sobre esses seres que estavam recebendo tanta atenção dos falsos mestres (veja </w:t>
       </w:r>
       <w:hyperlink r:id="rId37">
         <w:r>
           <w:rPr>
+            <w:lang w:val="pt_PT" w:bidi="pt_PT"/>
+          </w:rPr>
+          <w:rPr>
             <w:color w:val="0000EE"/>
             <w:u w:val="single"/>
           </w:rPr>
@@ -770,49 +1383,91 @@
         </w:r>
       </w:hyperlink>
       <w:r>
+        <w:rPr>
+          <w:lang w:val="pt_PT" w:bidi="pt_PT"/>
+        </w:rPr>
         <w:t>). • Tudo foi criado por meio dele e para ele: Cristo é tanto aquele por meio de quem todas as coisas foram criadas quanto o objetivo de toda a criação.</w:t>
       </w:r>
-      <w:r/>
-      <w:r/>
-    </w:p>
-    <w:p>
-      <w:r/>
+      <w:r>
+        <w:rPr>
+          <w:lang w:val="pt_PT" w:bidi="pt_PT"/>
+        </w:rPr>
+      </w:r>
+      <w:r>
+        <w:rPr>
+          <w:lang w:val="pt_PT" w:bidi="pt_PT"/>
+        </w:rPr>
+      </w:r>
+    </w:p>
+    <w:p>
+      <w:pPr/>
+      <w:r>
+        <w:rPr>
+          <w:lang w:val="pt_PT" w:bidi="pt_PT"/>
+        </w:rPr>
+      </w:r>
     </w:p>
     <w:p>
       <w:pPr>
         <w:pStyle w:val="Heading2"/>
       </w:pPr>
       <w:r>
+        <w:rPr>
+          <w:lang w:val="pt_PT" w:bidi="pt_PT"/>
+        </w:rPr>
         <w:t>Colossenses 1.18</w:t>
       </w:r>
-      <w:r/>
-    </w:p>
-    <w:p>
-      <w:r/>
-      <w:r>
+      <w:r>
+        <w:rPr>
+          <w:lang w:val="pt_PT" w:bidi="pt_PT"/>
+        </w:rPr>
+      </w:r>
+    </w:p>
+    <w:p>
+      <w:pPr/>
+      <w:r>
+        <w:rPr>
+          <w:lang w:val="pt_PT" w:bidi="pt_PT"/>
+        </w:rPr>
+      </w:r>
+      <w:r>
+        <w:rPr>
+          <w:lang w:val="pt_PT" w:bidi="pt_PT"/>
+        </w:rPr>
         <w:t xml:space="preserve">cabeça da igreja: A palavra grega kephalē (cabeça) geralmente significa </w:t>
       </w:r>
       <w:r>
         <w:rPr>
           <w:i/>
+          <w:lang w:val="pt_PT" w:bidi="pt_PT"/>
         </w:rPr>
         <w:t>autoridade sobre</w:t>
       </w:r>
       <w:r>
+        <w:rPr>
+          <w:lang w:val="pt_PT" w:bidi="pt_PT"/>
+        </w:rPr>
         <w:t xml:space="preserve"> ou </w:t>
       </w:r>
       <w:r>
         <w:rPr>
           <w:i/>
+          <w:lang w:val="pt_PT" w:bidi="pt_PT"/>
         </w:rPr>
         <w:t>chefe</w:t>
       </w:r>
       <w:r>
+        <w:rPr>
+          <w:lang w:val="pt_PT" w:bidi="pt_PT"/>
+        </w:rPr>
         <w:t xml:space="preserve"> quando Paulo a utiliza como metáfora (veja também </w:t>
       </w:r>
       <w:hyperlink r:id="rId38">
         <w:r>
           <w:rPr>
+            <w:lang w:val="pt_PT" w:bidi="pt_PT"/>
+          </w:rPr>
+          <w:rPr>
             <w:color w:val="0000EE"/>
             <w:u w:val="single"/>
           </w:rPr>
@@ -820,11 +1475,17 @@
         </w:r>
       </w:hyperlink>
       <w:r>
+        <w:rPr>
+          <w:lang w:val="pt_PT" w:bidi="pt_PT"/>
+        </w:rPr>
         <w:t>,</w:t>
       </w:r>
       <w:hyperlink r:id="rId39">
         <w:r>
           <w:rPr>
+            <w:lang w:val="pt_PT" w:bidi="pt_PT"/>
+          </w:rPr>
+          <w:rPr>
             <w:color w:val="0000EE"/>
             <w:u w:val="single"/>
           </w:rPr>
@@ -832,11 +1493,17 @@
         </w:r>
       </w:hyperlink>
       <w:r>
+        <w:rPr>
+          <w:lang w:val="pt_PT" w:bidi="pt_PT"/>
+        </w:rPr>
         <w:t xml:space="preserve">; </w:t>
       </w:r>
       <w:hyperlink r:id="rId40">
         <w:r>
           <w:rPr>
+            <w:lang w:val="pt_PT" w:bidi="pt_PT"/>
+          </w:rPr>
+          <w:rPr>
             <w:color w:val="0000EE"/>
             <w:u w:val="single"/>
           </w:rPr>
@@ -844,11 +1511,17 @@
         </w:r>
       </w:hyperlink>
       <w:r>
+        <w:rPr>
+          <w:lang w:val="pt_PT" w:bidi="pt_PT"/>
+        </w:rPr>
         <w:t xml:space="preserve">; </w:t>
       </w:r>
       <w:hyperlink r:id="rId41">
         <w:r>
           <w:rPr>
+            <w:lang w:val="pt_PT" w:bidi="pt_PT"/>
+          </w:rPr>
+          <w:rPr>
             <w:color w:val="0000EE"/>
             <w:u w:val="single"/>
           </w:rPr>
@@ -856,11 +1529,17 @@
         </w:r>
       </w:hyperlink>
       <w:r>
+        <w:rPr>
+          <w:lang w:val="pt_PT" w:bidi="pt_PT"/>
+        </w:rPr>
         <w:t xml:space="preserve">; </w:t>
       </w:r>
       <w:hyperlink r:id="rId42">
         <w:r>
           <w:rPr>
+            <w:lang w:val="pt_PT" w:bidi="pt_PT"/>
+          </w:rPr>
+          <w:rPr>
             <w:color w:val="0000EE"/>
             <w:u w:val="single"/>
           </w:rPr>
@@ -868,11 +1547,17 @@
         </w:r>
       </w:hyperlink>
       <w:r>
+        <w:rPr>
+          <w:lang w:val="pt_PT" w:bidi="pt_PT"/>
+        </w:rPr>
         <w:t xml:space="preserve">). • que é o seu corpo: A metáfora da igreja como o corpo de Cristo expressa a unidade essencial de Cristo e a igreja (veja também </w:t>
       </w:r>
       <w:hyperlink r:id="rId43">
         <w:r>
           <w:rPr>
+            <w:lang w:val="pt_PT" w:bidi="pt_PT"/>
+          </w:rPr>
+          <w:rPr>
             <w:color w:val="0000EE"/>
             <w:u w:val="single"/>
           </w:rPr>
@@ -880,11 +1565,17 @@
         </w:r>
       </w:hyperlink>
       <w:r>
+        <w:rPr>
+          <w:lang w:val="pt_PT" w:bidi="pt_PT"/>
+        </w:rPr>
         <w:t xml:space="preserve">; </w:t>
       </w:r>
       <w:hyperlink r:id="rId39">
         <w:r>
           <w:rPr>
+            <w:lang w:val="pt_PT" w:bidi="pt_PT"/>
+          </w:rPr>
+          <w:rPr>
             <w:color w:val="0000EE"/>
             <w:u w:val="single"/>
           </w:rPr>
@@ -892,11 +1583,17 @@
         </w:r>
       </w:hyperlink>
       <w:r>
+        <w:rPr>
+          <w:lang w:val="pt_PT" w:bidi="pt_PT"/>
+        </w:rPr>
         <w:t xml:space="preserve">; </w:t>
       </w:r>
       <w:hyperlink r:id="rId44">
         <w:r>
           <w:rPr>
+            <w:lang w:val="pt_PT" w:bidi="pt_PT"/>
+          </w:rPr>
+          <w:rPr>
             <w:color w:val="0000EE"/>
             <w:u w:val="single"/>
           </w:rPr>
@@ -904,11 +1601,17 @@
         </w:r>
       </w:hyperlink>
       <w:r>
+        <w:rPr>
+          <w:lang w:val="pt_PT" w:bidi="pt_PT"/>
+        </w:rPr>
         <w:t xml:space="preserve">; </w:t>
       </w:r>
       <w:hyperlink r:id="rId45">
         <w:r>
           <w:rPr>
+            <w:lang w:val="pt_PT" w:bidi="pt_PT"/>
+          </w:rPr>
+          <w:rPr>
             <w:color w:val="0000EE"/>
             <w:u w:val="single"/>
           </w:rPr>
@@ -916,11 +1619,17 @@
         </w:r>
       </w:hyperlink>
       <w:r>
+        <w:rPr>
+          <w:lang w:val="pt_PT" w:bidi="pt_PT"/>
+        </w:rPr>
         <w:t xml:space="preserve">; </w:t>
       </w:r>
       <w:hyperlink r:id="rId46">
         <w:r>
           <w:rPr>
+            <w:lang w:val="pt_PT" w:bidi="pt_PT"/>
+          </w:rPr>
+          <w:rPr>
             <w:color w:val="0000EE"/>
             <w:u w:val="single"/>
           </w:rPr>
@@ -928,11 +1637,17 @@
         </w:r>
       </w:hyperlink>
       <w:r>
+        <w:rPr>
+          <w:lang w:val="pt_PT" w:bidi="pt_PT"/>
+        </w:rPr>
         <w:t xml:space="preserve">; </w:t>
       </w:r>
       <w:hyperlink r:id="rId47">
         <w:r>
           <w:rPr>
+            <w:lang w:val="pt_PT" w:bidi="pt_PT"/>
+          </w:rPr>
+          <w:rPr>
             <w:color w:val="0000EE"/>
             <w:u w:val="single"/>
           </w:rPr>
@@ -940,11 +1655,17 @@
         </w:r>
       </w:hyperlink>
       <w:r>
+        <w:rPr>
+          <w:lang w:val="pt_PT" w:bidi="pt_PT"/>
+        </w:rPr>
         <w:t>,</w:t>
       </w:r>
       <w:hyperlink r:id="rId48">
         <w:r>
           <w:rPr>
+            <w:lang w:val="pt_PT" w:bidi="pt_PT"/>
+          </w:rPr>
+          <w:rPr>
             <w:color w:val="0000EE"/>
             <w:u w:val="single"/>
           </w:rPr>
@@ -952,11 +1673,17 @@
         </w:r>
       </w:hyperlink>
       <w:r>
+        <w:rPr>
+          <w:lang w:val="pt_PT" w:bidi="pt_PT"/>
+        </w:rPr>
         <w:t xml:space="preserve">; </w:t>
       </w:r>
       <w:hyperlink r:id="rId42">
         <w:r>
           <w:rPr>
+            <w:lang w:val="pt_PT" w:bidi="pt_PT"/>
+          </w:rPr>
+          <w:rPr>
             <w:color w:val="0000EE"/>
             <w:u w:val="single"/>
           </w:rPr>
@@ -964,11 +1691,17 @@
         </w:r>
       </w:hyperlink>
       <w:r>
+        <w:rPr>
+          <w:lang w:val="pt_PT" w:bidi="pt_PT"/>
+        </w:rPr>
         <w:t>,</w:t>
       </w:r>
       <w:hyperlink r:id="rId49">
         <w:r>
           <w:rPr>
+            <w:lang w:val="pt_PT" w:bidi="pt_PT"/>
+          </w:rPr>
+          <w:rPr>
             <w:color w:val="0000EE"/>
             <w:u w:val="single"/>
           </w:rPr>
@@ -976,46 +1709,90 @@
         </w:r>
       </w:hyperlink>
       <w:r>
+        <w:rPr>
+          <w:lang w:val="pt_PT" w:bidi="pt_PT"/>
+        </w:rPr>
         <w:t xml:space="preserve">). • supremo sobre todos os que ressuscitam dos mortos (ou </w:t>
       </w:r>
       <w:r>
         <w:rPr>
           <w:i/>
+          <w:lang w:val="pt_PT" w:bidi="pt_PT"/>
         </w:rPr>
         <w:t>o primogênito dos mortos</w:t>
       </w:r>
       <w:r>
+        <w:rPr>
+          <w:lang w:val="pt_PT" w:bidi="pt_PT"/>
+        </w:rPr>
         <w:t xml:space="preserve">): Veja </w:t>
       </w:r>
       <w:r>
+        <w:rPr>
+          <w:lang w:val="pt_PT" w:bidi="pt_PT"/>
+        </w:rPr>
         <w:t>nota de estudo em Cl 1.15</w:t>
       </w:r>
       <w:r>
+        <w:rPr>
+          <w:lang w:val="pt_PT" w:bidi="pt_PT"/>
+        </w:rPr>
         <w:t>.</w:t>
       </w:r>
-      <w:r/>
-      <w:r/>
-    </w:p>
-    <w:p>
-      <w:r/>
+      <w:r>
+        <w:rPr>
+          <w:lang w:val="pt_PT" w:bidi="pt_PT"/>
+        </w:rPr>
+      </w:r>
+      <w:r>
+        <w:rPr>
+          <w:lang w:val="pt_PT" w:bidi="pt_PT"/>
+        </w:rPr>
+      </w:r>
+    </w:p>
+    <w:p>
+      <w:pPr/>
+      <w:r>
+        <w:rPr>
+          <w:lang w:val="pt_PT" w:bidi="pt_PT"/>
+        </w:rPr>
+      </w:r>
     </w:p>
     <w:p>
       <w:pPr>
         <w:pStyle w:val="Heading2"/>
       </w:pPr>
       <w:r>
+        <w:rPr>
+          <w:lang w:val="pt_PT" w:bidi="pt_PT"/>
+        </w:rPr>
         <w:t>Colossenses 1.19</w:t>
       </w:r>
-      <w:r/>
-    </w:p>
-    <w:p>
-      <w:r/>
-      <w:r>
+      <w:r>
+        <w:rPr>
+          <w:lang w:val="pt_PT" w:bidi="pt_PT"/>
+        </w:rPr>
+      </w:r>
+    </w:p>
+    <w:p>
+      <w:pPr/>
+      <w:r>
+        <w:rPr>
+          <w:lang w:val="pt_PT" w:bidi="pt_PT"/>
+        </w:rPr>
+      </w:r>
+      <w:r>
+        <w:rPr>
+          <w:lang w:val="pt_PT" w:bidi="pt_PT"/>
+        </w:rPr>
         <w:t xml:space="preserve">Deus em toda a sua plenitude enfatiza que Ele escolheu se revelar completamente em Jesus Cristo. Ver e entender Jesus, portanto, significa ver e entender Deus (veja </w:t>
       </w:r>
       <w:hyperlink r:id="rId50">
         <w:r>
           <w:rPr>
+            <w:lang w:val="pt_PT" w:bidi="pt_PT"/>
+          </w:rPr>
+          <w:rPr>
             <w:color w:val="0000EE"/>
             <w:u w:val="single"/>
           </w:rPr>
@@ -1023,11 +1800,17 @@
         </w:r>
       </w:hyperlink>
       <w:r>
+        <w:rPr>
+          <w:lang w:val="pt_PT" w:bidi="pt_PT"/>
+        </w:rPr>
         <w:t xml:space="preserve">). Os falsos mestres pareciam estar dizendo que os cristãos precisavam olhar para outros seres espirituais para saber mais sobre Deus (veja </w:t>
       </w:r>
       <w:hyperlink r:id="rId51">
         <w:r>
           <w:rPr>
+            <w:lang w:val="pt_PT" w:bidi="pt_PT"/>
+          </w:rPr>
+          <w:rPr>
             <w:color w:val="0000EE"/>
             <w:u w:val="single"/>
           </w:rPr>
@@ -1035,11 +1818,17 @@
         </w:r>
       </w:hyperlink>
       <w:r>
+        <w:rPr>
+          <w:lang w:val="pt_PT" w:bidi="pt_PT"/>
+        </w:rPr>
         <w:t xml:space="preserve">, </w:t>
       </w:r>
       <w:hyperlink r:id="rId52">
         <w:r>
           <w:rPr>
+            <w:lang w:val="pt_PT" w:bidi="pt_PT"/>
+          </w:rPr>
+          <w:rPr>
             <w:color w:val="0000EE"/>
             <w:u w:val="single"/>
           </w:rPr>
@@ -1047,11 +1836,17 @@
         </w:r>
       </w:hyperlink>
       <w:r>
+        <w:rPr>
+          <w:lang w:val="pt_PT" w:bidi="pt_PT"/>
+        </w:rPr>
         <w:t xml:space="preserve">). Mas Cristo é suficiente para todo o nosso conhecimento de Deus (cp. </w:t>
       </w:r>
       <w:hyperlink r:id="rId53">
         <w:r>
           <w:rPr>
+            <w:lang w:val="pt_PT" w:bidi="pt_PT"/>
+          </w:rPr>
+          <w:rPr>
             <w:color w:val="0000EE"/>
             <w:u w:val="single"/>
           </w:rPr>
@@ -1059,51 +1854,113 @@
         </w:r>
       </w:hyperlink>
       <w:r>
+        <w:rPr>
+          <w:lang w:val="pt_PT" w:bidi="pt_PT"/>
+        </w:rPr>
         <w:t>).</w:t>
       </w:r>
-      <w:r/>
-      <w:r/>
-    </w:p>
-    <w:p>
-      <w:r/>
+      <w:r>
+        <w:rPr>
+          <w:lang w:val="pt_PT" w:bidi="pt_PT"/>
+        </w:rPr>
+      </w:r>
+      <w:r>
+        <w:rPr>
+          <w:lang w:val="pt_PT" w:bidi="pt_PT"/>
+        </w:rPr>
+      </w:r>
+    </w:p>
+    <w:p>
+      <w:pPr/>
+      <w:r>
+        <w:rPr>
+          <w:lang w:val="pt_PT" w:bidi="pt_PT"/>
+        </w:rPr>
+      </w:r>
     </w:p>
     <w:p>
       <w:pPr>
         <w:pStyle w:val="Heading2"/>
       </w:pPr>
       <w:r>
+        <w:rPr>
+          <w:lang w:val="pt_PT" w:bidi="pt_PT"/>
+        </w:rPr>
         <w:t>Colossenses 1.20</w:t>
       </w:r>
-      <w:r/>
-    </w:p>
-    <w:p>
-      <w:r/>
-      <w:r>
+      <w:r>
+        <w:rPr>
+          <w:lang w:val="pt_PT" w:bidi="pt_PT"/>
+        </w:rPr>
+      </w:r>
+    </w:p>
+    <w:p>
+      <w:pPr/>
+      <w:r>
+        <w:rPr>
+          <w:lang w:val="pt_PT" w:bidi="pt_PT"/>
+        </w:rPr>
+      </w:r>
+      <w:r>
+        <w:rPr>
+          <w:lang w:val="pt_PT" w:bidi="pt_PT"/>
+        </w:rPr>
         <w:t>Através de Cristo, Deus reconciliou tudo consigo, restabelecendo seu domínio sobre toda a criação, incluindo tanto os reinos espirituais quanto os terrenos.</w:t>
       </w:r>
-      <w:r/>
-      <w:r/>
-    </w:p>
-    <w:p>
-      <w:r/>
+      <w:r>
+        <w:rPr>
+          <w:lang w:val="pt_PT" w:bidi="pt_PT"/>
+        </w:rPr>
+      </w:r>
+      <w:r>
+        <w:rPr>
+          <w:lang w:val="pt_PT" w:bidi="pt_PT"/>
+        </w:rPr>
+      </w:r>
+    </w:p>
+    <w:p>
+      <w:pPr/>
+      <w:r>
+        <w:rPr>
+          <w:lang w:val="pt_PT" w:bidi="pt_PT"/>
+        </w:rPr>
+      </w:r>
     </w:p>
     <w:p>
       <w:pPr>
         <w:pStyle w:val="Heading2"/>
       </w:pPr>
       <w:r>
+        <w:rPr>
+          <w:lang w:val="pt_PT" w:bidi="pt_PT"/>
+        </w:rPr>
         <w:t>Colossenses 1.21</w:t>
       </w:r>
-      <w:r/>
-    </w:p>
-    <w:p>
-      <w:r/>
-      <w:r>
+      <w:r>
+        <w:rPr>
+          <w:lang w:val="pt_PT" w:bidi="pt_PT"/>
+        </w:rPr>
+      </w:r>
+    </w:p>
+    <w:p>
+      <w:pPr/>
+      <w:r>
+        <w:rPr>
+          <w:lang w:val="pt_PT" w:bidi="pt_PT"/>
+        </w:rPr>
+      </w:r>
+      <w:r>
+        <w:rPr>
+          <w:lang w:val="pt_PT" w:bidi="pt_PT"/>
+        </w:rPr>
         <w:t xml:space="preserve">A frase "uma vez longe de Deus" provavelmente se refere à condição deles como gentios (veja </w:t>
       </w:r>
       <w:hyperlink r:id="rId54">
         <w:r>
           <w:rPr>
+            <w:lang w:val="pt_PT" w:bidi="pt_PT"/>
+          </w:rPr>
+          <w:rPr>
             <w:color w:val="0000EE"/>
             <w:u w:val="single"/>
           </w:rPr>
@@ -1111,31 +1968,65 @@
         </w:r>
       </w:hyperlink>
       <w:r>
+        <w:rPr>
+          <w:lang w:val="pt_PT" w:bidi="pt_PT"/>
+        </w:rPr>
         <w:t>).</w:t>
       </w:r>
-      <w:r/>
-      <w:r/>
-    </w:p>
-    <w:p>
-      <w:r/>
+      <w:r>
+        <w:rPr>
+          <w:lang w:val="pt_PT" w:bidi="pt_PT"/>
+        </w:rPr>
+      </w:r>
+      <w:r>
+        <w:rPr>
+          <w:lang w:val="pt_PT" w:bidi="pt_PT"/>
+        </w:rPr>
+      </w:r>
+    </w:p>
+    <w:p>
+      <w:pPr/>
+      <w:r>
+        <w:rPr>
+          <w:lang w:val="pt_PT" w:bidi="pt_PT"/>
+        </w:rPr>
+      </w:r>
     </w:p>
     <w:p>
       <w:pPr>
         <w:pStyle w:val="Heading2"/>
       </w:pPr>
       <w:r>
+        <w:rPr>
+          <w:lang w:val="pt_PT" w:bidi="pt_PT"/>
+        </w:rPr>
         <w:t>Colossenses 1.21–23</w:t>
       </w:r>
-      <w:r/>
-    </w:p>
-    <w:p>
-      <w:r/>
-      <w:r>
+      <w:r>
+        <w:rPr>
+          <w:lang w:val="pt_PT" w:bidi="pt_PT"/>
+        </w:rPr>
+      </w:r>
+    </w:p>
+    <w:p>
+      <w:pPr/>
+      <w:r>
+        <w:rPr>
+          <w:lang w:val="pt_PT" w:bidi="pt_PT"/>
+        </w:rPr>
+      </w:r>
+      <w:r>
+        <w:rPr>
+          <w:lang w:val="pt_PT" w:bidi="pt_PT"/>
+        </w:rPr>
         <w:t xml:space="preserve">Paulo aplica a verdade de </w:t>
       </w:r>
       <w:hyperlink r:id="rId55">
         <w:r>
           <w:rPr>
+            <w:lang w:val="pt_PT" w:bidi="pt_PT"/>
+          </w:rPr>
+          <w:rPr>
             <w:color w:val="0000EE"/>
             <w:u w:val="single"/>
           </w:rPr>
@@ -1143,60 +2034,126 @@
         </w:r>
       </w:hyperlink>
       <w:r>
+        <w:rPr>
+          <w:lang w:val="pt_PT" w:bidi="pt_PT"/>
+        </w:rPr>
         <w:t xml:space="preserve"> aos cristãos colossenses. Como pessoas que foram reconciliadas com Deus, eles desfrutam de um novo status espiritual e precisam permanecer firmes na verdade que lhes foi ensinada.</w:t>
       </w:r>
-      <w:r/>
-      <w:r/>
-    </w:p>
-    <w:p>
-      <w:r/>
+      <w:r>
+        <w:rPr>
+          <w:lang w:val="pt_PT" w:bidi="pt_PT"/>
+        </w:rPr>
+      </w:r>
+      <w:r>
+        <w:rPr>
+          <w:lang w:val="pt_PT" w:bidi="pt_PT"/>
+        </w:rPr>
+      </w:r>
+    </w:p>
+    <w:p>
+      <w:pPr/>
+      <w:r>
+        <w:rPr>
+          <w:lang w:val="pt_PT" w:bidi="pt_PT"/>
+        </w:rPr>
+      </w:r>
     </w:p>
     <w:p>
       <w:pPr>
         <w:pStyle w:val="Heading2"/>
       </w:pPr>
       <w:r>
+        <w:rPr>
+          <w:lang w:val="pt_PT" w:bidi="pt_PT"/>
+        </w:rPr>
         <w:t>Colossenses 1.22</w:t>
       </w:r>
-      <w:r/>
-    </w:p>
-    <w:p>
-      <w:r/>
-      <w:r>
+      <w:r>
+        <w:rPr>
+          <w:lang w:val="pt_PT" w:bidi="pt_PT"/>
+        </w:rPr>
+      </w:r>
+    </w:p>
+    <w:p>
+      <w:pPr/>
+      <w:r>
+        <w:rPr>
+          <w:lang w:val="pt_PT" w:bidi="pt_PT"/>
+        </w:rPr>
+      </w:r>
+      <w:r>
+        <w:rPr>
+          <w:lang w:val="pt_PT" w:bidi="pt_PT"/>
+        </w:rPr>
         <w:t>Os colossenses, assim como todos os crentes, eram santos e irrepreensíveis aos olhos de Deus, não por causa de sua própria perfeição, mas porque foram reconciliados com Deus através da morte de Cristo.</w:t>
       </w:r>
-      <w:r/>
-      <w:r/>
-    </w:p>
-    <w:p>
-      <w:r/>
+      <w:r>
+        <w:rPr>
+          <w:lang w:val="pt_PT" w:bidi="pt_PT"/>
+        </w:rPr>
+      </w:r>
+      <w:r>
+        <w:rPr>
+          <w:lang w:val="pt_PT" w:bidi="pt_PT"/>
+        </w:rPr>
+      </w:r>
+    </w:p>
+    <w:p>
+      <w:pPr/>
+      <w:r>
+        <w:rPr>
+          <w:lang w:val="pt_PT" w:bidi="pt_PT"/>
+        </w:rPr>
+      </w:r>
     </w:p>
     <w:p>
       <w:pPr>
         <w:pStyle w:val="Heading2"/>
       </w:pPr>
       <w:r>
+        <w:rPr>
+          <w:lang w:val="pt_PT" w:bidi="pt_PT"/>
+        </w:rPr>
         <w:t>Colossenses 1.23</w:t>
       </w:r>
-      <w:r/>
-    </w:p>
-    <w:p>
-      <w:r/>
-      <w:r>
+      <w:r>
+        <w:rPr>
+          <w:lang w:val="pt_PT" w:bidi="pt_PT"/>
+        </w:rPr>
+      </w:r>
+    </w:p>
+    <w:p>
+      <w:pPr/>
+      <w:r>
+        <w:rPr>
+          <w:lang w:val="pt_PT" w:bidi="pt_PT"/>
+        </w:rPr>
+      </w:r>
+      <w:r>
+        <w:rPr>
+          <w:lang w:val="pt_PT" w:bidi="pt_PT"/>
+        </w:rPr>
         <w:t xml:space="preserve">pregado em todo o mundo (literalmente </w:t>
       </w:r>
       <w:r>
         <w:rPr>
           <w:i/>
+          <w:lang w:val="pt_PT" w:bidi="pt_PT"/>
         </w:rPr>
         <w:t>pregado a toda criatura debaixo do céu</w:t>
       </w:r>
       <w:r>
+        <w:rPr>
+          <w:lang w:val="pt_PT" w:bidi="pt_PT"/>
+        </w:rPr>
         <w:t xml:space="preserve">): O ponto da hipérbole de Paulo (exagero para ênfase) é que centros para a pregação das boas-novas haviam sido estabelecidos em cidades chave por todo o mundo romano (veja também </w:t>
       </w:r>
       <w:hyperlink r:id="rId56">
         <w:r>
           <w:rPr>
+            <w:lang w:val="pt_PT" w:bidi="pt_PT"/>
+          </w:rPr>
+          <w:rPr>
             <w:color w:val="0000EE"/>
             <w:u w:val="single"/>
           </w:rPr>
@@ -1204,40 +2161,78 @@
         </w:r>
       </w:hyperlink>
       <w:r>
+        <w:rPr>
+          <w:lang w:val="pt_PT" w:bidi="pt_PT"/>
+        </w:rPr>
         <w:t>).</w:t>
       </w:r>
-      <w:r/>
-      <w:r/>
-    </w:p>
-    <w:p>
-      <w:r/>
+      <w:r>
+        <w:rPr>
+          <w:lang w:val="pt_PT" w:bidi="pt_PT"/>
+        </w:rPr>
+      </w:r>
+      <w:r>
+        <w:rPr>
+          <w:lang w:val="pt_PT" w:bidi="pt_PT"/>
+        </w:rPr>
+      </w:r>
+    </w:p>
+    <w:p>
+      <w:pPr/>
+      <w:r>
+        <w:rPr>
+          <w:lang w:val="pt_PT" w:bidi="pt_PT"/>
+        </w:rPr>
+      </w:r>
     </w:p>
     <w:p>
       <w:pPr>
         <w:pStyle w:val="Heading2"/>
       </w:pPr>
       <w:r>
+        <w:rPr>
+          <w:lang w:val="pt_PT" w:bidi="pt_PT"/>
+        </w:rPr>
         <w:t>Colossenses 1.24</w:t>
       </w:r>
-      <w:r/>
-    </w:p>
-    <w:p>
-      <w:r/>
-      <w:r>
+      <w:r>
+        <w:rPr>
+          <w:lang w:val="pt_PT" w:bidi="pt_PT"/>
+        </w:rPr>
+      </w:r>
+    </w:p>
+    <w:p>
+      <w:pPr/>
+      <w:r>
+        <w:rPr>
+          <w:lang w:val="pt_PT" w:bidi="pt_PT"/>
+        </w:rPr>
+      </w:r>
+      <w:r>
+        <w:rPr>
+          <w:lang w:val="pt_PT" w:bidi="pt_PT"/>
+        </w:rPr>
         <w:t xml:space="preserve">Estou participando dos sofrimentos de Cristo (literalmente </w:t>
       </w:r>
       <w:r>
         <w:rPr>
           <w:i/>
+          <w:lang w:val="pt_PT" w:bidi="pt_PT"/>
         </w:rPr>
         <w:t>estou completando o que falta nos sofrimentos de Cristo</w:t>
       </w:r>
       <w:r>
+        <w:rPr>
+          <w:lang w:val="pt_PT" w:bidi="pt_PT"/>
+        </w:rPr>
         <w:t xml:space="preserve">): Embora o sofrimento redentor de Cristo seja único e completamente concluído, Cristo ainda sofre através de seu povo em um mundo hostil à mensagem de redenção. Cristo e sua igreja continuarão a sofrer até que os propósitos de Deus neste mundo sejam completos (veja também </w:t>
       </w:r>
       <w:hyperlink r:id="rId57">
         <w:r>
           <w:rPr>
+            <w:lang w:val="pt_PT" w:bidi="pt_PT"/>
+          </w:rPr>
+          <w:rPr>
             <w:color w:val="0000EE"/>
             <w:u w:val="single"/>
           </w:rPr>
@@ -1245,11 +2240,17 @@
         </w:r>
       </w:hyperlink>
       <w:r>
+        <w:rPr>
+          <w:lang w:val="pt_PT" w:bidi="pt_PT"/>
+        </w:rPr>
         <w:t xml:space="preserve">; </w:t>
       </w:r>
       <w:hyperlink r:id="rId58">
         <w:r>
           <w:rPr>
+            <w:lang w:val="pt_PT" w:bidi="pt_PT"/>
+          </w:rPr>
+          <w:rPr>
             <w:color w:val="0000EE"/>
             <w:u w:val="single"/>
           </w:rPr>
@@ -1257,11 +2258,17 @@
         </w:r>
       </w:hyperlink>
       <w:r>
+        <w:rPr>
+          <w:lang w:val="pt_PT" w:bidi="pt_PT"/>
+        </w:rPr>
         <w:t xml:space="preserve">; </w:t>
       </w:r>
       <w:hyperlink r:id="rId59">
         <w:r>
           <w:rPr>
+            <w:lang w:val="pt_PT" w:bidi="pt_PT"/>
+          </w:rPr>
+          <w:rPr>
             <w:color w:val="0000EE"/>
             <w:u w:val="single"/>
           </w:rPr>
@@ -1269,31 +2276,65 @@
         </w:r>
       </w:hyperlink>
       <w:r>
+        <w:rPr>
+          <w:lang w:val="pt_PT" w:bidi="pt_PT"/>
+        </w:rPr>
         <w:t>).</w:t>
       </w:r>
-      <w:r/>
-      <w:r/>
-    </w:p>
-    <w:p>
-      <w:r/>
+      <w:r>
+        <w:rPr>
+          <w:lang w:val="pt_PT" w:bidi="pt_PT"/>
+        </w:rPr>
+      </w:r>
+      <w:r>
+        <w:rPr>
+          <w:lang w:val="pt_PT" w:bidi="pt_PT"/>
+        </w:rPr>
+      </w:r>
+    </w:p>
+    <w:p>
+      <w:pPr/>
+      <w:r>
+        <w:rPr>
+          <w:lang w:val="pt_PT" w:bidi="pt_PT"/>
+        </w:rPr>
+      </w:r>
     </w:p>
     <w:p>
       <w:pPr>
         <w:pStyle w:val="Heading2"/>
       </w:pPr>
       <w:r>
+        <w:rPr>
+          <w:lang w:val="pt_PT" w:bidi="pt_PT"/>
+        </w:rPr>
         <w:t>Colossenses 1.24–2:5</w:t>
       </w:r>
-      <w:r/>
-    </w:p>
-    <w:p>
-      <w:r/>
-      <w:r>
+      <w:r>
+        <w:rPr>
+          <w:lang w:val="pt_PT" w:bidi="pt_PT"/>
+        </w:rPr>
+      </w:r>
+    </w:p>
+    <w:p>
+      <w:pPr/>
+      <w:r>
+        <w:rPr>
+          <w:lang w:val="pt_PT" w:bidi="pt_PT"/>
+        </w:rPr>
+      </w:r>
+      <w:r>
+        <w:rPr>
+          <w:lang w:val="pt_PT" w:bidi="pt_PT"/>
+        </w:rPr>
         <w:t>Paulo reflete sobre seu papel na ampla pregação das boas-novas (</w:t>
       </w:r>
       <w:hyperlink r:id="rId60">
         <w:r>
           <w:rPr>
+            <w:lang w:val="pt_PT" w:bidi="pt_PT"/>
+          </w:rPr>
+          <w:rPr>
             <w:color w:val="0000EE"/>
             <w:u w:val="single"/>
           </w:rPr>
@@ -1301,71 +2342,161 @@
         </w:r>
       </w:hyperlink>
       <w:r>
+        <w:rPr>
+          <w:lang w:val="pt_PT" w:bidi="pt_PT"/>
+        </w:rPr>
         <w:t>).</w:t>
       </w:r>
-      <w:r/>
-      <w:r/>
-    </w:p>
-    <w:p>
-      <w:r/>
+      <w:r>
+        <w:rPr>
+          <w:lang w:val="pt_PT" w:bidi="pt_PT"/>
+        </w:rPr>
+      </w:r>
+      <w:r>
+        <w:rPr>
+          <w:lang w:val="pt_PT" w:bidi="pt_PT"/>
+        </w:rPr>
+      </w:r>
+    </w:p>
+    <w:p>
+      <w:pPr/>
+      <w:r>
+        <w:rPr>
+          <w:lang w:val="pt_PT" w:bidi="pt_PT"/>
+        </w:rPr>
+      </w:r>
     </w:p>
     <w:p>
       <w:pPr>
         <w:pStyle w:val="Heading2"/>
       </w:pPr>
       <w:r>
+        <w:rPr>
+          <w:lang w:val="pt_PT" w:bidi="pt_PT"/>
+        </w:rPr>
         <w:t>Colossenses 1.26</w:t>
       </w:r>
-      <w:r/>
-    </w:p>
-    <w:p>
-      <w:r/>
-      <w:r>
+      <w:r>
+        <w:rPr>
+          <w:lang w:val="pt_PT" w:bidi="pt_PT"/>
+        </w:rPr>
+      </w:r>
+    </w:p>
+    <w:p>
+      <w:pPr/>
+      <w:r>
+        <w:rPr>
+          <w:lang w:val="pt_PT" w:bidi="pt_PT"/>
+        </w:rPr>
+      </w:r>
+      <w:r>
+        <w:rPr>
+          <w:lang w:val="pt_PT" w:bidi="pt_PT"/>
+        </w:rPr>
         <w:t>O conceito de um segredo, oculto em um momento e depois revelado, é baseado em ideias apocalípticas judaicas. Os pensadores judeus concebiam todo o plano de Deus como já existente no céu, oculto até que Deus decidisse puxar a cortina e revelá-lo. As boas-novas, especialmente para os gentios, foram mantidas em segredo até serem reveladas em Cristo.</w:t>
       </w:r>
-      <w:r/>
-      <w:r/>
-    </w:p>
-    <w:p>
-      <w:r/>
+      <w:r>
+        <w:rPr>
+          <w:lang w:val="pt_PT" w:bidi="pt_PT"/>
+        </w:rPr>
+      </w:r>
+      <w:r>
+        <w:rPr>
+          <w:lang w:val="pt_PT" w:bidi="pt_PT"/>
+        </w:rPr>
+      </w:r>
+    </w:p>
+    <w:p>
+      <w:pPr/>
+      <w:r>
+        <w:rPr>
+          <w:lang w:val="pt_PT" w:bidi="pt_PT"/>
+        </w:rPr>
+      </w:r>
     </w:p>
     <w:p>
       <w:pPr>
         <w:pStyle w:val="Heading2"/>
       </w:pPr>
       <w:r>
+        <w:rPr>
+          <w:lang w:val="pt_PT" w:bidi="pt_PT"/>
+        </w:rPr>
         <w:t>Colossenses 2.1–5</w:t>
       </w:r>
-      <w:r/>
-    </w:p>
-    <w:p>
-      <w:r/>
-      <w:r>
+      <w:r>
+        <w:rPr>
+          <w:lang w:val="pt_PT" w:bidi="pt_PT"/>
+        </w:rPr>
+      </w:r>
+    </w:p>
+    <w:p>
+      <w:pPr/>
+      <w:r>
+        <w:rPr>
+          <w:lang w:val="pt_PT" w:bidi="pt_PT"/>
+        </w:rPr>
+      </w:r>
+      <w:r>
+        <w:rPr>
+          <w:lang w:val="pt_PT" w:bidi="pt_PT"/>
+        </w:rPr>
         <w:t>Paulo expressa sua preocupação em fortalecer seu relacionamento com os colossenses, a quem ele não conhecia, e em combater as ideias heréticas que ameaçavam sua comunidade cristã. • Laodiceia estava localizada a 10 quilômetros a noroeste de Colossos.</w:t>
       </w:r>
-      <w:r/>
-      <w:r/>
-    </w:p>
-    <w:p>
-      <w:r/>
+      <w:r>
+        <w:rPr>
+          <w:lang w:val="pt_PT" w:bidi="pt_PT"/>
+        </w:rPr>
+      </w:r>
+      <w:r>
+        <w:rPr>
+          <w:lang w:val="pt_PT" w:bidi="pt_PT"/>
+        </w:rPr>
+      </w:r>
+    </w:p>
+    <w:p>
+      <w:pPr/>
+      <w:r>
+        <w:rPr>
+          <w:lang w:val="pt_PT" w:bidi="pt_PT"/>
+        </w:rPr>
+      </w:r>
     </w:p>
     <w:p>
       <w:pPr>
         <w:pStyle w:val="Heading2"/>
       </w:pPr>
       <w:r>
+        <w:rPr>
+          <w:lang w:val="pt_PT" w:bidi="pt_PT"/>
+        </w:rPr>
         <w:t>Colossenses 2.2</w:t>
       </w:r>
-      <w:r/>
-    </w:p>
-    <w:p>
-      <w:r/>
-      <w:r>
+      <w:r>
+        <w:rPr>
+          <w:lang w:val="pt_PT" w:bidi="pt_PT"/>
+        </w:rPr>
+      </w:r>
+    </w:p>
+    <w:p>
+      <w:pPr/>
+      <w:r>
+        <w:rPr>
+          <w:lang w:val="pt_PT" w:bidi="pt_PT"/>
+        </w:rPr>
+      </w:r>
+      <w:r>
+        <w:rPr>
+          <w:lang w:val="pt_PT" w:bidi="pt_PT"/>
+        </w:rPr>
         <w:t xml:space="preserve">O plano misterioso de Deus: Veja </w:t>
       </w:r>
       <w:hyperlink r:id="rId61">
         <w:r>
           <w:rPr>
+            <w:lang w:val="pt_PT" w:bidi="pt_PT"/>
+          </w:rPr>
+          <w:rPr>
             <w:color w:val="0000EE"/>
             <w:u w:val="single"/>
           </w:rPr>
@@ -1373,31 +2504,65 @@
         </w:r>
       </w:hyperlink>
       <w:r>
+        <w:rPr>
+          <w:lang w:val="pt_PT" w:bidi="pt_PT"/>
+        </w:rPr>
         <w:t>; o próprio Cristo personifica este plano.</w:t>
       </w:r>
-      <w:r/>
-      <w:r/>
-    </w:p>
-    <w:p>
-      <w:r/>
+      <w:r>
+        <w:rPr>
+          <w:lang w:val="pt_PT" w:bidi="pt_PT"/>
+        </w:rPr>
+      </w:r>
+      <w:r>
+        <w:rPr>
+          <w:lang w:val="pt_PT" w:bidi="pt_PT"/>
+        </w:rPr>
+      </w:r>
+    </w:p>
+    <w:p>
+      <w:pPr/>
+      <w:r>
+        <w:rPr>
+          <w:lang w:val="pt_PT" w:bidi="pt_PT"/>
+        </w:rPr>
+      </w:r>
     </w:p>
     <w:p>
       <w:pPr>
         <w:pStyle w:val="Heading2"/>
       </w:pPr>
       <w:r>
+        <w:rPr>
+          <w:lang w:val="pt_PT" w:bidi="pt_PT"/>
+        </w:rPr>
         <w:t>Colossenses 2.3</w:t>
       </w:r>
-      <w:r/>
-    </w:p>
-    <w:p>
-      <w:r/>
-      <w:r>
+      <w:r>
+        <w:rPr>
+          <w:lang w:val="pt_PT" w:bidi="pt_PT"/>
+        </w:rPr>
+      </w:r>
+    </w:p>
+    <w:p>
+      <w:pPr/>
+      <w:r>
+        <w:rPr>
+          <w:lang w:val="pt_PT" w:bidi="pt_PT"/>
+        </w:rPr>
+      </w:r>
+      <w:r>
+        <w:rPr>
+          <w:lang w:val="pt_PT" w:bidi="pt_PT"/>
+        </w:rPr>
         <w:t xml:space="preserve">Paulo desenvolve em </w:t>
       </w:r>
       <w:hyperlink r:id="rId55">
         <w:r>
           <w:rPr>
+            <w:lang w:val="pt_PT" w:bidi="pt_PT"/>
+          </w:rPr>
+          <w:rPr>
             <w:color w:val="0000EE"/>
             <w:u w:val="single"/>
           </w:rPr>
@@ -1405,69 +2570,139 @@
         </w:r>
       </w:hyperlink>
       <w:r>
+        <w:rPr>
+          <w:lang w:val="pt_PT" w:bidi="pt_PT"/>
+        </w:rPr>
         <w:t>: Somente Cristo é suficiente para o nosso entendimento espiritual.</w:t>
       </w:r>
-      <w:r/>
-      <w:r/>
-    </w:p>
-    <w:p>
-      <w:r/>
+      <w:r>
+        <w:rPr>
+          <w:lang w:val="pt_PT" w:bidi="pt_PT"/>
+        </w:rPr>
+      </w:r>
+      <w:r>
+        <w:rPr>
+          <w:lang w:val="pt_PT" w:bidi="pt_PT"/>
+        </w:rPr>
+      </w:r>
+    </w:p>
+    <w:p>
+      <w:pPr/>
+      <w:r>
+        <w:rPr>
+          <w:lang w:val="pt_PT" w:bidi="pt_PT"/>
+        </w:rPr>
+      </w:r>
     </w:p>
     <w:p>
       <w:pPr>
         <w:pStyle w:val="Heading2"/>
       </w:pPr>
       <w:r>
+        <w:rPr>
+          <w:lang w:val="pt_PT" w:bidi="pt_PT"/>
+        </w:rPr>
         <w:t>Colossenses 2.6–15</w:t>
       </w:r>
-      <w:r/>
-    </w:p>
-    <w:p>
-      <w:r/>
-      <w:r>
+      <w:r>
+        <w:rPr>
+          <w:lang w:val="pt_PT" w:bidi="pt_PT"/>
+        </w:rPr>
+      </w:r>
+    </w:p>
+    <w:p>
+      <w:pPr/>
+      <w:r>
+        <w:rPr>
+          <w:lang w:val="pt_PT" w:bidi="pt_PT"/>
+        </w:rPr>
+      </w:r>
+      <w:r>
+        <w:rPr>
+          <w:lang w:val="pt_PT" w:bidi="pt_PT"/>
+        </w:rPr>
         <w:t>Diante dos argumentos sedutores dos falsos mestres, Paulo exorta os colossenses a permanecerem firmes em sua fé em Cristo, pois em Cristo habita toda a plenitude de Deus</w:t>
       </w:r>
       <w:r>
         <w:rPr>
           <w:i/>
+          <w:lang w:val="pt_PT" w:bidi="pt_PT"/>
         </w:rPr>
         <w:t>,</w:t>
       </w:r>
       <w:r>
+        <w:rPr>
+          <w:lang w:val="pt_PT" w:bidi="pt_PT"/>
+        </w:rPr>
         <w:t xml:space="preserve"> e sua experiência espiritual é plena nele.</w:t>
       </w:r>
-      <w:r/>
-      <w:r/>
-    </w:p>
-    <w:p>
-      <w:r/>
+      <w:r>
+        <w:rPr>
+          <w:lang w:val="pt_PT" w:bidi="pt_PT"/>
+        </w:rPr>
+      </w:r>
+      <w:r>
+        <w:rPr>
+          <w:lang w:val="pt_PT" w:bidi="pt_PT"/>
+        </w:rPr>
+      </w:r>
+    </w:p>
+    <w:p>
+      <w:pPr/>
+      <w:r>
+        <w:rPr>
+          <w:lang w:val="pt_PT" w:bidi="pt_PT"/>
+        </w:rPr>
+      </w:r>
     </w:p>
     <w:p>
       <w:pPr>
         <w:pStyle w:val="Heading2"/>
       </w:pPr>
       <w:r>
+        <w:rPr>
+          <w:lang w:val="pt_PT" w:bidi="pt_PT"/>
+        </w:rPr>
         <w:t>Colossenses 2.8</w:t>
       </w:r>
-      <w:r/>
-    </w:p>
-    <w:p>
-      <w:r/>
-      <w:r>
+      <w:r>
+        <w:rPr>
+          <w:lang w:val="pt_PT" w:bidi="pt_PT"/>
+        </w:rPr>
+      </w:r>
+    </w:p>
+    <w:p>
+      <w:pPr/>
+      <w:r>
+        <w:rPr>
+          <w:lang w:val="pt_PT" w:bidi="pt_PT"/>
+        </w:rPr>
+      </w:r>
+      <w:r>
+        <w:rPr>
+          <w:lang w:val="pt_PT" w:bidi="pt_PT"/>
+        </w:rPr>
         <w:t xml:space="preserve">A palavra grega philosophia refere-se a tudo, desde a metafísica de Platão até o ensino religioso de cultos. Paulo não condena a filosofia em si, mas apenas a especulação filosófica vazia que se opõe às boas-novas. • os poderes espirituais deste mundo: ou </w:t>
       </w:r>
       <w:r>
         <w:rPr>
           <w:i/>
+          <w:lang w:val="pt_PT" w:bidi="pt_PT"/>
         </w:rPr>
         <w:t>os princípios espirituais do mundo;</w:t>
       </w:r>
       <w:r>
+        <w:rPr>
+          <w:lang w:val="pt_PT" w:bidi="pt_PT"/>
+        </w:rPr>
         <w:t xml:space="preserve"> também em </w:t>
       </w:r>
       <w:hyperlink r:id="rId62">
         <w:r>
           <w:rPr>
+            <w:lang w:val="pt_PT" w:bidi="pt_PT"/>
+          </w:rPr>
+          <w:rPr>
             <w:color w:val="0000EE"/>
             <w:u w:val="single"/>
           </w:rPr>
@@ -1475,11 +2710,17 @@
         </w:r>
       </w:hyperlink>
       <w:r>
+        <w:rPr>
+          <w:lang w:val="pt_PT" w:bidi="pt_PT"/>
+        </w:rPr>
         <w:t xml:space="preserve">): Esta frase pode referir-se ao ensino elementar que é característico deste mundo (veja </w:t>
       </w:r>
       <w:hyperlink r:id="rId63">
         <w:r>
           <w:rPr>
+            <w:lang w:val="pt_PT" w:bidi="pt_PT"/>
+          </w:rPr>
+          <w:rPr>
             <w:color w:val="0000EE"/>
             <w:u w:val="single"/>
           </w:rPr>
@@ -1487,11 +2728,17 @@
         </w:r>
       </w:hyperlink>
       <w:r>
+        <w:rPr>
+          <w:lang w:val="pt_PT" w:bidi="pt_PT"/>
+        </w:rPr>
         <w:t xml:space="preserve">), ou a seres espirituais que se pensava ter uma influência decisiva no curso dos eventos (veja também </w:t>
       </w:r>
       <w:hyperlink r:id="rId64">
         <w:r>
           <w:rPr>
+            <w:lang w:val="pt_PT" w:bidi="pt_PT"/>
+          </w:rPr>
+          <w:rPr>
             <w:color w:val="0000EE"/>
             <w:u w:val="single"/>
           </w:rPr>
@@ -1499,11 +2746,17 @@
         </w:r>
       </w:hyperlink>
       <w:r>
+        <w:rPr>
+          <w:lang w:val="pt_PT" w:bidi="pt_PT"/>
+        </w:rPr>
         <w:t xml:space="preserve">, </w:t>
       </w:r>
       <w:hyperlink r:id="rId62">
         <w:r>
           <w:rPr>
+            <w:lang w:val="pt_PT" w:bidi="pt_PT"/>
+          </w:rPr>
+          <w:rPr>
             <w:color w:val="0000EE"/>
             <w:u w:val="single"/>
           </w:rPr>
@@ -1511,11 +2764,17 @@
         </w:r>
       </w:hyperlink>
       <w:r>
+        <w:rPr>
+          <w:lang w:val="pt_PT" w:bidi="pt_PT"/>
+        </w:rPr>
         <w:t xml:space="preserve">; </w:t>
       </w:r>
       <w:hyperlink r:id="rId65">
         <w:r>
           <w:rPr>
+            <w:lang w:val="pt_PT" w:bidi="pt_PT"/>
+          </w:rPr>
+          <w:rPr>
             <w:color w:val="0000EE"/>
             <w:u w:val="single"/>
           </w:rPr>
@@ -1523,78 +2782,152 @@
         </w:r>
       </w:hyperlink>
       <w:r>
+        <w:rPr>
+          <w:lang w:val="pt_PT" w:bidi="pt_PT"/>
+        </w:rPr>
         <w:t>).</w:t>
       </w:r>
-      <w:r/>
-      <w:r/>
-    </w:p>
-    <w:p>
-      <w:r/>
+      <w:r>
+        <w:rPr>
+          <w:lang w:val="pt_PT" w:bidi="pt_PT"/>
+        </w:rPr>
+      </w:r>
+      <w:r>
+        <w:rPr>
+          <w:lang w:val="pt_PT" w:bidi="pt_PT"/>
+        </w:rPr>
+      </w:r>
+    </w:p>
+    <w:p>
+      <w:pPr/>
+      <w:r>
+        <w:rPr>
+          <w:lang w:val="pt_PT" w:bidi="pt_PT"/>
+        </w:rPr>
+      </w:r>
     </w:p>
     <w:p>
       <w:pPr>
         <w:pStyle w:val="Heading2"/>
       </w:pPr>
       <w:r>
+        <w:rPr>
+          <w:lang w:val="pt_PT" w:bidi="pt_PT"/>
+        </w:rPr>
         <w:t>Colossenses 2.11</w:t>
       </w:r>
-      <w:r/>
-    </w:p>
-    <w:p>
-      <w:r/>
-      <w:r>
+      <w:r>
+        <w:rPr>
+          <w:lang w:val="pt_PT" w:bidi="pt_PT"/>
+        </w:rPr>
+      </w:r>
+    </w:p>
+    <w:p>
+      <w:pPr/>
+      <w:r>
+        <w:rPr>
+          <w:lang w:val="pt_PT" w:bidi="pt_PT"/>
+        </w:rPr>
+      </w:r>
+      <w:r>
+        <w:rPr>
+          <w:lang w:val="pt_PT" w:bidi="pt_PT"/>
+        </w:rPr>
         <w:t xml:space="preserve">Cristo realizou uma circuncisão espiritual: A conversão espiritual a Cristo é a contraparte cristã da circuncisão física. • o corte da sua natureza pecaminosa (literalmente </w:t>
       </w:r>
       <w:r>
         <w:rPr>
           <w:i/>
+          <w:lang w:val="pt_PT" w:bidi="pt_PT"/>
         </w:rPr>
         <w:t>o corte do corpo da carne</w:t>
       </w:r>
       <w:r>
+        <w:rPr>
+          <w:lang w:val="pt_PT" w:bidi="pt_PT"/>
+        </w:rPr>
         <w:t xml:space="preserve">): Assim como os meninos judeus têm a carne do prepúcio cortada para marcar sua iniciação no povo de Deus, os crentes têm a </w:t>
       </w:r>
       <w:r>
         <w:rPr>
           <w:i/>
+          <w:lang w:val="pt_PT" w:bidi="pt_PT"/>
         </w:rPr>
         <w:t>carne</w:t>
       </w:r>
       <w:r>
+        <w:rPr>
+          <w:lang w:val="pt_PT" w:bidi="pt_PT"/>
+        </w:rPr>
         <w:t xml:space="preserve"> metafórica (traduzida como </w:t>
       </w:r>
       <w:r>
         <w:rPr>
           <w:i/>
+          <w:lang w:val="pt_PT" w:bidi="pt_PT"/>
         </w:rPr>
         <w:t>natureza pecaminosa</w:t>
       </w:r>
       <w:r>
+        <w:rPr>
+          <w:lang w:val="pt_PT" w:bidi="pt_PT"/>
+        </w:rPr>
         <w:t>) cortada quando se voltam para Cristo.</w:t>
       </w:r>
-      <w:r/>
-      <w:r/>
-    </w:p>
-    <w:p>
-      <w:r/>
+      <w:r>
+        <w:rPr>
+          <w:lang w:val="pt_PT" w:bidi="pt_PT"/>
+        </w:rPr>
+      </w:r>
+      <w:r>
+        <w:rPr>
+          <w:lang w:val="pt_PT" w:bidi="pt_PT"/>
+        </w:rPr>
+      </w:r>
+    </w:p>
+    <w:p>
+      <w:pPr/>
+      <w:r>
+        <w:rPr>
+          <w:lang w:val="pt_PT" w:bidi="pt_PT"/>
+        </w:rPr>
+      </w:r>
     </w:p>
     <w:p>
       <w:pPr>
         <w:pStyle w:val="Heading2"/>
       </w:pPr>
       <w:r>
+        <w:rPr>
+          <w:lang w:val="pt_PT" w:bidi="pt_PT"/>
+        </w:rPr>
         <w:t>Colossenses 2.12</w:t>
       </w:r>
-      <w:r/>
-    </w:p>
-    <w:p>
-      <w:r/>
-      <w:r>
+      <w:r>
+        <w:rPr>
+          <w:lang w:val="pt_PT" w:bidi="pt_PT"/>
+        </w:rPr>
+      </w:r>
+    </w:p>
+    <w:p>
+      <w:pPr/>
+      <w:r>
+        <w:rPr>
+          <w:lang w:val="pt_PT" w:bidi="pt_PT"/>
+        </w:rPr>
+      </w:r>
+      <w:r>
+        <w:rPr>
+          <w:lang w:val="pt_PT" w:bidi="pt_PT"/>
+        </w:rPr>
         <w:t>Vocês foram sepultados com Cristo quando foram batizados: Como em uma passagem aproximadamente paralela (</w:t>
       </w:r>
       <w:hyperlink r:id="rId66">
         <w:r>
           <w:rPr>
+            <w:lang w:val="pt_PT" w:bidi="pt_PT"/>
+          </w:rPr>
+          <w:rPr>
             <w:color w:val="0000EE"/>
             <w:u w:val="single"/>
           </w:rPr>
@@ -1602,49 +2935,91 @@
         </w:r>
       </w:hyperlink>
       <w:r>
+        <w:rPr>
+          <w:lang w:val="pt_PT" w:bidi="pt_PT"/>
+        </w:rPr>
         <w:t xml:space="preserve">), Paulo estabelece uma forte identidade entre os crentes e Cristo. Aos olhos de Deus, realmente estávamos </w:t>
       </w:r>
       <w:r>
         <w:rPr>
           <w:i/>
+          <w:lang w:val="pt_PT" w:bidi="pt_PT"/>
         </w:rPr>
         <w:t>com Cristo</w:t>
       </w:r>
       <w:r>
+        <w:rPr>
+          <w:lang w:val="pt_PT" w:bidi="pt_PT"/>
+        </w:rPr>
         <w:t xml:space="preserve"> quando Ele foi sepultado e ressuscitado, então experimentamos os benefícios do que Cristo fez por nós. Paulo pode vincular essa identificação com Cristo ao batismo porque o batismo em água estava tão intimamente relacionado à conversão na igreja primitiva.</w:t>
       </w:r>
-      <w:r/>
-      <w:r/>
-    </w:p>
-    <w:p>
-      <w:r/>
+      <w:r>
+        <w:rPr>
+          <w:lang w:val="pt_PT" w:bidi="pt_PT"/>
+        </w:rPr>
+      </w:r>
+      <w:r>
+        <w:rPr>
+          <w:lang w:val="pt_PT" w:bidi="pt_PT"/>
+        </w:rPr>
+      </w:r>
+    </w:p>
+    <w:p>
+      <w:pPr/>
+      <w:r>
+        <w:rPr>
+          <w:lang w:val="pt_PT" w:bidi="pt_PT"/>
+        </w:rPr>
+      </w:r>
     </w:p>
     <w:p>
       <w:pPr>
         <w:pStyle w:val="Heading2"/>
       </w:pPr>
       <w:r>
+        <w:rPr>
+          <w:lang w:val="pt_PT" w:bidi="pt_PT"/>
+        </w:rPr>
         <w:t>Colossenses 2.14</w:t>
       </w:r>
-      <w:r/>
-    </w:p>
-    <w:p>
-      <w:r/>
-      <w:r>
+      <w:r>
+        <w:rPr>
+          <w:lang w:val="pt_PT" w:bidi="pt_PT"/>
+        </w:rPr>
+      </w:r>
+    </w:p>
+    <w:p>
+      <w:pPr/>
+      <w:r>
+        <w:rPr>
+          <w:lang w:val="pt_PT" w:bidi="pt_PT"/>
+        </w:rPr>
+      </w:r>
+      <w:r>
+        <w:rPr>
+          <w:lang w:val="pt_PT" w:bidi="pt_PT"/>
+        </w:rPr>
         <w:t xml:space="preserve">O registro das acusações contra nós: A frase grega sugere uma nota promissória que todos nós assinamos. Como não somos capazes de pagar o que devemos, ela permanece </w:t>
       </w:r>
       <w:r>
         <w:rPr>
           <w:i/>
+          <w:lang w:val="pt_PT" w:bidi="pt_PT"/>
         </w:rPr>
         <w:t>contra nós.</w:t>
       </w:r>
       <w:r>
+        <w:rPr>
+          <w:lang w:val="pt_PT" w:bidi="pt_PT"/>
+        </w:rPr>
         <w:t xml:space="preserve"> A lei de Deus exigia uma obediência que as pessoas não conseguem oferecer, mas Deus perdoou nossa dívida através da obra de Cristo (</w:t>
       </w:r>
       <w:hyperlink r:id="rId67">
         <w:r>
           <w:rPr>
+            <w:lang w:val="pt_PT" w:bidi="pt_PT"/>
+          </w:rPr>
+          <w:rPr>
             <w:color w:val="0000EE"/>
             <w:u w:val="single"/>
           </w:rPr>
@@ -1652,40 +3027,78 @@
         </w:r>
       </w:hyperlink>
       <w:r>
+        <w:rPr>
+          <w:lang w:val="pt_PT" w:bidi="pt_PT"/>
+        </w:rPr>
         <w:t>).</w:t>
       </w:r>
-      <w:r/>
-      <w:r/>
-    </w:p>
-    <w:p>
-      <w:r/>
+      <w:r>
+        <w:rPr>
+          <w:lang w:val="pt_PT" w:bidi="pt_PT"/>
+        </w:rPr>
+      </w:r>
+      <w:r>
+        <w:rPr>
+          <w:lang w:val="pt_PT" w:bidi="pt_PT"/>
+        </w:rPr>
+      </w:r>
+    </w:p>
+    <w:p>
+      <w:pPr/>
+      <w:r>
+        <w:rPr>
+          <w:lang w:val="pt_PT" w:bidi="pt_PT"/>
+        </w:rPr>
+      </w:r>
     </w:p>
     <w:p>
       <w:pPr>
         <w:pStyle w:val="Heading2"/>
       </w:pPr>
       <w:r>
+        <w:rPr>
+          <w:lang w:val="pt_PT" w:bidi="pt_PT"/>
+        </w:rPr>
         <w:t>Colossenses 2.15</w:t>
       </w:r>
-      <w:r/>
-    </w:p>
-    <w:p>
-      <w:r/>
-      <w:r>
+      <w:r>
+        <w:rPr>
+          <w:lang w:val="pt_PT" w:bidi="pt_PT"/>
+        </w:rPr>
+      </w:r>
+    </w:p>
+    <w:p>
+      <w:pPr/>
+      <w:r>
+        <w:rPr>
+          <w:lang w:val="pt_PT" w:bidi="pt_PT"/>
+        </w:rPr>
+      </w:r>
+      <w:r>
+        <w:rPr>
+          <w:lang w:val="pt_PT" w:bidi="pt_PT"/>
+        </w:rPr>
         <w:t xml:space="preserve">Ele os envergonhou publicamente com sua vitória (literalmente </w:t>
       </w:r>
       <w:r>
         <w:rPr>
           <w:i/>
+          <w:lang w:val="pt_PT" w:bidi="pt_PT"/>
         </w:rPr>
         <w:t>ele os conduziu em procissão triunfal</w:t>
       </w:r>
       <w:r>
+        <w:rPr>
+          <w:lang w:val="pt_PT" w:bidi="pt_PT"/>
+        </w:rPr>
         <w:t xml:space="preserve">): O exército romano celebrava uma grande vitória com uma procissão triunfal. O general romano vitorioso conduzia os cativos humilhados de sua campanha para a cidade conquistada. A imagem captura vividamente a gloriosa vitória que Deus, através da cruz de Cristo, conquistou sobre todos os poderes espirituais hostis (veja também </w:t>
       </w:r>
       <w:hyperlink r:id="rId68">
         <w:r>
           <w:rPr>
+            <w:lang w:val="pt_PT" w:bidi="pt_PT"/>
+          </w:rPr>
+          <w:rPr>
             <w:color w:val="0000EE"/>
             <w:u w:val="single"/>
           </w:rPr>
@@ -1693,31 +3106,65 @@
         </w:r>
       </w:hyperlink>
       <w:r>
+        <w:rPr>
+          <w:lang w:val="pt_PT" w:bidi="pt_PT"/>
+        </w:rPr>
         <w:t>).</w:t>
       </w:r>
-      <w:r/>
-      <w:r/>
-    </w:p>
-    <w:p>
-      <w:r/>
+      <w:r>
+        <w:rPr>
+          <w:lang w:val="pt_PT" w:bidi="pt_PT"/>
+        </w:rPr>
+      </w:r>
+      <w:r>
+        <w:rPr>
+          <w:lang w:val="pt_PT" w:bidi="pt_PT"/>
+        </w:rPr>
+      </w:r>
+    </w:p>
+    <w:p>
+      <w:pPr/>
+      <w:r>
+        <w:rPr>
+          <w:lang w:val="pt_PT" w:bidi="pt_PT"/>
+        </w:rPr>
+      </w:r>
     </w:p>
     <w:p>
       <w:pPr>
         <w:pStyle w:val="Heading2"/>
       </w:pPr>
       <w:r>
+        <w:rPr>
+          <w:lang w:val="pt_PT" w:bidi="pt_PT"/>
+        </w:rPr>
         <w:t>Colossenses 2.16</w:t>
       </w:r>
-      <w:r/>
-    </w:p>
-    <w:p>
-      <w:r/>
-      <w:r>
+      <w:r>
+        <w:rPr>
+          <w:lang w:val="pt_PT" w:bidi="pt_PT"/>
+        </w:rPr>
+      </w:r>
+    </w:p>
+    <w:p>
+      <w:pPr/>
+      <w:r>
+        <w:rPr>
+          <w:lang w:val="pt_PT" w:bidi="pt_PT"/>
+        </w:rPr>
+      </w:r>
+      <w:r>
+        <w:rPr>
+          <w:lang w:val="pt_PT" w:bidi="pt_PT"/>
+        </w:rPr>
         <w:t xml:space="preserve">O que você come ou bebe: Ensinamentos religiosos que proibiam certos tipos de alimentos e bebidas eram comuns no mundo antigo. O Antigo Testamento não proíbe o consumo de álcool, mas muitos judeus piedosos que viviam em culturas pagãs se abstinham (cp. </w:t>
       </w:r>
       <w:hyperlink r:id="rId69">
         <w:r>
           <w:rPr>
+            <w:lang w:val="pt_PT" w:bidi="pt_PT"/>
+          </w:rPr>
+          <w:rPr>
             <w:color w:val="0000EE"/>
             <w:u w:val="single"/>
           </w:rPr>
@@ -1725,11 +3172,17 @@
         </w:r>
       </w:hyperlink>
       <w:r>
+        <w:rPr>
+          <w:lang w:val="pt_PT" w:bidi="pt_PT"/>
+        </w:rPr>
         <w:t xml:space="preserve">). • Muitos grupos religiosos antigos, incluindo os judeus, celebravam a lua nova com várias cerimônias (veja </w:t>
       </w:r>
       <w:hyperlink r:id="rId70">
         <w:r>
           <w:rPr>
+            <w:lang w:val="pt_PT" w:bidi="pt_PT"/>
+          </w:rPr>
+          <w:rPr>
             <w:color w:val="0000EE"/>
             <w:u w:val="single"/>
           </w:rPr>
@@ -1737,11 +3190,17 @@
         </w:r>
       </w:hyperlink>
       <w:r>
+        <w:rPr>
+          <w:lang w:val="pt_PT" w:bidi="pt_PT"/>
+        </w:rPr>
         <w:t xml:space="preserve">; </w:t>
       </w:r>
       <w:hyperlink r:id="rId71">
         <w:r>
           <w:rPr>
+            <w:lang w:val="pt_PT" w:bidi="pt_PT"/>
+          </w:rPr>
+          <w:rPr>
             <w:color w:val="0000EE"/>
             <w:u w:val="single"/>
           </w:rPr>
@@ -1749,11 +3208,17 @@
         </w:r>
       </w:hyperlink>
       <w:r>
+        <w:rPr>
+          <w:lang w:val="pt_PT" w:bidi="pt_PT"/>
+        </w:rPr>
         <w:t xml:space="preserve">; </w:t>
       </w:r>
       <w:hyperlink r:id="rId72">
         <w:r>
           <w:rPr>
+            <w:lang w:val="pt_PT" w:bidi="pt_PT"/>
+          </w:rPr>
+          <w:rPr>
             <w:color w:val="0000EE"/>
             <w:u w:val="single"/>
           </w:rPr>
@@ -1761,11 +3226,17 @@
         </w:r>
       </w:hyperlink>
       <w:r>
+        <w:rPr>
+          <w:lang w:val="pt_PT" w:bidi="pt_PT"/>
+        </w:rPr>
         <w:t xml:space="preserve">). • Os sábados judaicos eram estabelecidos na lei de Moisés e celebrados pelos judeus como parte essencial de sua religião. Os cristãos podiam continuar a observar o sábado se quisessem, mas Paulo afirma que os cristãos têm liberdade nessa questão (veja </w:t>
       </w:r>
       <w:hyperlink r:id="rId73">
         <w:r>
           <w:rPr>
+            <w:lang w:val="pt_PT" w:bidi="pt_PT"/>
+          </w:rPr>
+          <w:rPr>
             <w:color w:val="0000EE"/>
             <w:u w:val="single"/>
           </w:rPr>
@@ -1773,31 +3244,65 @@
         </w:r>
       </w:hyperlink>
       <w:r>
+        <w:rPr>
+          <w:lang w:val="pt_PT" w:bidi="pt_PT"/>
+        </w:rPr>
         <w:t>) e que é errado alguém insistir na observância do sábado como uma expressão necessária de piedade cristã.</w:t>
       </w:r>
-      <w:r/>
-      <w:r/>
-    </w:p>
-    <w:p>
-      <w:r/>
+      <w:r>
+        <w:rPr>
+          <w:lang w:val="pt_PT" w:bidi="pt_PT"/>
+        </w:rPr>
+      </w:r>
+      <w:r>
+        <w:rPr>
+          <w:lang w:val="pt_PT" w:bidi="pt_PT"/>
+        </w:rPr>
+      </w:r>
+    </w:p>
+    <w:p>
+      <w:pPr/>
+      <w:r>
+        <w:rPr>
+          <w:lang w:val="pt_PT" w:bidi="pt_PT"/>
+        </w:rPr>
+      </w:r>
     </w:p>
     <w:p>
       <w:pPr>
         <w:pStyle w:val="Heading2"/>
       </w:pPr>
       <w:r>
+        <w:rPr>
+          <w:lang w:val="pt_PT" w:bidi="pt_PT"/>
+        </w:rPr>
         <w:t>Colossenses 2.16–23</w:t>
       </w:r>
-      <w:r/>
-    </w:p>
-    <w:p>
-      <w:r/>
-      <w:r>
+      <w:r>
+        <w:rPr>
+          <w:lang w:val="pt_PT" w:bidi="pt_PT"/>
+        </w:rPr>
+      </w:r>
+    </w:p>
+    <w:p>
+      <w:pPr/>
+      <w:r>
+        <w:rPr>
+          <w:lang w:val="pt_PT" w:bidi="pt_PT"/>
+        </w:rPr>
+      </w:r>
+      <w:r>
+        <w:rPr>
+          <w:lang w:val="pt_PT" w:bidi="pt_PT"/>
+        </w:rPr>
         <w:t xml:space="preserve">Paulo repudia os falsos mestres e suas exigências, explicando por que seus apelos vêm de ensinamentos humanos (veja </w:t>
       </w:r>
       <w:hyperlink r:id="rId74">
         <w:r>
           <w:rPr>
+            <w:lang w:val="pt_PT" w:bidi="pt_PT"/>
+          </w:rPr>
+          <w:rPr>
             <w:color w:val="0000EE"/>
             <w:u w:val="single"/>
           </w:rPr>
@@ -1805,31 +3310,65 @@
         </w:r>
       </w:hyperlink>
       <w:r>
+        <w:rPr>
+          <w:lang w:val="pt_PT" w:bidi="pt_PT"/>
+        </w:rPr>
         <w:t>). Eles defendiam várias regras de conduta que não tinham base em Cristo.</w:t>
       </w:r>
-      <w:r/>
-      <w:r/>
-    </w:p>
-    <w:p>
-      <w:r/>
+      <w:r>
+        <w:rPr>
+          <w:lang w:val="pt_PT" w:bidi="pt_PT"/>
+        </w:rPr>
+      </w:r>
+      <w:r>
+        <w:rPr>
+          <w:lang w:val="pt_PT" w:bidi="pt_PT"/>
+        </w:rPr>
+      </w:r>
+    </w:p>
+    <w:p>
+      <w:pPr/>
+      <w:r>
+        <w:rPr>
+          <w:lang w:val="pt_PT" w:bidi="pt_PT"/>
+        </w:rPr>
+      </w:r>
     </w:p>
     <w:p>
       <w:pPr>
         <w:pStyle w:val="Heading2"/>
       </w:pPr>
       <w:r>
+        <w:rPr>
+          <w:lang w:val="pt_PT" w:bidi="pt_PT"/>
+        </w:rPr>
         <w:t>Colossenses 2.17</w:t>
       </w:r>
-      <w:r/>
-    </w:p>
-    <w:p>
-      <w:r/>
-      <w:r>
+      <w:r>
+        <w:rPr>
+          <w:lang w:val="pt_PT" w:bidi="pt_PT"/>
+        </w:rPr>
+      </w:r>
+    </w:p>
+    <w:p>
+      <w:pPr/>
+      <w:r>
+        <w:rPr>
+          <w:lang w:val="pt_PT" w:bidi="pt_PT"/>
+        </w:rPr>
+      </w:r>
+      <w:r>
+        <w:rPr>
+          <w:lang w:val="pt_PT" w:bidi="pt_PT"/>
+        </w:rPr>
         <w:t xml:space="preserve">A realidade de Cristo foi antecipada pelos rituais do Antigo Testamento, que Paulo chama de sombras (veja também </w:t>
       </w:r>
       <w:hyperlink r:id="rId75">
         <w:r>
           <w:rPr>
+            <w:lang w:val="pt_PT" w:bidi="pt_PT"/>
+          </w:rPr>
+          <w:rPr>
             <w:color w:val="0000EE"/>
             <w:u w:val="single"/>
           </w:rPr>
@@ -1837,51 +3376,113 @@
         </w:r>
       </w:hyperlink>
       <w:r>
+        <w:rPr>
+          <w:lang w:val="pt_PT" w:bidi="pt_PT"/>
+        </w:rPr>
         <w:t>).</w:t>
       </w:r>
-      <w:r/>
-      <w:r/>
-    </w:p>
-    <w:p>
-      <w:r/>
+      <w:r>
+        <w:rPr>
+          <w:lang w:val="pt_PT" w:bidi="pt_PT"/>
+        </w:rPr>
+      </w:r>
+      <w:r>
+        <w:rPr>
+          <w:lang w:val="pt_PT" w:bidi="pt_PT"/>
+        </w:rPr>
+      </w:r>
+    </w:p>
+    <w:p>
+      <w:pPr/>
+      <w:r>
+        <w:rPr>
+          <w:lang w:val="pt_PT" w:bidi="pt_PT"/>
+        </w:rPr>
+      </w:r>
     </w:p>
     <w:p>
       <w:pPr>
         <w:pStyle w:val="Heading2"/>
       </w:pPr>
       <w:r>
+        <w:rPr>
+          <w:lang w:val="pt_PT" w:bidi="pt_PT"/>
+        </w:rPr>
         <w:t>Colossenses 2.18</w:t>
       </w:r>
-      <w:r/>
-    </w:p>
-    <w:p>
-      <w:r/>
-      <w:r>
+      <w:r>
+        <w:rPr>
+          <w:lang w:val="pt_PT" w:bidi="pt_PT"/>
+        </w:rPr>
+      </w:r>
+    </w:p>
+    <w:p>
+      <w:pPr/>
+      <w:r>
+        <w:rPr>
+          <w:lang w:val="pt_PT" w:bidi="pt_PT"/>
+        </w:rPr>
+      </w:r>
+      <w:r>
+        <w:rPr>
+          <w:lang w:val="pt_PT" w:bidi="pt_PT"/>
+        </w:rPr>
         <w:t>adoração de anjos: As pessoas no primeiro século estavam fascinadas por seres espirituais. Alguns judeus acreditavam que os anjos estavam presentes durante seus momentos de adoração, e alguns talvez até os adorassem. • Os falsos mestres aparentemente afirmavam ter tido visões que estabeleciam certos rituais como requisitos para a comunidade.</w:t>
       </w:r>
-      <w:r/>
-      <w:r/>
-    </w:p>
-    <w:p>
-      <w:r/>
+      <w:r>
+        <w:rPr>
+          <w:lang w:val="pt_PT" w:bidi="pt_PT"/>
+        </w:rPr>
+      </w:r>
+      <w:r>
+        <w:rPr>
+          <w:lang w:val="pt_PT" w:bidi="pt_PT"/>
+        </w:rPr>
+      </w:r>
+    </w:p>
+    <w:p>
+      <w:pPr/>
+      <w:r>
+        <w:rPr>
+          <w:lang w:val="pt_PT" w:bidi="pt_PT"/>
+        </w:rPr>
+      </w:r>
     </w:p>
     <w:p>
       <w:pPr>
         <w:pStyle w:val="Heading2"/>
       </w:pPr>
       <w:r>
+        <w:rPr>
+          <w:lang w:val="pt_PT" w:bidi="pt_PT"/>
+        </w:rPr>
         <w:t>Colossenses 2.20</w:t>
       </w:r>
-      <w:r/>
-    </w:p>
-    <w:p>
-      <w:r/>
-      <w:r>
+      <w:r>
+        <w:rPr>
+          <w:lang w:val="pt_PT" w:bidi="pt_PT"/>
+        </w:rPr>
+      </w:r>
+    </w:p>
+    <w:p>
+      <w:pPr/>
+      <w:r>
+        <w:rPr>
+          <w:lang w:val="pt_PT" w:bidi="pt_PT"/>
+        </w:rPr>
+      </w:r>
+      <w:r>
+        <w:rPr>
+          <w:lang w:val="pt_PT" w:bidi="pt_PT"/>
+        </w:rPr>
         <w:t>Você morreu com Cristo: a morte de Cristo na cruz marcou sua vitória sobre os poderes espirituais (</w:t>
       </w:r>
       <w:hyperlink r:id="rId64">
         <w:r>
           <w:rPr>
+            <w:lang w:val="pt_PT" w:bidi="pt_PT"/>
+          </w:rPr>
+          <w:rPr>
             <w:color w:val="0000EE"/>
             <w:u w:val="single"/>
           </w:rPr>
@@ -1889,11 +3490,17 @@
         </w:r>
       </w:hyperlink>
       <w:r>
+        <w:rPr>
+          <w:lang w:val="pt_PT" w:bidi="pt_PT"/>
+        </w:rPr>
         <w:t xml:space="preserve">), então nós que participamos de sua morte também fomos libertados dos poderes espirituais malignos deste mundo (veja </w:t>
       </w:r>
       <w:hyperlink r:id="rId74">
         <w:r>
           <w:rPr>
+            <w:lang w:val="pt_PT" w:bidi="pt_PT"/>
+          </w:rPr>
+          <w:rPr>
             <w:color w:val="0000EE"/>
             <w:u w:val="single"/>
           </w:rPr>
@@ -1901,31 +3508,65 @@
         </w:r>
       </w:hyperlink>
       <w:r>
+        <w:rPr>
+          <w:lang w:val="pt_PT" w:bidi="pt_PT"/>
+        </w:rPr>
         <w:t>).</w:t>
       </w:r>
-      <w:r/>
-      <w:r/>
-    </w:p>
-    <w:p>
-      <w:r/>
+      <w:r>
+        <w:rPr>
+          <w:lang w:val="pt_PT" w:bidi="pt_PT"/>
+        </w:rPr>
+      </w:r>
+      <w:r>
+        <w:rPr>
+          <w:lang w:val="pt_PT" w:bidi="pt_PT"/>
+        </w:rPr>
+      </w:r>
+    </w:p>
+    <w:p>
+      <w:pPr/>
+      <w:r>
+        <w:rPr>
+          <w:lang w:val="pt_PT" w:bidi="pt_PT"/>
+        </w:rPr>
+      </w:r>
     </w:p>
     <w:p>
       <w:pPr>
         <w:pStyle w:val="Heading2"/>
       </w:pPr>
       <w:r>
+        <w:rPr>
+          <w:lang w:val="pt_PT" w:bidi="pt_PT"/>
+        </w:rPr>
         <w:t>Colossenses 2.23</w:t>
       </w:r>
-      <w:r/>
-    </w:p>
-    <w:p>
-      <w:r/>
-      <w:r>
+      <w:r>
+        <w:rPr>
+          <w:lang w:val="pt_PT" w:bidi="pt_PT"/>
+        </w:rPr>
+      </w:r>
+    </w:p>
+    <w:p>
+      <w:pPr/>
+      <w:r>
+        <w:rPr>
+          <w:lang w:val="pt_PT" w:bidi="pt_PT"/>
+        </w:rPr>
+      </w:r>
+      <w:r>
+        <w:rPr>
+          <w:lang w:val="pt_PT" w:bidi="pt_PT"/>
+        </w:rPr>
         <w:t>eles não oferecem ajuda: Essas regras não apenas estão enraizadas no mundo em vez de em Cristo (</w:t>
       </w:r>
       <w:hyperlink r:id="rId39">
         <w:r>
           <w:rPr>
+            <w:lang w:val="pt_PT" w:bidi="pt_PT"/>
+          </w:rPr>
+          <w:rPr>
             <w:color w:val="0000EE"/>
             <w:u w:val="single"/>
           </w:rPr>
@@ -1933,31 +3574,65 @@
         </w:r>
       </w:hyperlink>
       <w:r>
+        <w:rPr>
+          <w:lang w:val="pt_PT" w:bidi="pt_PT"/>
+        </w:rPr>
         <w:t>), mas também são ineficazes em controlar os desejos malignos de uma pessoa.</w:t>
       </w:r>
-      <w:r/>
-      <w:r/>
-    </w:p>
-    <w:p>
-      <w:r/>
+      <w:r>
+        <w:rPr>
+          <w:lang w:val="pt_PT" w:bidi="pt_PT"/>
+        </w:rPr>
+      </w:r>
+      <w:r>
+        <w:rPr>
+          <w:lang w:val="pt_PT" w:bidi="pt_PT"/>
+        </w:rPr>
+      </w:r>
+    </w:p>
+    <w:p>
+      <w:pPr/>
+      <w:r>
+        <w:rPr>
+          <w:lang w:val="pt_PT" w:bidi="pt_PT"/>
+        </w:rPr>
+      </w:r>
     </w:p>
     <w:p>
       <w:pPr>
         <w:pStyle w:val="Heading2"/>
       </w:pPr>
       <w:r>
+        <w:rPr>
+          <w:lang w:val="pt_PT" w:bidi="pt_PT"/>
+        </w:rPr>
         <w:t>Colossenses 3.1</w:t>
       </w:r>
-      <w:r/>
-    </w:p>
-    <w:p>
-      <w:r/>
-      <w:r>
+      <w:r>
+        <w:rPr>
+          <w:lang w:val="pt_PT" w:bidi="pt_PT"/>
+        </w:rPr>
+      </w:r>
+    </w:p>
+    <w:p>
+      <w:pPr/>
+      <w:r>
+        <w:rPr>
+          <w:lang w:val="pt_PT" w:bidi="pt_PT"/>
+        </w:rPr>
+      </w:r>
+      <w:r>
+        <w:rPr>
+          <w:lang w:val="pt_PT" w:bidi="pt_PT"/>
+        </w:rPr>
         <w:t>Concentre-se nas realidades do céu: os cristãos vivem na terra, mas, por terem sido ressuscitados com Cristo, seu verdadeiro ser está voltado para o reino espiritual sobre o qual Cristo governa. Em contraste, as regras e regulamentos dos falsos mestres focavam no reino terreno (</w:t>
       </w:r>
       <w:hyperlink r:id="rId76">
         <w:r>
           <w:rPr>
+            <w:lang w:val="pt_PT" w:bidi="pt_PT"/>
+          </w:rPr>
+          <w:rPr>
             <w:color w:val="0000EE"/>
             <w:u w:val="single"/>
           </w:rPr>
@@ -1965,51 +3640,113 @@
         </w:r>
       </w:hyperlink>
       <w:r>
+        <w:rPr>
+          <w:lang w:val="pt_PT" w:bidi="pt_PT"/>
+        </w:rPr>
         <w:t>).</w:t>
       </w:r>
-      <w:r/>
-      <w:r/>
-    </w:p>
-    <w:p>
-      <w:r/>
+      <w:r>
+        <w:rPr>
+          <w:lang w:val="pt_PT" w:bidi="pt_PT"/>
+        </w:rPr>
+      </w:r>
+      <w:r>
+        <w:rPr>
+          <w:lang w:val="pt_PT" w:bidi="pt_PT"/>
+        </w:rPr>
+      </w:r>
+    </w:p>
+    <w:p>
+      <w:pPr/>
+      <w:r>
+        <w:rPr>
+          <w:lang w:val="pt_PT" w:bidi="pt_PT"/>
+        </w:rPr>
+      </w:r>
     </w:p>
     <w:p>
       <w:pPr>
         <w:pStyle w:val="Heading2"/>
       </w:pPr>
       <w:r>
+        <w:rPr>
+          <w:lang w:val="pt_PT" w:bidi="pt_PT"/>
+        </w:rPr>
         <w:t>Colossenses 3.1–11</w:t>
       </w:r>
-      <w:r/>
-    </w:p>
-    <w:p>
-      <w:r/>
-      <w:r>
+      <w:r>
+        <w:rPr>
+          <w:lang w:val="pt_PT" w:bidi="pt_PT"/>
+        </w:rPr>
+      </w:r>
+    </w:p>
+    <w:p>
+      <w:pPr/>
+      <w:r>
+        <w:rPr>
+          <w:lang w:val="pt_PT" w:bidi="pt_PT"/>
+        </w:rPr>
+      </w:r>
+      <w:r>
+        <w:rPr>
+          <w:lang w:val="pt_PT" w:bidi="pt_PT"/>
+        </w:rPr>
         <w:t>Paulo convoca os colossenses a adotarem uma nova maneira de pensar que resulta em um novo estilo de vida.</w:t>
       </w:r>
-      <w:r/>
-      <w:r/>
-    </w:p>
-    <w:p>
-      <w:r/>
+      <w:r>
+        <w:rPr>
+          <w:lang w:val="pt_PT" w:bidi="pt_PT"/>
+        </w:rPr>
+      </w:r>
+      <w:r>
+        <w:rPr>
+          <w:lang w:val="pt_PT" w:bidi="pt_PT"/>
+        </w:rPr>
+      </w:r>
+    </w:p>
+    <w:p>
+      <w:pPr/>
+      <w:r>
+        <w:rPr>
+          <w:lang w:val="pt_PT" w:bidi="pt_PT"/>
+        </w:rPr>
+      </w:r>
     </w:p>
     <w:p>
       <w:pPr>
         <w:pStyle w:val="Heading2"/>
       </w:pPr>
       <w:r>
+        <w:rPr>
+          <w:lang w:val="pt_PT" w:bidi="pt_PT"/>
+        </w:rPr>
         <w:t>Colossenses 3.3–4</w:t>
       </w:r>
-      <w:r/>
-    </w:p>
-    <w:p>
-      <w:r/>
-      <w:r>
+      <w:r>
+        <w:rPr>
+          <w:lang w:val="pt_PT" w:bidi="pt_PT"/>
+        </w:rPr>
+      </w:r>
+    </w:p>
+    <w:p>
+      <w:pPr/>
+      <w:r>
+        <w:rPr>
+          <w:lang w:val="pt_PT" w:bidi="pt_PT"/>
+        </w:rPr>
+      </w:r>
+      <w:r>
+        <w:rPr>
+          <w:lang w:val="pt_PT" w:bidi="pt_PT"/>
+        </w:rPr>
         <w:t xml:space="preserve">você morreu para esta vida: Veja </w:t>
       </w:r>
       <w:hyperlink r:id="rId62">
         <w:r>
           <w:rPr>
+            <w:lang w:val="pt_PT" w:bidi="pt_PT"/>
+          </w:rPr>
+          <w:rPr>
             <w:color w:val="0000EE"/>
             <w:u w:val="single"/>
           </w:rPr>
@@ -2017,11 +3754,17 @@
         </w:r>
       </w:hyperlink>
       <w:r>
+        <w:rPr>
+          <w:lang w:val="pt_PT" w:bidi="pt_PT"/>
+        </w:rPr>
         <w:t xml:space="preserve">. • O que agora está oculto um dia será revelado (cp. </w:t>
       </w:r>
       <w:hyperlink r:id="rId61">
         <w:r>
           <w:rPr>
+            <w:lang w:val="pt_PT" w:bidi="pt_PT"/>
+          </w:rPr>
+          <w:rPr>
             <w:color w:val="0000EE"/>
             <w:u w:val="single"/>
           </w:rPr>
@@ -2029,31 +3772,65 @@
         </w:r>
       </w:hyperlink>
       <w:r>
+        <w:rPr>
+          <w:lang w:val="pt_PT" w:bidi="pt_PT"/>
+        </w:rPr>
         <w:t>). Não podemos ver agora que Cristo está entronizado à direita de Deus e que fomos ressuscitados para uma nova vida com Cristo. Mas, pela fé nas boas-novas, sabemos que essas coisas são verdadeiras. Quando Cristo retornar em glória, sua supremacia será evidente para todos, e nosso relacionamento com ele será uma experiência direta.</w:t>
       </w:r>
-      <w:r/>
-      <w:r/>
-    </w:p>
-    <w:p>
-      <w:r/>
+      <w:r>
+        <w:rPr>
+          <w:lang w:val="pt_PT" w:bidi="pt_PT"/>
+        </w:rPr>
+      </w:r>
+      <w:r>
+        <w:rPr>
+          <w:lang w:val="pt_PT" w:bidi="pt_PT"/>
+        </w:rPr>
+      </w:r>
+    </w:p>
+    <w:p>
+      <w:pPr/>
+      <w:r>
+        <w:rPr>
+          <w:lang w:val="pt_PT" w:bidi="pt_PT"/>
+        </w:rPr>
+      </w:r>
     </w:p>
     <w:p>
       <w:pPr>
         <w:pStyle w:val="Heading2"/>
       </w:pPr>
       <w:r>
+        <w:rPr>
+          <w:lang w:val="pt_PT" w:bidi="pt_PT"/>
+        </w:rPr>
         <w:t>Colossenses 3.5</w:t>
       </w:r>
-      <w:r/>
-    </w:p>
-    <w:p>
-      <w:r/>
-      <w:r>
+      <w:r>
+        <w:rPr>
+          <w:lang w:val="pt_PT" w:bidi="pt_PT"/>
+        </w:rPr>
+      </w:r>
+    </w:p>
+    <w:p>
+      <w:pPr/>
+      <w:r>
+        <w:rPr>
+          <w:lang w:val="pt_PT" w:bidi="pt_PT"/>
+        </w:rPr>
+      </w:r>
+      <w:r>
+        <w:rPr>
+          <w:lang w:val="pt_PT" w:bidi="pt_PT"/>
+        </w:rPr>
         <w:t>Portanto, mortifique: Nossa morte para esta vida (</w:t>
       </w:r>
       <w:hyperlink r:id="rId77">
         <w:r>
           <w:rPr>
+            <w:lang w:val="pt_PT" w:bidi="pt_PT"/>
+          </w:rPr>
+          <w:rPr>
             <w:color w:val="0000EE"/>
             <w:u w:val="single"/>
           </w:rPr>
@@ -2061,40 +3838,78 @@
         </w:r>
       </w:hyperlink>
       <w:r>
+        <w:rPr>
+          <w:lang w:val="pt_PT" w:bidi="pt_PT"/>
+        </w:rPr>
         <w:t>) deve se tornar real na maneira como vivemos dia a dia. • uma pessoa gananciosa é um idólatra: Pessoas gananciosas buscam os objetos de sua ganância — dinheiro, sexo, poder, posses — no lugar de Deus, com a esperança de encontrar satisfação nessas coisas.</w:t>
       </w:r>
-      <w:r/>
-      <w:r/>
-    </w:p>
-    <w:p>
-      <w:r/>
+      <w:r>
+        <w:rPr>
+          <w:lang w:val="pt_PT" w:bidi="pt_PT"/>
+        </w:rPr>
+      </w:r>
+      <w:r>
+        <w:rPr>
+          <w:lang w:val="pt_PT" w:bidi="pt_PT"/>
+        </w:rPr>
+      </w:r>
+    </w:p>
+    <w:p>
+      <w:pPr/>
+      <w:r>
+        <w:rPr>
+          <w:lang w:val="pt_PT" w:bidi="pt_PT"/>
+        </w:rPr>
+      </w:r>
     </w:p>
     <w:p>
       <w:pPr>
         <w:pStyle w:val="Heading2"/>
       </w:pPr>
       <w:r>
+        <w:rPr>
+          <w:lang w:val="pt_PT" w:bidi="pt_PT"/>
+        </w:rPr>
         <w:t>Colossenses 3.6</w:t>
       </w:r>
-      <w:r/>
-    </w:p>
-    <w:p>
-      <w:r/>
-      <w:r>
+      <w:r>
+        <w:rPr>
+          <w:lang w:val="pt_PT" w:bidi="pt_PT"/>
+        </w:rPr>
+      </w:r>
+    </w:p>
+    <w:p>
+      <w:pPr/>
+      <w:r>
+        <w:rPr>
+          <w:lang w:val="pt_PT" w:bidi="pt_PT"/>
+        </w:rPr>
+      </w:r>
+      <w:r>
+        <w:rPr>
+          <w:lang w:val="pt_PT" w:bidi="pt_PT"/>
+        </w:rPr>
         <w:t xml:space="preserve">vindo: Alguns manuscritos dizem </w:t>
       </w:r>
       <w:r>
         <w:rPr>
           <w:i/>
+          <w:lang w:val="pt_PT" w:bidi="pt_PT"/>
         </w:rPr>
         <w:t>vindo sobre todos os que o desobedecem.</w:t>
       </w:r>
       <w:r>
+        <w:rPr>
+          <w:lang w:val="pt_PT" w:bidi="pt_PT"/>
+        </w:rPr>
         <w:t xml:space="preserve"> No texto grego, essas palavras ocorrem literalmente em </w:t>
       </w:r>
       <w:hyperlink r:id="rId78">
         <w:r>
           <w:rPr>
+            <w:lang w:val="pt_PT" w:bidi="pt_PT"/>
+          </w:rPr>
+          <w:rPr>
             <w:color w:val="0000EE"/>
             <w:u w:val="single"/>
           </w:rPr>
@@ -2102,40 +3917,78 @@
         </w:r>
       </w:hyperlink>
       <w:r>
+        <w:rPr>
+          <w:lang w:val="pt_PT" w:bidi="pt_PT"/>
+        </w:rPr>
         <w:t>, então é possível que um escriba antigo as tenha adicionado aqui, intencionalmente ou acidentalmente.</w:t>
       </w:r>
-      <w:r/>
-      <w:r/>
-    </w:p>
-    <w:p>
-      <w:r/>
+      <w:r>
+        <w:rPr>
+          <w:lang w:val="pt_PT" w:bidi="pt_PT"/>
+        </w:rPr>
+      </w:r>
+      <w:r>
+        <w:rPr>
+          <w:lang w:val="pt_PT" w:bidi="pt_PT"/>
+        </w:rPr>
+      </w:r>
+    </w:p>
+    <w:p>
+      <w:pPr/>
+      <w:r>
+        <w:rPr>
+          <w:lang w:val="pt_PT" w:bidi="pt_PT"/>
+        </w:rPr>
+      </w:r>
     </w:p>
     <w:p>
       <w:pPr>
         <w:pStyle w:val="Heading2"/>
       </w:pPr>
       <w:r>
+        <w:rPr>
+          <w:lang w:val="pt_PT" w:bidi="pt_PT"/>
+        </w:rPr>
         <w:t>Colossenses 3.8</w:t>
       </w:r>
-      <w:r/>
-    </w:p>
-    <w:p>
-      <w:r/>
-      <w:r>
+      <w:r>
+        <w:rPr>
+          <w:lang w:val="pt_PT" w:bidi="pt_PT"/>
+        </w:rPr>
+      </w:r>
+    </w:p>
+    <w:p>
+      <w:pPr/>
+      <w:r>
+        <w:rPr>
+          <w:lang w:val="pt_PT" w:bidi="pt_PT"/>
+        </w:rPr>
+      </w:r>
+      <w:r>
+        <w:rPr>
+          <w:lang w:val="pt_PT" w:bidi="pt_PT"/>
+        </w:rPr>
         <w:t xml:space="preserve">livrar-se de (literalmente </w:t>
       </w:r>
       <w:r>
         <w:rPr>
           <w:i/>
+          <w:lang w:val="pt_PT" w:bidi="pt_PT"/>
         </w:rPr>
         <w:t>tirar</w:t>
       </w:r>
       <w:r>
+        <w:rPr>
+          <w:lang w:val="pt_PT" w:bidi="pt_PT"/>
+        </w:rPr>
         <w:t xml:space="preserve">): Tirar a roupa é uma metáfora para nos livrarmos de práticas que interferem em nosso caminhar com o Senhor (veja </w:t>
       </w:r>
       <w:hyperlink r:id="rId79">
         <w:r>
           <w:rPr>
+            <w:lang w:val="pt_PT" w:bidi="pt_PT"/>
+          </w:rPr>
+          <w:rPr>
             <w:color w:val="0000EE"/>
             <w:u w:val="single"/>
           </w:rPr>
@@ -2143,11 +3996,17 @@
         </w:r>
       </w:hyperlink>
       <w:r>
+        <w:rPr>
+          <w:lang w:val="pt_PT" w:bidi="pt_PT"/>
+        </w:rPr>
         <w:t xml:space="preserve">; </w:t>
       </w:r>
       <w:hyperlink r:id="rId80">
         <w:r>
           <w:rPr>
+            <w:lang w:val="pt_PT" w:bidi="pt_PT"/>
+          </w:rPr>
+          <w:rPr>
             <w:color w:val="0000EE"/>
             <w:u w:val="single"/>
           </w:rPr>
@@ -2155,11 +4014,17 @@
         </w:r>
       </w:hyperlink>
       <w:r>
+        <w:rPr>
+          <w:lang w:val="pt_PT" w:bidi="pt_PT"/>
+        </w:rPr>
         <w:t xml:space="preserve">, </w:t>
       </w:r>
       <w:hyperlink r:id="rId81">
         <w:r>
           <w:rPr>
+            <w:lang w:val="pt_PT" w:bidi="pt_PT"/>
+          </w:rPr>
+          <w:rPr>
             <w:color w:val="0000EE"/>
             <w:u w:val="single"/>
           </w:rPr>
@@ -2167,11 +4032,17 @@
         </w:r>
       </w:hyperlink>
       <w:r>
+        <w:rPr>
+          <w:lang w:val="pt_PT" w:bidi="pt_PT"/>
+        </w:rPr>
         <w:t xml:space="preserve">; </w:t>
       </w:r>
       <w:hyperlink r:id="rId82">
         <w:r>
           <w:rPr>
+            <w:lang w:val="pt_PT" w:bidi="pt_PT"/>
+          </w:rPr>
+          <w:rPr>
             <w:color w:val="0000EE"/>
             <w:u w:val="single"/>
           </w:rPr>
@@ -2179,11 +4050,17 @@
         </w:r>
       </w:hyperlink>
       <w:r>
+        <w:rPr>
+          <w:lang w:val="pt_PT" w:bidi="pt_PT"/>
+        </w:rPr>
         <w:t xml:space="preserve">; </w:t>
       </w:r>
       <w:hyperlink r:id="rId83">
         <w:r>
           <w:rPr>
+            <w:lang w:val="pt_PT" w:bidi="pt_PT"/>
+          </w:rPr>
+          <w:rPr>
             <w:color w:val="0000EE"/>
             <w:u w:val="single"/>
           </w:rPr>
@@ -2191,11 +4068,17 @@
         </w:r>
       </w:hyperlink>
       <w:r>
+        <w:rPr>
+          <w:lang w:val="pt_PT" w:bidi="pt_PT"/>
+        </w:rPr>
         <w:t xml:space="preserve">; </w:t>
       </w:r>
       <w:hyperlink r:id="rId84">
         <w:r>
           <w:rPr>
+            <w:lang w:val="pt_PT" w:bidi="pt_PT"/>
+          </w:rPr>
+          <w:rPr>
             <w:color w:val="0000EE"/>
             <w:u w:val="single"/>
           </w:rPr>
@@ -2203,37 +4086,72 @@
         </w:r>
       </w:hyperlink>
       <w:r>
+        <w:rPr>
+          <w:lang w:val="pt_PT" w:bidi="pt_PT"/>
+        </w:rPr>
         <w:t>).</w:t>
       </w:r>
-      <w:r/>
-      <w:r/>
-    </w:p>
-    <w:p>
-      <w:r/>
+      <w:r>
+        <w:rPr>
+          <w:lang w:val="pt_PT" w:bidi="pt_PT"/>
+        </w:rPr>
+      </w:r>
+      <w:r>
+        <w:rPr>
+          <w:lang w:val="pt_PT" w:bidi="pt_PT"/>
+        </w:rPr>
+      </w:r>
+    </w:p>
+    <w:p>
+      <w:pPr/>
+      <w:r>
+        <w:rPr>
+          <w:lang w:val="pt_PT" w:bidi="pt_PT"/>
+        </w:rPr>
+      </w:r>
     </w:p>
     <w:p>
       <w:pPr>
         <w:pStyle w:val="Heading2"/>
       </w:pPr>
       <w:r>
+        <w:rPr>
+          <w:lang w:val="pt_PT" w:bidi="pt_PT"/>
+        </w:rPr>
         <w:t>Colossenses 3.9–10</w:t>
       </w:r>
-      <w:r/>
-    </w:p>
-    <w:p>
-      <w:r/>
+      <w:r>
+        <w:rPr>
+          <w:lang w:val="pt_PT" w:bidi="pt_PT"/>
+        </w:rPr>
+      </w:r>
+    </w:p>
+    <w:p>
+      <w:pPr/>
+      <w:r>
+        <w:rPr>
+          <w:lang w:val="pt_PT" w:bidi="pt_PT"/>
+        </w:rPr>
+      </w:r>
       <w:r>
         <w:rPr>
           <w:i/>
+          <w:lang w:val="pt_PT" w:bidi="pt_PT"/>
         </w:rPr>
         <w:t>o velho eu… o novo eu</w:t>
       </w:r>
       <w:r>
+        <w:rPr>
+          <w:lang w:val="pt_PT" w:bidi="pt_PT"/>
+        </w:rPr>
         <w:t xml:space="preserve">: Paulo contrasta identidades antigas e novas (veja também </w:t>
       </w:r>
       <w:hyperlink r:id="rId85">
         <w:r>
           <w:rPr>
+            <w:lang w:val="pt_PT" w:bidi="pt_PT"/>
+          </w:rPr>
+          <w:rPr>
             <w:color w:val="0000EE"/>
             <w:u w:val="single"/>
           </w:rPr>
@@ -2241,11 +4159,17 @@
         </w:r>
       </w:hyperlink>
       <w:r>
+        <w:rPr>
+          <w:lang w:val="pt_PT" w:bidi="pt_PT"/>
+        </w:rPr>
         <w:t xml:space="preserve">; </w:t>
       </w:r>
       <w:hyperlink r:id="rId86">
         <w:r>
           <w:rPr>
+            <w:lang w:val="pt_PT" w:bidi="pt_PT"/>
+          </w:rPr>
+          <w:rPr>
             <w:color w:val="0000EE"/>
             <w:u w:val="single"/>
           </w:rPr>
@@ -2253,11 +4177,17 @@
         </w:r>
       </w:hyperlink>
       <w:r>
+        <w:rPr>
+          <w:lang w:val="pt_PT" w:bidi="pt_PT"/>
+        </w:rPr>
         <w:t xml:space="preserve">; </w:t>
       </w:r>
       <w:hyperlink r:id="rId87">
         <w:r>
           <w:rPr>
+            <w:lang w:val="pt_PT" w:bidi="pt_PT"/>
+          </w:rPr>
+          <w:rPr>
             <w:color w:val="0000EE"/>
             <w:u w:val="single"/>
           </w:rPr>
@@ -2265,78 +4195,152 @@
         </w:r>
       </w:hyperlink>
       <w:r>
+        <w:rPr>
+          <w:lang w:val="pt_PT" w:bidi="pt_PT"/>
+        </w:rPr>
         <w:t>). Os crentes deixam de viver como antes e começam a viver uma nova vida em Cristo, permitindo que Ele seja o Senhor e guie a maneira como vivem.</w:t>
       </w:r>
-      <w:r/>
-      <w:r/>
-    </w:p>
-    <w:p>
-      <w:r/>
+      <w:r>
+        <w:rPr>
+          <w:lang w:val="pt_PT" w:bidi="pt_PT"/>
+        </w:rPr>
+      </w:r>
+      <w:r>
+        <w:rPr>
+          <w:lang w:val="pt_PT" w:bidi="pt_PT"/>
+        </w:rPr>
+      </w:r>
+    </w:p>
+    <w:p>
+      <w:pPr/>
+      <w:r>
+        <w:rPr>
+          <w:lang w:val="pt_PT" w:bidi="pt_PT"/>
+        </w:rPr>
+      </w:r>
     </w:p>
     <w:p>
       <w:pPr>
         <w:pStyle w:val="Heading2"/>
       </w:pPr>
       <w:r>
+        <w:rPr>
+          <w:lang w:val="pt_PT" w:bidi="pt_PT"/>
+        </w:rPr>
         <w:t>Colossenses 3.11</w:t>
       </w:r>
-      <w:r/>
-    </w:p>
-    <w:p>
-      <w:r/>
-      <w:r>
+      <w:r>
+        <w:rPr>
+          <w:lang w:val="pt_PT" w:bidi="pt_PT"/>
+        </w:rPr>
+      </w:r>
+    </w:p>
+    <w:p>
+      <w:pPr/>
+      <w:r>
+        <w:rPr>
+          <w:lang w:val="pt_PT" w:bidi="pt_PT"/>
+        </w:rPr>
+      </w:r>
+      <w:r>
+        <w:rPr>
+          <w:lang w:val="pt_PT" w:bidi="pt_PT"/>
+        </w:rPr>
         <w:t xml:space="preserve">bárbaro, incivilizado: Literalmente </w:t>
       </w:r>
       <w:r>
         <w:rPr>
           <w:i/>
+          <w:lang w:val="pt_PT" w:bidi="pt_PT"/>
         </w:rPr>
         <w:t>Bárbaro, Cita.</w:t>
       </w:r>
       <w:r>
+        <w:rPr>
+          <w:lang w:val="pt_PT" w:bidi="pt_PT"/>
+        </w:rPr>
         <w:t xml:space="preserve"> Os gregos zombavam de pessoas de outras culturas por sua incapacidade de falar bem o grego, alegando que só conseguiam dizer “bar bar” (daí a palavra </w:t>
       </w:r>
       <w:r>
         <w:rPr>
           <w:i/>
+          <w:lang w:val="pt_PT" w:bidi="pt_PT"/>
         </w:rPr>
         <w:t>bárbaro</w:t>
       </w:r>
       <w:r>
+        <w:rPr>
+          <w:lang w:val="pt_PT" w:bidi="pt_PT"/>
+        </w:rPr>
         <w:t xml:space="preserve">). Os citas eram tribos que se estabeleceram na costa norte do Mar Negro e eram amplamente vistas como ferozes e rudes (veja Josefo, </w:t>
       </w:r>
       <w:r>
         <w:rPr>
           <w:i/>
+          <w:lang w:val="pt_PT" w:bidi="pt_PT"/>
         </w:rPr>
         <w:t>Contra Apião</w:t>
       </w:r>
       <w:r>
+        <w:rPr>
+          <w:lang w:val="pt_PT" w:bidi="pt_PT"/>
+        </w:rPr>
         <w:t xml:space="preserve"> 2.38). Todas essas distinções não importam em nosso relacionamento com Deus através de Cristo.</w:t>
       </w:r>
-      <w:r/>
-      <w:r/>
-    </w:p>
-    <w:p>
-      <w:r/>
+      <w:r>
+        <w:rPr>
+          <w:lang w:val="pt_PT" w:bidi="pt_PT"/>
+        </w:rPr>
+      </w:r>
+      <w:r>
+        <w:rPr>
+          <w:lang w:val="pt_PT" w:bidi="pt_PT"/>
+        </w:rPr>
+      </w:r>
+    </w:p>
+    <w:p>
+      <w:pPr/>
+      <w:r>
+        <w:rPr>
+          <w:lang w:val="pt_PT" w:bidi="pt_PT"/>
+        </w:rPr>
+      </w:r>
     </w:p>
     <w:p>
       <w:pPr>
         <w:pStyle w:val="Heading2"/>
       </w:pPr>
       <w:r>
+        <w:rPr>
+          <w:lang w:val="pt_PT" w:bidi="pt_PT"/>
+        </w:rPr>
         <w:t>Colossenses 3.12–17</w:t>
       </w:r>
-      <w:r/>
-    </w:p>
-    <w:p>
-      <w:r/>
-      <w:r>
+      <w:r>
+        <w:rPr>
+          <w:lang w:val="pt_PT" w:bidi="pt_PT"/>
+        </w:rPr>
+      </w:r>
+    </w:p>
+    <w:p>
+      <w:pPr/>
+      <w:r>
+        <w:rPr>
+          <w:lang w:val="pt_PT" w:bidi="pt_PT"/>
+        </w:rPr>
+      </w:r>
+      <w:r>
+        <w:rPr>
+          <w:lang w:val="pt_PT" w:bidi="pt_PT"/>
+        </w:rPr>
         <w:t>Paulo descreve a natureza da nova vida das pessoas que foram ressuscitadas com Cristo (</w:t>
       </w:r>
       <w:hyperlink r:id="rId88">
         <w:r>
           <w:rPr>
+            <w:lang w:val="pt_PT" w:bidi="pt_PT"/>
+          </w:rPr>
+          <w:rPr>
             <w:color w:val="0000EE"/>
             <w:u w:val="single"/>
           </w:rPr>
@@ -2344,31 +4348,65 @@
         </w:r>
       </w:hyperlink>
       <w:r>
+        <w:rPr>
+          <w:lang w:val="pt_PT" w:bidi="pt_PT"/>
+        </w:rPr>
         <w:t>). Suas virtudes e atividades contribuem para a paz e a força da comunidade cristã.</w:t>
       </w:r>
-      <w:r/>
-      <w:r/>
-    </w:p>
-    <w:p>
-      <w:r/>
+      <w:r>
+        <w:rPr>
+          <w:lang w:val="pt_PT" w:bidi="pt_PT"/>
+        </w:rPr>
+      </w:r>
+      <w:r>
+        <w:rPr>
+          <w:lang w:val="pt_PT" w:bidi="pt_PT"/>
+        </w:rPr>
+      </w:r>
+    </w:p>
+    <w:p>
+      <w:pPr/>
+      <w:r>
+        <w:rPr>
+          <w:lang w:val="pt_PT" w:bidi="pt_PT"/>
+        </w:rPr>
+      </w:r>
     </w:p>
     <w:p>
       <w:pPr>
         <w:pStyle w:val="Heading2"/>
       </w:pPr>
       <w:r>
+        <w:rPr>
+          <w:lang w:val="pt_PT" w:bidi="pt_PT"/>
+        </w:rPr>
         <w:t>Colossenses 3.15</w:t>
       </w:r>
-      <w:r/>
-    </w:p>
-    <w:p>
-      <w:r/>
-      <w:r>
+      <w:r>
+        <w:rPr>
+          <w:lang w:val="pt_PT" w:bidi="pt_PT"/>
+        </w:rPr>
+      </w:r>
+    </w:p>
+    <w:p>
+      <w:pPr/>
+      <w:r>
+        <w:rPr>
+          <w:lang w:val="pt_PT" w:bidi="pt_PT"/>
+        </w:rPr>
+      </w:r>
+      <w:r>
+        <w:rPr>
+          <w:lang w:val="pt_PT" w:bidi="pt_PT"/>
+        </w:rPr>
         <w:t xml:space="preserve">Assim como Cristo é um, só pode haver um corpo de Cristo (veja </w:t>
       </w:r>
       <w:hyperlink r:id="rId89">
         <w:r>
           <w:rPr>
+            <w:lang w:val="pt_PT" w:bidi="pt_PT"/>
+          </w:rPr>
+          <w:rPr>
             <w:color w:val="0000EE"/>
             <w:u w:val="single"/>
           </w:rPr>
@@ -2376,11 +4414,17 @@
         </w:r>
       </w:hyperlink>
       <w:r>
+        <w:rPr>
+          <w:lang w:val="pt_PT" w:bidi="pt_PT"/>
+        </w:rPr>
         <w:t xml:space="preserve">; </w:t>
       </w:r>
       <w:hyperlink r:id="rId90">
         <w:r>
           <w:rPr>
+            <w:lang w:val="pt_PT" w:bidi="pt_PT"/>
+          </w:rPr>
+          <w:rPr>
             <w:color w:val="0000EE"/>
             <w:u w:val="single"/>
           </w:rPr>
@@ -2388,31 +4432,65 @@
         </w:r>
       </w:hyperlink>
       <w:r>
+        <w:rPr>
+          <w:lang w:val="pt_PT" w:bidi="pt_PT"/>
+        </w:rPr>
         <w:t>). A lealdade a Jesus como Senhor deve transcender as diferenças e resultará em paz (relacionamentos harmoniosos).</w:t>
       </w:r>
-      <w:r/>
-      <w:r/>
-    </w:p>
-    <w:p>
-      <w:r/>
+      <w:r>
+        <w:rPr>
+          <w:lang w:val="pt_PT" w:bidi="pt_PT"/>
+        </w:rPr>
+      </w:r>
+      <w:r>
+        <w:rPr>
+          <w:lang w:val="pt_PT" w:bidi="pt_PT"/>
+        </w:rPr>
+      </w:r>
+    </w:p>
+    <w:p>
+      <w:pPr/>
+      <w:r>
+        <w:rPr>
+          <w:lang w:val="pt_PT" w:bidi="pt_PT"/>
+        </w:rPr>
+      </w:r>
     </w:p>
     <w:p>
       <w:pPr>
         <w:pStyle w:val="Heading2"/>
       </w:pPr>
       <w:r>
+        <w:rPr>
+          <w:lang w:val="pt_PT" w:bidi="pt_PT"/>
+        </w:rPr>
         <w:t>Colossenses 3.16</w:t>
       </w:r>
-      <w:r/>
-    </w:p>
-    <w:p>
-      <w:r/>
-      <w:r>
+      <w:r>
+        <w:rPr>
+          <w:lang w:val="pt_PT" w:bidi="pt_PT"/>
+        </w:rPr>
+      </w:r>
+    </w:p>
+    <w:p>
+      <w:pPr/>
+      <w:r>
+        <w:rPr>
+          <w:lang w:val="pt_PT" w:bidi="pt_PT"/>
+        </w:rPr>
+      </w:r>
+      <w:r>
+        <w:rPr>
+          <w:lang w:val="pt_PT" w:bidi="pt_PT"/>
+        </w:rPr>
         <w:t xml:space="preserve">Salmos, hinos e cânticos espirituais são canções de louvor e adoração (veja </w:t>
       </w:r>
       <w:hyperlink r:id="rId91">
         <w:r>
           <w:rPr>
+            <w:lang w:val="pt_PT" w:bidi="pt_PT"/>
+          </w:rPr>
+          <w:rPr>
             <w:color w:val="0000EE"/>
             <w:u w:val="single"/>
           </w:rPr>
@@ -2420,11 +4498,17 @@
         </w:r>
       </w:hyperlink>
       <w:r>
+        <w:rPr>
+          <w:lang w:val="pt_PT" w:bidi="pt_PT"/>
+        </w:rPr>
         <w:t xml:space="preserve">; </w:t>
       </w:r>
       <w:hyperlink r:id="rId92">
         <w:r>
           <w:rPr>
+            <w:lang w:val="pt_PT" w:bidi="pt_PT"/>
+          </w:rPr>
+          <w:rPr>
             <w:color w:val="0000EE"/>
             <w:u w:val="single"/>
           </w:rPr>
@@ -2432,78 +4516,152 @@
         </w:r>
       </w:hyperlink>
       <w:r>
+        <w:rPr>
+          <w:lang w:val="pt_PT" w:bidi="pt_PT"/>
+        </w:rPr>
         <w:t>). O protótipo é o livro de Salmos.</w:t>
       </w:r>
-      <w:r/>
-      <w:r/>
-    </w:p>
-    <w:p>
-      <w:r/>
+      <w:r>
+        <w:rPr>
+          <w:lang w:val="pt_PT" w:bidi="pt_PT"/>
+        </w:rPr>
+      </w:r>
+      <w:r>
+        <w:rPr>
+          <w:lang w:val="pt_PT" w:bidi="pt_PT"/>
+        </w:rPr>
+      </w:r>
+    </w:p>
+    <w:p>
+      <w:pPr/>
+      <w:r>
+        <w:rPr>
+          <w:lang w:val="pt_PT" w:bidi="pt_PT"/>
+        </w:rPr>
+      </w:r>
     </w:p>
     <w:p>
       <w:pPr>
         <w:pStyle w:val="Heading2"/>
       </w:pPr>
       <w:r>
+        <w:rPr>
+          <w:lang w:val="pt_PT" w:bidi="pt_PT"/>
+        </w:rPr>
         <w:t>Colossenses 3.17</w:t>
       </w:r>
-      <w:r/>
-    </w:p>
-    <w:p>
-      <w:r/>
-      <w:r>
+      <w:r>
+        <w:rPr>
+          <w:lang w:val="pt_PT" w:bidi="pt_PT"/>
+        </w:rPr>
+      </w:r>
+    </w:p>
+    <w:p>
+      <w:pPr/>
+      <w:r>
+        <w:rPr>
+          <w:lang w:val="pt_PT" w:bidi="pt_PT"/>
+        </w:rPr>
+      </w:r>
+      <w:r>
+        <w:rPr>
+          <w:lang w:val="pt_PT" w:bidi="pt_PT"/>
+        </w:rPr>
         <w:t xml:space="preserve">Como representante do Senhor Jesus (literalmente </w:t>
       </w:r>
       <w:r>
         <w:rPr>
           <w:i/>
+          <w:lang w:val="pt_PT" w:bidi="pt_PT"/>
         </w:rPr>
         <w:t>em nome do Senhor Jesus</w:t>
       </w:r>
       <w:r>
+        <w:rPr>
+          <w:lang w:val="pt_PT" w:bidi="pt_PT"/>
+        </w:rPr>
         <w:t xml:space="preserve">): Na Bíblia, o nome de uma pessoa representa essa pessoa. Fazer algo </w:t>
       </w:r>
       <w:r>
         <w:rPr>
           <w:i/>
+          <w:lang w:val="pt_PT" w:bidi="pt_PT"/>
         </w:rPr>
         <w:t>em nome</w:t>
       </w:r>
       <w:r>
+        <w:rPr>
+          <w:lang w:val="pt_PT" w:bidi="pt_PT"/>
+        </w:rPr>
         <w:t xml:space="preserve"> </w:t>
       </w:r>
       <w:r>
         <w:rPr>
           <w:i/>
+          <w:lang w:val="pt_PT" w:bidi="pt_PT"/>
         </w:rPr>
         <w:t>do Senhor Jesus</w:t>
       </w:r>
       <w:r>
+        <w:rPr>
+          <w:lang w:val="pt_PT" w:bidi="pt_PT"/>
+        </w:rPr>
         <w:t xml:space="preserve"> significa agir de uma maneira que esteja em harmonia com sua identidade e sob sua autoridade.</w:t>
       </w:r>
-      <w:r/>
-      <w:r/>
-    </w:p>
-    <w:p>
-      <w:r/>
+      <w:r>
+        <w:rPr>
+          <w:lang w:val="pt_PT" w:bidi="pt_PT"/>
+        </w:rPr>
+      </w:r>
+      <w:r>
+        <w:rPr>
+          <w:lang w:val="pt_PT" w:bidi="pt_PT"/>
+        </w:rPr>
+      </w:r>
+    </w:p>
+    <w:p>
+      <w:pPr/>
+      <w:r>
+        <w:rPr>
+          <w:lang w:val="pt_PT" w:bidi="pt_PT"/>
+        </w:rPr>
+      </w:r>
     </w:p>
     <w:p>
       <w:pPr>
         <w:pStyle w:val="Heading2"/>
       </w:pPr>
       <w:r>
+        <w:rPr>
+          <w:lang w:val="pt_PT" w:bidi="pt_PT"/>
+        </w:rPr>
         <w:t>Colossenses 3.18</w:t>
       </w:r>
-      <w:r/>
-    </w:p>
-    <w:p>
-      <w:r/>
-      <w:r>
+      <w:r>
+        <w:rPr>
+          <w:lang w:val="pt_PT" w:bidi="pt_PT"/>
+        </w:rPr>
+      </w:r>
+    </w:p>
+    <w:p>
+      <w:pPr/>
+      <w:r>
+        <w:rPr>
+          <w:lang w:val="pt_PT" w:bidi="pt_PT"/>
+        </w:rPr>
+      </w:r>
+      <w:r>
+        <w:rPr>
+          <w:lang w:val="pt_PT" w:bidi="pt_PT"/>
+        </w:rPr>
         <w:t xml:space="preserve">Submeter-se é reconhecer o próprio lugar sob outra pessoa em uma ordem social. Tal submissão sempre implica que Deus está no topo e que sua vontade é suprema (cp. </w:t>
       </w:r>
       <w:hyperlink r:id="rId93">
         <w:r>
           <w:rPr>
+            <w:lang w:val="pt_PT" w:bidi="pt_PT"/>
+          </w:rPr>
+          <w:rPr>
             <w:color w:val="0000EE"/>
             <w:u w:val="single"/>
           </w:rPr>
@@ -2511,11 +4669,17 @@
         </w:r>
       </w:hyperlink>
       <w:r>
+        <w:rPr>
+          <w:lang w:val="pt_PT" w:bidi="pt_PT"/>
+        </w:rPr>
         <w:t xml:space="preserve">; </w:t>
       </w:r>
       <w:hyperlink r:id="rId94">
         <w:r>
           <w:rPr>
+            <w:lang w:val="pt_PT" w:bidi="pt_PT"/>
+          </w:rPr>
+          <w:rPr>
             <w:color w:val="0000EE"/>
             <w:u w:val="single"/>
           </w:rPr>
@@ -2523,40 +4687,78 @@
         </w:r>
       </w:hyperlink>
       <w:r>
+        <w:rPr>
+          <w:lang w:val="pt_PT" w:bidi="pt_PT"/>
+        </w:rPr>
         <w:t>).</w:t>
       </w:r>
-      <w:r/>
-      <w:r/>
-    </w:p>
-    <w:p>
-      <w:r/>
+      <w:r>
+        <w:rPr>
+          <w:lang w:val="pt_PT" w:bidi="pt_PT"/>
+        </w:rPr>
+      </w:r>
+      <w:r>
+        <w:rPr>
+          <w:lang w:val="pt_PT" w:bidi="pt_PT"/>
+        </w:rPr>
+      </w:r>
+    </w:p>
+    <w:p>
+      <w:pPr/>
+      <w:r>
+        <w:rPr>
+          <w:lang w:val="pt_PT" w:bidi="pt_PT"/>
+        </w:rPr>
+      </w:r>
     </w:p>
     <w:p>
       <w:pPr>
         <w:pStyle w:val="Heading2"/>
       </w:pPr>
       <w:r>
+        <w:rPr>
+          <w:lang w:val="pt_PT" w:bidi="pt_PT"/>
+        </w:rPr>
         <w:t>Colossenses 3.18–4.1</w:t>
       </w:r>
-      <w:r/>
-    </w:p>
-    <w:p>
-      <w:r/>
-      <w:r>
+      <w:r>
+        <w:rPr>
+          <w:lang w:val="pt_PT" w:bidi="pt_PT"/>
+        </w:rPr>
+      </w:r>
+    </w:p>
+    <w:p>
+      <w:pPr/>
+      <w:r>
+        <w:rPr>
+          <w:lang w:val="pt_PT" w:bidi="pt_PT"/>
+        </w:rPr>
+      </w:r>
+      <w:r>
+        <w:rPr>
+          <w:lang w:val="pt_PT" w:bidi="pt_PT"/>
+        </w:rPr>
         <w:t xml:space="preserve">Esta série de exortações é chamada de </w:t>
       </w:r>
       <w:r>
         <w:rPr>
           <w:i/>
+          <w:lang w:val="pt_PT" w:bidi="pt_PT"/>
         </w:rPr>
         <w:t>código doméstico.</w:t>
       </w:r>
       <w:r>
+        <w:rPr>
+          <w:lang w:val="pt_PT" w:bidi="pt_PT"/>
+        </w:rPr>
         <w:t xml:space="preserve"> Paulo dá instruções para esposas (</w:t>
       </w:r>
       <w:hyperlink r:id="rId95">
         <w:r>
           <w:rPr>
+            <w:lang w:val="pt_PT" w:bidi="pt_PT"/>
+          </w:rPr>
+          <w:rPr>
             <w:color w:val="0000EE"/>
             <w:u w:val="single"/>
           </w:rPr>
@@ -2564,11 +4766,17 @@
         </w:r>
       </w:hyperlink>
       <w:r>
+        <w:rPr>
+          <w:lang w:val="pt_PT" w:bidi="pt_PT"/>
+        </w:rPr>
         <w:t>), maridos (</w:t>
       </w:r>
       <w:hyperlink r:id="rId96">
         <w:r>
           <w:rPr>
+            <w:lang w:val="pt_PT" w:bidi="pt_PT"/>
+          </w:rPr>
+          <w:rPr>
             <w:color w:val="0000EE"/>
             <w:u w:val="single"/>
           </w:rPr>
@@ -2576,11 +4784,17 @@
         </w:r>
       </w:hyperlink>
       <w:r>
+        <w:rPr>
+          <w:lang w:val="pt_PT" w:bidi="pt_PT"/>
+        </w:rPr>
         <w:t>), filhos (</w:t>
       </w:r>
       <w:hyperlink r:id="rId97">
         <w:r>
           <w:rPr>
+            <w:lang w:val="pt_PT" w:bidi="pt_PT"/>
+          </w:rPr>
+          <w:rPr>
             <w:color w:val="0000EE"/>
             <w:u w:val="single"/>
           </w:rPr>
@@ -2588,11 +4802,17 @@
         </w:r>
       </w:hyperlink>
       <w:r>
+        <w:rPr>
+          <w:lang w:val="pt_PT" w:bidi="pt_PT"/>
+        </w:rPr>
         <w:t>), pais (</w:t>
       </w:r>
       <w:hyperlink r:id="rId98">
         <w:r>
           <w:rPr>
+            <w:lang w:val="pt_PT" w:bidi="pt_PT"/>
+          </w:rPr>
+          <w:rPr>
             <w:color w:val="0000EE"/>
             <w:u w:val="single"/>
           </w:rPr>
@@ -2600,11 +4820,17 @@
         </w:r>
       </w:hyperlink>
       <w:r>
+        <w:rPr>
+          <w:lang w:val="pt_PT" w:bidi="pt_PT"/>
+        </w:rPr>
         <w:t>), escravos (</w:t>
       </w:r>
       <w:hyperlink r:id="rId99">
         <w:r>
           <w:rPr>
+            <w:lang w:val="pt_PT" w:bidi="pt_PT"/>
+          </w:rPr>
+          <w:rPr>
             <w:color w:val="0000EE"/>
             <w:u w:val="single"/>
           </w:rPr>
@@ -2612,11 +4838,17 @@
         </w:r>
       </w:hyperlink>
       <w:r>
+        <w:rPr>
+          <w:lang w:val="pt_PT" w:bidi="pt_PT"/>
+        </w:rPr>
         <w:t>) e senhores (</w:t>
       </w:r>
       <w:hyperlink r:id="rId100">
         <w:r>
           <w:rPr>
+            <w:lang w:val="pt_PT" w:bidi="pt_PT"/>
+          </w:rPr>
+          <w:rPr>
             <w:color w:val="0000EE"/>
             <w:u w:val="single"/>
           </w:rPr>
@@ -2624,11 +4856,17 @@
         </w:r>
       </w:hyperlink>
       <w:r>
+        <w:rPr>
+          <w:lang w:val="pt_PT" w:bidi="pt_PT"/>
+        </w:rPr>
         <w:t xml:space="preserve">). Tais códigos aparecem em escritores greco-romanos e em outras partes do Novo Testamento (veja </w:t>
       </w:r>
       <w:hyperlink r:id="rId101">
         <w:r>
           <w:rPr>
+            <w:lang w:val="pt_PT" w:bidi="pt_PT"/>
+          </w:rPr>
+          <w:rPr>
             <w:color w:val="0000EE"/>
             <w:u w:val="single"/>
           </w:rPr>
@@ -2636,11 +4874,17 @@
         </w:r>
       </w:hyperlink>
       <w:r>
+        <w:rPr>
+          <w:lang w:val="pt_PT" w:bidi="pt_PT"/>
+        </w:rPr>
         <w:t xml:space="preserve">; </w:t>
       </w:r>
       <w:hyperlink r:id="rId102">
         <w:r>
           <w:rPr>
+            <w:lang w:val="pt_PT" w:bidi="pt_PT"/>
+          </w:rPr>
+          <w:rPr>
             <w:color w:val="0000EE"/>
             <w:u w:val="single"/>
           </w:rPr>
@@ -2648,31 +4892,65 @@
         </w:r>
       </w:hyperlink>
       <w:r>
+        <w:rPr>
+          <w:lang w:val="pt_PT" w:bidi="pt_PT"/>
+        </w:rPr>
         <w:t>).</w:t>
       </w:r>
-      <w:r/>
-      <w:r/>
-    </w:p>
-    <w:p>
-      <w:r/>
+      <w:r>
+        <w:rPr>
+          <w:lang w:val="pt_PT" w:bidi="pt_PT"/>
+        </w:rPr>
+      </w:r>
+      <w:r>
+        <w:rPr>
+          <w:lang w:val="pt_PT" w:bidi="pt_PT"/>
+        </w:rPr>
+      </w:r>
+    </w:p>
+    <w:p>
+      <w:pPr/>
+      <w:r>
+        <w:rPr>
+          <w:lang w:val="pt_PT" w:bidi="pt_PT"/>
+        </w:rPr>
+      </w:r>
     </w:p>
     <w:p>
       <w:pPr>
         <w:pStyle w:val="Heading2"/>
       </w:pPr>
       <w:r>
+        <w:rPr>
+          <w:lang w:val="pt_PT" w:bidi="pt_PT"/>
+        </w:rPr>
         <w:t>Colossenses 3.19</w:t>
       </w:r>
-      <w:r/>
-    </w:p>
-    <w:p>
-      <w:r/>
-      <w:r>
+      <w:r>
+        <w:rPr>
+          <w:lang w:val="pt_PT" w:bidi="pt_PT"/>
+        </w:rPr>
+      </w:r>
+    </w:p>
+    <w:p>
+      <w:pPr/>
+      <w:r>
+        <w:rPr>
+          <w:lang w:val="pt_PT" w:bidi="pt_PT"/>
+        </w:rPr>
+      </w:r>
+      <w:r>
+        <w:rPr>
+          <w:lang w:val="pt_PT" w:bidi="pt_PT"/>
+        </w:rPr>
         <w:t xml:space="preserve">A exortação às esposas para que se submetam aos seus maridos é imediatamente seguida por uma ordem aos maridos para que amem suas esposas (veja também </w:t>
       </w:r>
       <w:hyperlink r:id="rId103">
         <w:r>
           <w:rPr>
+            <w:lang w:val="pt_PT" w:bidi="pt_PT"/>
+          </w:rPr>
+          <w:rPr>
             <w:color w:val="0000EE"/>
             <w:u w:val="single"/>
           </w:rPr>
@@ -2680,11 +4958,17 @@
         </w:r>
       </w:hyperlink>
       <w:r>
+        <w:rPr>
+          <w:lang w:val="pt_PT" w:bidi="pt_PT"/>
+        </w:rPr>
         <w:t xml:space="preserve">; </w:t>
       </w:r>
       <w:hyperlink r:id="rId104">
         <w:r>
           <w:rPr>
+            <w:lang w:val="pt_PT" w:bidi="pt_PT"/>
+          </w:rPr>
+          <w:rPr>
             <w:color w:val="0000EE"/>
             <w:u w:val="single"/>
           </w:rPr>
@@ -2692,31 +4976,65 @@
         </w:r>
       </w:hyperlink>
       <w:r>
+        <w:rPr>
+          <w:lang w:val="pt_PT" w:bidi="pt_PT"/>
+        </w:rPr>
         <w:t>).</w:t>
       </w:r>
-      <w:r/>
-      <w:r/>
-    </w:p>
-    <w:p>
-      <w:r/>
+      <w:r>
+        <w:rPr>
+          <w:lang w:val="pt_PT" w:bidi="pt_PT"/>
+        </w:rPr>
+      </w:r>
+      <w:r>
+        <w:rPr>
+          <w:lang w:val="pt_PT" w:bidi="pt_PT"/>
+        </w:rPr>
+      </w:r>
+    </w:p>
+    <w:p>
+      <w:pPr/>
+      <w:r>
+        <w:rPr>
+          <w:lang w:val="pt_PT" w:bidi="pt_PT"/>
+        </w:rPr>
+      </w:r>
     </w:p>
     <w:p>
       <w:pPr>
         <w:pStyle w:val="Heading2"/>
       </w:pPr>
       <w:r>
+        <w:rPr>
+          <w:lang w:val="pt_PT" w:bidi="pt_PT"/>
+        </w:rPr>
         <w:t>Colossenses 3.22–24</w:t>
       </w:r>
-      <w:r/>
-    </w:p>
-    <w:p>
-      <w:r/>
-      <w:r>
+      <w:r>
+        <w:rPr>
+          <w:lang w:val="pt_PT" w:bidi="pt_PT"/>
+        </w:rPr>
+      </w:r>
+    </w:p>
+    <w:p>
+      <w:pPr/>
+      <w:r>
+        <w:rPr>
+          <w:lang w:val="pt_PT" w:bidi="pt_PT"/>
+        </w:rPr>
+      </w:r>
+      <w:r>
+        <w:rPr>
+          <w:lang w:val="pt_PT" w:bidi="pt_PT"/>
+        </w:rPr>
         <w:t xml:space="preserve">Os escravos têm mestres terrenos a quem devem obedecer. A escravidão era central para a vida e economia do mundo antigo, e o Novo Testamento nunca ataca a prática como tal. No entanto, a fé cristã estabelece relacionamentos que mudam a natureza da estrutura social (veja </w:t>
       </w:r>
       <w:hyperlink r:id="rId105">
         <w:r>
           <w:rPr>
+            <w:lang w:val="pt_PT" w:bidi="pt_PT"/>
+          </w:rPr>
+          <w:rPr>
             <w:color w:val="0000EE"/>
             <w:u w:val="single"/>
           </w:rPr>
@@ -2724,51 +5042,113 @@
         </w:r>
       </w:hyperlink>
       <w:r>
+        <w:rPr>
+          <w:lang w:val="pt_PT" w:bidi="pt_PT"/>
+        </w:rPr>
         <w:t>). • e que o Mestre que você está servindo é Cristo: Todos os cristãos, tanto escravos quanto livres, servem a um Mestre superior, cuja vontade é primordial.</w:t>
       </w:r>
-      <w:r/>
-      <w:r/>
-    </w:p>
-    <w:p>
-      <w:r/>
+      <w:r>
+        <w:rPr>
+          <w:lang w:val="pt_PT" w:bidi="pt_PT"/>
+        </w:rPr>
+      </w:r>
+      <w:r>
+        <w:rPr>
+          <w:lang w:val="pt_PT" w:bidi="pt_PT"/>
+        </w:rPr>
+      </w:r>
+    </w:p>
+    <w:p>
+      <w:pPr/>
+      <w:r>
+        <w:rPr>
+          <w:lang w:val="pt_PT" w:bidi="pt_PT"/>
+        </w:rPr>
+      </w:r>
     </w:p>
     <w:p>
       <w:pPr>
         <w:pStyle w:val="Heading2"/>
       </w:pPr>
       <w:r>
+        <w:rPr>
+          <w:lang w:val="pt_PT" w:bidi="pt_PT"/>
+        </w:rPr>
         <w:t>Colossenses 4.1</w:t>
       </w:r>
-      <w:r/>
-    </w:p>
-    <w:p>
-      <w:r/>
-      <w:r>
+      <w:r>
+        <w:rPr>
+          <w:lang w:val="pt_PT" w:bidi="pt_PT"/>
+        </w:rPr>
+      </w:r>
+    </w:p>
+    <w:p>
+      <w:pPr/>
+      <w:r>
+        <w:rPr>
+          <w:lang w:val="pt_PT" w:bidi="pt_PT"/>
+        </w:rPr>
+      </w:r>
+      <w:r>
+        <w:rPr>
+          <w:lang w:val="pt_PT" w:bidi="pt_PT"/>
+        </w:rPr>
         <w:t>Mestres: Os proprietários de escravos cristãos precisavam reconhecer que eles também eram servos obrigados a obedecer a Jesus Cristo, seu Mestre no céu, que trata todas as pessoas com dignidade e graça.</w:t>
       </w:r>
-      <w:r/>
-      <w:r/>
-    </w:p>
-    <w:p>
-      <w:r/>
+      <w:r>
+        <w:rPr>
+          <w:lang w:val="pt_PT" w:bidi="pt_PT"/>
+        </w:rPr>
+      </w:r>
+      <w:r>
+        <w:rPr>
+          <w:lang w:val="pt_PT" w:bidi="pt_PT"/>
+        </w:rPr>
+      </w:r>
+    </w:p>
+    <w:p>
+      <w:pPr/>
+      <w:r>
+        <w:rPr>
+          <w:lang w:val="pt_PT" w:bidi="pt_PT"/>
+        </w:rPr>
+      </w:r>
     </w:p>
     <w:p>
       <w:pPr>
         <w:pStyle w:val="Heading2"/>
       </w:pPr>
       <w:r>
+        <w:rPr>
+          <w:lang w:val="pt_PT" w:bidi="pt_PT"/>
+        </w:rPr>
         <w:t>Colossenses 4.2</w:t>
       </w:r>
-      <w:r/>
-    </w:p>
-    <w:p>
-      <w:r/>
-      <w:r>
+      <w:r>
+        <w:rPr>
+          <w:lang w:val="pt_PT" w:bidi="pt_PT"/>
+        </w:rPr>
+      </w:r>
+    </w:p>
+    <w:p>
+      <w:pPr/>
+      <w:r>
+        <w:rPr>
+          <w:lang w:val="pt_PT" w:bidi="pt_PT"/>
+        </w:rPr>
+      </w:r>
+      <w:r>
+        <w:rPr>
+          <w:lang w:val="pt_PT" w:bidi="pt_PT"/>
+        </w:rPr>
         <w:t>com uma mente alerta: O verbo grego por trás desta frase é usado no Novo Testamento para retratar a necessidade de os cristãos estarem vigilantes à luz do retorno de Cristo (</w:t>
       </w:r>
       <w:hyperlink r:id="rId106">
         <w:r>
           <w:rPr>
+            <w:lang w:val="pt_PT" w:bidi="pt_PT"/>
+          </w:rPr>
+          <w:rPr>
             <w:color w:val="0000EE"/>
             <w:u w:val="single"/>
           </w:rPr>
@@ -2776,11 +5156,17 @@
         </w:r>
       </w:hyperlink>
       <w:r>
+        <w:rPr>
+          <w:lang w:val="pt_PT" w:bidi="pt_PT"/>
+        </w:rPr>
         <w:t xml:space="preserve">; </w:t>
       </w:r>
       <w:hyperlink r:id="rId107">
         <w:r>
           <w:rPr>
+            <w:lang w:val="pt_PT" w:bidi="pt_PT"/>
+          </w:rPr>
+          <w:rPr>
             <w:color w:val="0000EE"/>
             <w:u w:val="single"/>
           </w:rPr>
@@ -2788,11 +5174,17 @@
         </w:r>
       </w:hyperlink>
       <w:r>
+        <w:rPr>
+          <w:lang w:val="pt_PT" w:bidi="pt_PT"/>
+        </w:rPr>
         <w:t xml:space="preserve">; </w:t>
       </w:r>
       <w:hyperlink r:id="rId108">
         <w:r>
           <w:rPr>
+            <w:lang w:val="pt_PT" w:bidi="pt_PT"/>
+          </w:rPr>
+          <w:rPr>
             <w:color w:val="0000EE"/>
             <w:u w:val="single"/>
           </w:rPr>
@@ -2800,11 +5192,17 @@
         </w:r>
       </w:hyperlink>
       <w:r>
+        <w:rPr>
+          <w:lang w:val="pt_PT" w:bidi="pt_PT"/>
+        </w:rPr>
         <w:t>,</w:t>
       </w:r>
       <w:hyperlink r:id="rId109">
         <w:r>
           <w:rPr>
+            <w:lang w:val="pt_PT" w:bidi="pt_PT"/>
+          </w:rPr>
+          <w:rPr>
             <w:color w:val="0000EE"/>
             <w:u w:val="single"/>
           </w:rPr>
@@ -2812,11 +5210,17 @@
         </w:r>
       </w:hyperlink>
       <w:r>
+        <w:rPr>
+          <w:lang w:val="pt_PT" w:bidi="pt_PT"/>
+        </w:rPr>
         <w:t xml:space="preserve">; </w:t>
       </w:r>
       <w:hyperlink r:id="rId110">
         <w:r>
           <w:rPr>
+            <w:lang w:val="pt_PT" w:bidi="pt_PT"/>
+          </w:rPr>
+          <w:rPr>
             <w:color w:val="0000EE"/>
             <w:u w:val="single"/>
           </w:rPr>
@@ -2824,11 +5228,17 @@
         </w:r>
       </w:hyperlink>
       <w:r>
+        <w:rPr>
+          <w:lang w:val="pt_PT" w:bidi="pt_PT"/>
+        </w:rPr>
         <w:t xml:space="preserve">; </w:t>
       </w:r>
       <w:hyperlink r:id="rId111">
         <w:r>
           <w:rPr>
+            <w:lang w:val="pt_PT" w:bidi="pt_PT"/>
+          </w:rPr>
+          <w:rPr>
             <w:color w:val="0000EE"/>
             <w:u w:val="single"/>
           </w:rPr>
@@ -2836,11 +5246,17 @@
         </w:r>
       </w:hyperlink>
       <w:r>
+        <w:rPr>
+          <w:lang w:val="pt_PT" w:bidi="pt_PT"/>
+        </w:rPr>
         <w:t xml:space="preserve">; </w:t>
       </w:r>
       <w:hyperlink r:id="rId112">
         <w:r>
           <w:rPr>
+            <w:lang w:val="pt_PT" w:bidi="pt_PT"/>
+          </w:rPr>
+          <w:rPr>
             <w:color w:val="0000EE"/>
             <w:u w:val="single"/>
           </w:rPr>
@@ -2848,60 +5264,126 @@
         </w:r>
       </w:hyperlink>
       <w:r>
+        <w:rPr>
+          <w:lang w:val="pt_PT" w:bidi="pt_PT"/>
+        </w:rPr>
         <w:t>).</w:t>
       </w:r>
-      <w:r/>
-      <w:r/>
-    </w:p>
-    <w:p>
-      <w:r/>
+      <w:r>
+        <w:rPr>
+          <w:lang w:val="pt_PT" w:bidi="pt_PT"/>
+        </w:rPr>
+      </w:r>
+      <w:r>
+        <w:rPr>
+          <w:lang w:val="pt_PT" w:bidi="pt_PT"/>
+        </w:rPr>
+      </w:r>
+    </w:p>
+    <w:p>
+      <w:pPr/>
+      <w:r>
+        <w:rPr>
+          <w:lang w:val="pt_PT" w:bidi="pt_PT"/>
+        </w:rPr>
+      </w:r>
     </w:p>
     <w:p>
       <w:pPr>
         <w:pStyle w:val="Heading2"/>
       </w:pPr>
       <w:r>
+        <w:rPr>
+          <w:lang w:val="pt_PT" w:bidi="pt_PT"/>
+        </w:rPr>
         <w:t>Colossenses 4.2–6</w:t>
       </w:r>
-      <w:r/>
-    </w:p>
-    <w:p>
-      <w:r/>
-      <w:r>
+      <w:r>
+        <w:rPr>
+          <w:lang w:val="pt_PT" w:bidi="pt_PT"/>
+        </w:rPr>
+      </w:r>
+    </w:p>
+    <w:p>
+      <w:pPr/>
+      <w:r>
+        <w:rPr>
+          <w:lang w:val="pt_PT" w:bidi="pt_PT"/>
+        </w:rPr>
+      </w:r>
+      <w:r>
+        <w:rPr>
+          <w:lang w:val="pt_PT" w:bidi="pt_PT"/>
+        </w:rPr>
         <w:t>As cartas do Novo Testamento frequentemente terminam com uma exortação à oração, juntamente com pedidos de oração.</w:t>
       </w:r>
-      <w:r/>
-      <w:r/>
-    </w:p>
-    <w:p>
-      <w:r/>
+      <w:r>
+        <w:rPr>
+          <w:lang w:val="pt_PT" w:bidi="pt_PT"/>
+        </w:rPr>
+      </w:r>
+      <w:r>
+        <w:rPr>
+          <w:lang w:val="pt_PT" w:bidi="pt_PT"/>
+        </w:rPr>
+      </w:r>
+    </w:p>
+    <w:p>
+      <w:pPr/>
+      <w:r>
+        <w:rPr>
+          <w:lang w:val="pt_PT" w:bidi="pt_PT"/>
+        </w:rPr>
+      </w:r>
     </w:p>
     <w:p>
       <w:pPr>
         <w:pStyle w:val="Heading2"/>
       </w:pPr>
       <w:r>
+        <w:rPr>
+          <w:lang w:val="pt_PT" w:bidi="pt_PT"/>
+        </w:rPr>
         <w:t>Colossenses 4.3</w:t>
       </w:r>
-      <w:r/>
-    </w:p>
-    <w:p>
-      <w:r/>
-      <w:r>
+      <w:r>
+        <w:rPr>
+          <w:lang w:val="pt_PT" w:bidi="pt_PT"/>
+        </w:rPr>
+      </w:r>
+    </w:p>
+    <w:p>
+      <w:pPr/>
+      <w:r>
+        <w:rPr>
+          <w:lang w:val="pt_PT" w:bidi="pt_PT"/>
+        </w:rPr>
+      </w:r>
+      <w:r>
+        <w:rPr>
+          <w:lang w:val="pt_PT" w:bidi="pt_PT"/>
+        </w:rPr>
         <w:t xml:space="preserve">que Deus nos conceda muitas oportunidades (literalmente </w:t>
       </w:r>
       <w:r>
         <w:rPr>
           <w:i/>
+          <w:lang w:val="pt_PT" w:bidi="pt_PT"/>
         </w:rPr>
         <w:t>que Deus possa abrir para nós uma porta</w:t>
       </w:r>
       <w:r>
+        <w:rPr>
+          <w:lang w:val="pt_PT" w:bidi="pt_PT"/>
+        </w:rPr>
         <w:t xml:space="preserve">): Uma porta aberta é uma metáfora para uma oportunidade de proclamar as boas-novas (veja também </w:t>
       </w:r>
       <w:hyperlink r:id="rId113">
         <w:r>
           <w:rPr>
+            <w:lang w:val="pt_PT" w:bidi="pt_PT"/>
+          </w:rPr>
+          <w:rPr>
             <w:color w:val="0000EE"/>
             <w:u w:val="single"/>
           </w:rPr>
@@ -2909,11 +5391,17 @@
         </w:r>
       </w:hyperlink>
       <w:r>
+        <w:rPr>
+          <w:lang w:val="pt_PT" w:bidi="pt_PT"/>
+        </w:rPr>
         <w:t xml:space="preserve">; </w:t>
       </w:r>
       <w:hyperlink r:id="rId114">
         <w:r>
           <w:rPr>
+            <w:lang w:val="pt_PT" w:bidi="pt_PT"/>
+          </w:rPr>
+          <w:rPr>
             <w:color w:val="0000EE"/>
             <w:u w:val="single"/>
           </w:rPr>
@@ -2921,11 +5409,17 @@
         </w:r>
       </w:hyperlink>
       <w:r>
+        <w:rPr>
+          <w:lang w:val="pt_PT" w:bidi="pt_PT"/>
+        </w:rPr>
         <w:t xml:space="preserve">; </w:t>
       </w:r>
       <w:hyperlink r:id="rId115">
         <w:r>
           <w:rPr>
+            <w:lang w:val="pt_PT" w:bidi="pt_PT"/>
+          </w:rPr>
+          <w:rPr>
             <w:color w:val="0000EE"/>
             <w:u w:val="single"/>
           </w:rPr>
@@ -2933,11 +5427,17 @@
         </w:r>
       </w:hyperlink>
       <w:r>
+        <w:rPr>
+          <w:lang w:val="pt_PT" w:bidi="pt_PT"/>
+        </w:rPr>
         <w:t xml:space="preserve">). • seu plano misterioso a respeito de Cristo: Veja </w:t>
       </w:r>
       <w:hyperlink r:id="rId116">
         <w:r>
           <w:rPr>
+            <w:lang w:val="pt_PT" w:bidi="pt_PT"/>
+          </w:rPr>
+          <w:rPr>
             <w:color w:val="0000EE"/>
             <w:u w:val="single"/>
           </w:rPr>
@@ -2945,11 +5445,17 @@
         </w:r>
       </w:hyperlink>
       <w:r>
+        <w:rPr>
+          <w:lang w:val="pt_PT" w:bidi="pt_PT"/>
+        </w:rPr>
         <w:t xml:space="preserve">; </w:t>
       </w:r>
       <w:hyperlink r:id="rId117">
         <w:r>
           <w:rPr>
+            <w:lang w:val="pt_PT" w:bidi="pt_PT"/>
+          </w:rPr>
+          <w:rPr>
             <w:color w:val="0000EE"/>
             <w:u w:val="single"/>
           </w:rPr>
@@ -2957,75 +5463,151 @@
         </w:r>
       </w:hyperlink>
       <w:r>
+        <w:rPr>
+          <w:lang w:val="pt_PT" w:bidi="pt_PT"/>
+        </w:rPr>
         <w:t xml:space="preserve">. • É por isso que estou aqui acorrentado: A dedicação de Paulo à pregação das boas-novas levou à sua prisão (veja </w:t>
       </w:r>
       <w:r>
+        <w:rPr>
+          <w:lang w:val="pt_PT" w:bidi="pt_PT"/>
+        </w:rPr>
         <w:t>Introdução ao Livro de Colossenses</w:t>
       </w:r>
       <w:r>
+        <w:rPr>
+          <w:lang w:val="pt_PT" w:bidi="pt_PT"/>
+        </w:rPr>
         <w:t>, “Data e Ocasião da Escrita”).</w:t>
       </w:r>
-      <w:r/>
-      <w:r/>
-    </w:p>
-    <w:p>
-      <w:r/>
+      <w:r>
+        <w:rPr>
+          <w:lang w:val="pt_PT" w:bidi="pt_PT"/>
+        </w:rPr>
+      </w:r>
+      <w:r>
+        <w:rPr>
+          <w:lang w:val="pt_PT" w:bidi="pt_PT"/>
+        </w:rPr>
+      </w:r>
+    </w:p>
+    <w:p>
+      <w:pPr/>
+      <w:r>
+        <w:rPr>
+          <w:lang w:val="pt_PT" w:bidi="pt_PT"/>
+        </w:rPr>
+      </w:r>
     </w:p>
     <w:p>
       <w:pPr>
         <w:pStyle w:val="Heading2"/>
       </w:pPr>
       <w:r>
+        <w:rPr>
+          <w:lang w:val="pt_PT" w:bidi="pt_PT"/>
+        </w:rPr>
         <w:t>Colossenses 4.5</w:t>
       </w:r>
-      <w:r/>
-    </w:p>
-    <w:p>
-      <w:r/>
-      <w:r>
+      <w:r>
+        <w:rPr>
+          <w:lang w:val="pt_PT" w:bidi="pt_PT"/>
+        </w:rPr>
+      </w:r>
+    </w:p>
+    <w:p>
+      <w:pPr/>
+      <w:r>
+        <w:rPr>
+          <w:lang w:val="pt_PT" w:bidi="pt_PT"/>
+        </w:rPr>
+      </w:r>
+      <w:r>
+        <w:rPr>
+          <w:lang w:val="pt_PT" w:bidi="pt_PT"/>
+        </w:rPr>
         <w:t xml:space="preserve">Aproveite ao máximo cada oportunidade (literalmente </w:t>
       </w:r>
       <w:r>
         <w:rPr>
           <w:i/>
+          <w:lang w:val="pt_PT" w:bidi="pt_PT"/>
         </w:rPr>
         <w:t>compre o tempo</w:t>
       </w:r>
       <w:r>
+        <w:rPr>
+          <w:lang w:val="pt_PT" w:bidi="pt_PT"/>
+        </w:rPr>
         <w:t>): Assim como pessoas que compram um produto oferecido a um bom preço, os cristãos devem "comprar" cada oportunidade que Deus lhes dá para compartilhar as boas-novas e servir aos outros.</w:t>
       </w:r>
-      <w:r/>
-      <w:r/>
-    </w:p>
-    <w:p>
-      <w:r/>
+      <w:r>
+        <w:rPr>
+          <w:lang w:val="pt_PT" w:bidi="pt_PT"/>
+        </w:rPr>
+      </w:r>
+      <w:r>
+        <w:rPr>
+          <w:lang w:val="pt_PT" w:bidi="pt_PT"/>
+        </w:rPr>
+      </w:r>
+    </w:p>
+    <w:p>
+      <w:pPr/>
+      <w:r>
+        <w:rPr>
+          <w:lang w:val="pt_PT" w:bidi="pt_PT"/>
+        </w:rPr>
+      </w:r>
     </w:p>
     <w:p>
       <w:pPr>
         <w:pStyle w:val="Heading2"/>
       </w:pPr>
       <w:r>
+        <w:rPr>
+          <w:lang w:val="pt_PT" w:bidi="pt_PT"/>
+        </w:rPr>
         <w:t>Colossenses 4.6</w:t>
       </w:r>
-      <w:r/>
-    </w:p>
-    <w:p>
-      <w:r/>
-      <w:r>
+      <w:r>
+        <w:rPr>
+          <w:lang w:val="pt_PT" w:bidi="pt_PT"/>
+        </w:rPr>
+      </w:r>
+    </w:p>
+    <w:p>
+      <w:pPr/>
+      <w:r>
+        <w:rPr>
+          <w:lang w:val="pt_PT" w:bidi="pt_PT"/>
+        </w:rPr>
+      </w:r>
+      <w:r>
+        <w:rPr>
+          <w:lang w:val="pt_PT" w:bidi="pt_PT"/>
+        </w:rPr>
         <w:t xml:space="preserve">atraente (literalmente </w:t>
       </w:r>
       <w:r>
         <w:rPr>
           <w:i/>
+          <w:lang w:val="pt_PT" w:bidi="pt_PT"/>
         </w:rPr>
         <w:t>temperado com sal</w:t>
       </w:r>
       <w:r>
+        <w:rPr>
+          <w:lang w:val="pt_PT" w:bidi="pt_PT"/>
+        </w:rPr>
         <w:t xml:space="preserve">): O sal é tanto um tempero quanto um conservante (veja </w:t>
       </w:r>
       <w:hyperlink r:id="rId118">
         <w:r>
           <w:rPr>
+            <w:lang w:val="pt_PT" w:bidi="pt_PT"/>
+          </w:rPr>
+          <w:rPr>
             <w:color w:val="0000EE"/>
             <w:u w:val="single"/>
           </w:rPr>
@@ -3033,40 +5615,78 @@
         </w:r>
       </w:hyperlink>
       <w:r>
+        <w:rPr>
+          <w:lang w:val="pt_PT" w:bidi="pt_PT"/>
+        </w:rPr>
         <w:t xml:space="preserve">). Paulo pode estar incentivando os cristãos a falarem com os descrentes usando palavras bem escolhidas e cativantes. Os rabinos ocasionalmente se referiam à sabedoria como </w:t>
       </w:r>
       <w:r>
         <w:rPr>
           <w:i/>
+          <w:lang w:val="pt_PT" w:bidi="pt_PT"/>
         </w:rPr>
         <w:t>sal,</w:t>
       </w:r>
       <w:r>
+        <w:rPr>
+          <w:lang w:val="pt_PT" w:bidi="pt_PT"/>
+        </w:rPr>
         <w:t xml:space="preserve"> então Paulo também pode estar exortando os cristãos a falarem com sabedoria.</w:t>
       </w:r>
-      <w:r/>
-      <w:r/>
-    </w:p>
-    <w:p>
-      <w:r/>
+      <w:r>
+        <w:rPr>
+          <w:lang w:val="pt_PT" w:bidi="pt_PT"/>
+        </w:rPr>
+      </w:r>
+      <w:r>
+        <w:rPr>
+          <w:lang w:val="pt_PT" w:bidi="pt_PT"/>
+        </w:rPr>
+      </w:r>
+    </w:p>
+    <w:p>
+      <w:pPr/>
+      <w:r>
+        <w:rPr>
+          <w:lang w:val="pt_PT" w:bidi="pt_PT"/>
+        </w:rPr>
+      </w:r>
     </w:p>
     <w:p>
       <w:pPr>
         <w:pStyle w:val="Heading2"/>
       </w:pPr>
       <w:r>
+        <w:rPr>
+          <w:lang w:val="pt_PT" w:bidi="pt_PT"/>
+        </w:rPr>
         <w:t>Colossenses 4.7</w:t>
       </w:r>
-      <w:r/>
-    </w:p>
-    <w:p>
-      <w:r/>
-      <w:r>
+      <w:r>
+        <w:rPr>
+          <w:lang w:val="pt_PT" w:bidi="pt_PT"/>
+        </w:rPr>
+      </w:r>
+    </w:p>
+    <w:p>
+      <w:pPr/>
+      <w:r>
+        <w:rPr>
+          <w:lang w:val="pt_PT" w:bidi="pt_PT"/>
+        </w:rPr>
+      </w:r>
+      <w:r>
+        <w:rPr>
+          <w:lang w:val="pt_PT" w:bidi="pt_PT"/>
+        </w:rPr>
         <w:t>Tíquico era da província da Ásia, onde Colossos estava localizada (</w:t>
       </w:r>
       <w:hyperlink r:id="rId119">
         <w:r>
           <w:rPr>
+            <w:lang w:val="pt_PT" w:bidi="pt_PT"/>
+          </w:rPr>
+          <w:rPr>
             <w:color w:val="0000EE"/>
             <w:u w:val="single"/>
           </w:rPr>
@@ -3074,11 +5694,17 @@
         </w:r>
       </w:hyperlink>
       <w:r>
+        <w:rPr>
+          <w:lang w:val="pt_PT" w:bidi="pt_PT"/>
+        </w:rPr>
         <w:t>). Ele trabalhou com Paulo especialmente nessa província (</w:t>
       </w:r>
       <w:hyperlink r:id="rId120">
         <w:r>
           <w:rPr>
+            <w:lang w:val="pt_PT" w:bidi="pt_PT"/>
+          </w:rPr>
+          <w:rPr>
             <w:color w:val="0000EE"/>
             <w:u w:val="single"/>
           </w:rPr>
@@ -3086,11 +5712,17 @@
         </w:r>
       </w:hyperlink>
       <w:r>
+        <w:rPr>
+          <w:lang w:val="pt_PT" w:bidi="pt_PT"/>
+        </w:rPr>
         <w:t xml:space="preserve">; </w:t>
       </w:r>
       <w:hyperlink r:id="rId121">
         <w:r>
           <w:rPr>
+            <w:lang w:val="pt_PT" w:bidi="pt_PT"/>
+          </w:rPr>
+          <w:rPr>
             <w:color w:val="0000EE"/>
             <w:u w:val="single"/>
           </w:rPr>
@@ -3098,11 +5730,17 @@
         </w:r>
       </w:hyperlink>
       <w:r>
+        <w:rPr>
+          <w:lang w:val="pt_PT" w:bidi="pt_PT"/>
+        </w:rPr>
         <w:t>). Mais tarde, ele foi enviado para trabalhar com Tito em Creta (</w:t>
       </w:r>
       <w:hyperlink r:id="rId122">
         <w:r>
           <w:rPr>
+            <w:lang w:val="pt_PT" w:bidi="pt_PT"/>
+          </w:rPr>
+          <w:rPr>
             <w:color w:val="0000EE"/>
             <w:u w:val="single"/>
           </w:rPr>
@@ -3110,51 +5748,113 @@
         </w:r>
       </w:hyperlink>
       <w:r>
+        <w:rPr>
+          <w:lang w:val="pt_PT" w:bidi="pt_PT"/>
+        </w:rPr>
         <w:t>). Tíquico provavelmente levou esta carta junto com as cartas conhecidas como Efésios e Filemom.</w:t>
       </w:r>
-      <w:r/>
-      <w:r/>
-    </w:p>
-    <w:p>
-      <w:r/>
+      <w:r>
+        <w:rPr>
+          <w:lang w:val="pt_PT" w:bidi="pt_PT"/>
+        </w:rPr>
+      </w:r>
+      <w:r>
+        <w:rPr>
+          <w:lang w:val="pt_PT" w:bidi="pt_PT"/>
+        </w:rPr>
+      </w:r>
+    </w:p>
+    <w:p>
+      <w:pPr/>
+      <w:r>
+        <w:rPr>
+          <w:lang w:val="pt_PT" w:bidi="pt_PT"/>
+        </w:rPr>
+      </w:r>
     </w:p>
     <w:p>
       <w:pPr>
         <w:pStyle w:val="Heading2"/>
       </w:pPr>
       <w:r>
+        <w:rPr>
+          <w:lang w:val="pt_PT" w:bidi="pt_PT"/>
+        </w:rPr>
         <w:t>Colossenses 4.7–18</w:t>
       </w:r>
-      <w:r/>
-    </w:p>
-    <w:p>
-      <w:r/>
-      <w:r>
+      <w:r>
+        <w:rPr>
+          <w:lang w:val="pt_PT" w:bidi="pt_PT"/>
+        </w:rPr>
+      </w:r>
+    </w:p>
+    <w:p>
+      <w:pPr/>
+      <w:r>
+        <w:rPr>
+          <w:lang w:val="pt_PT" w:bidi="pt_PT"/>
+        </w:rPr>
+      </w:r>
+      <w:r>
+        <w:rPr>
+          <w:lang w:val="pt_PT" w:bidi="pt_PT"/>
+        </w:rPr>
         <w:t>A maioria das cartas do Novo Testamento termina com uma série de saudações e referências a colaboradores e planos de viagem, mas esta parte de colossenses é mais longa do que o habitual. Paulo, por não poder viajar, pode ter buscado garantir que os colossenses mantivessem conexões com seus colaboradores. Isso os ajudaria a não sucumbir às tentações dos falsos mestres.</w:t>
       </w:r>
-      <w:r/>
-      <w:r/>
-    </w:p>
-    <w:p>
-      <w:r/>
+      <w:r>
+        <w:rPr>
+          <w:lang w:val="pt_PT" w:bidi="pt_PT"/>
+        </w:rPr>
+      </w:r>
+      <w:r>
+        <w:rPr>
+          <w:lang w:val="pt_PT" w:bidi="pt_PT"/>
+        </w:rPr>
+      </w:r>
+    </w:p>
+    <w:p>
+      <w:pPr/>
+      <w:r>
+        <w:rPr>
+          <w:lang w:val="pt_PT" w:bidi="pt_PT"/>
+        </w:rPr>
+      </w:r>
     </w:p>
     <w:p>
       <w:pPr>
         <w:pStyle w:val="Heading2"/>
       </w:pPr>
       <w:r>
+        <w:rPr>
+          <w:lang w:val="pt_PT" w:bidi="pt_PT"/>
+        </w:rPr>
         <w:t>Colossenses 4.9</w:t>
       </w:r>
-      <w:r/>
-    </w:p>
-    <w:p>
-      <w:r/>
-      <w:r>
+      <w:r>
+        <w:rPr>
+          <w:lang w:val="pt_PT" w:bidi="pt_PT"/>
+        </w:rPr>
+      </w:r>
+    </w:p>
+    <w:p>
+      <w:pPr/>
+      <w:r>
+        <w:rPr>
+          <w:lang w:val="pt_PT" w:bidi="pt_PT"/>
+        </w:rPr>
+      </w:r>
+      <w:r>
+        <w:rPr>
+          <w:lang w:val="pt_PT" w:bidi="pt_PT"/>
+        </w:rPr>
         <w:t xml:space="preserve">Onésimo era um escravo fugitivo que Paulo enviou de volta ao seu mestre, Filemom (veja o </w:t>
       </w:r>
       <w:hyperlink r:id="rId123">
         <w:r>
           <w:rPr>
+            <w:lang w:val="pt_PT" w:bidi="pt_PT"/>
+          </w:rPr>
+          <w:rPr>
             <w:color w:val="0000EE"/>
             <w:u w:val="single"/>
           </w:rPr>
@@ -3162,31 +5862,65 @@
         </w:r>
       </w:hyperlink>
       <w:r>
+        <w:rPr>
+          <w:lang w:val="pt_PT" w:bidi="pt_PT"/>
+        </w:rPr>
         <w:t>).</w:t>
       </w:r>
-      <w:r/>
-      <w:r/>
-    </w:p>
-    <w:p>
-      <w:r/>
+      <w:r>
+        <w:rPr>
+          <w:lang w:val="pt_PT" w:bidi="pt_PT"/>
+        </w:rPr>
+      </w:r>
+      <w:r>
+        <w:rPr>
+          <w:lang w:val="pt_PT" w:bidi="pt_PT"/>
+        </w:rPr>
+      </w:r>
+    </w:p>
+    <w:p>
+      <w:pPr/>
+      <w:r>
+        <w:rPr>
+          <w:lang w:val="pt_PT" w:bidi="pt_PT"/>
+        </w:rPr>
+      </w:r>
     </w:p>
     <w:p>
       <w:pPr>
         <w:pStyle w:val="Heading2"/>
       </w:pPr>
       <w:r>
+        <w:rPr>
+          <w:lang w:val="pt_PT" w:bidi="pt_PT"/>
+        </w:rPr>
         <w:t>Colossenses 4.10</w:t>
       </w:r>
-      <w:r/>
-    </w:p>
-    <w:p>
-      <w:r/>
-      <w:r>
+      <w:r>
+        <w:rPr>
+          <w:lang w:val="pt_PT" w:bidi="pt_PT"/>
+        </w:rPr>
+      </w:r>
+    </w:p>
+    <w:p>
+      <w:pPr/>
+      <w:r>
+        <w:rPr>
+          <w:lang w:val="pt_PT" w:bidi="pt_PT"/>
+        </w:rPr>
+      </w:r>
+      <w:r>
+        <w:rPr>
+          <w:lang w:val="pt_PT" w:bidi="pt_PT"/>
+        </w:rPr>
         <w:t>Aristarco era um nome comum, mas ele provavelmente era o mesmo homem de Tessalônica (</w:t>
       </w:r>
       <w:hyperlink r:id="rId124">
         <w:r>
           <w:rPr>
+            <w:lang w:val="pt_PT" w:bidi="pt_PT"/>
+          </w:rPr>
+          <w:rPr>
             <w:color w:val="0000EE"/>
             <w:u w:val="single"/>
           </w:rPr>
@@ -3194,11 +5928,17 @@
         </w:r>
       </w:hyperlink>
       <w:r>
+        <w:rPr>
+          <w:lang w:val="pt_PT" w:bidi="pt_PT"/>
+        </w:rPr>
         <w:t xml:space="preserve">; </w:t>
       </w:r>
       <w:hyperlink r:id="rId119">
         <w:r>
           <w:rPr>
+            <w:lang w:val="pt_PT" w:bidi="pt_PT"/>
+          </w:rPr>
+          <w:rPr>
             <w:color w:val="0000EE"/>
             <w:u w:val="single"/>
           </w:rPr>
@@ -3206,11 +5946,17 @@
         </w:r>
       </w:hyperlink>
       <w:r>
+        <w:rPr>
+          <w:lang w:val="pt_PT" w:bidi="pt_PT"/>
+        </w:rPr>
         <w:t>) que acompanhou Paulo em sua viagem a Roma (</w:t>
       </w:r>
       <w:hyperlink r:id="rId125">
         <w:r>
           <w:rPr>
+            <w:lang w:val="pt_PT" w:bidi="pt_PT"/>
+          </w:rPr>
+          <w:rPr>
             <w:color w:val="0000EE"/>
             <w:u w:val="single"/>
           </w:rPr>
@@ -3218,20 +5964,30 @@
         </w:r>
       </w:hyperlink>
       <w:r>
+        <w:rPr>
+          <w:lang w:val="pt_PT" w:bidi="pt_PT"/>
+        </w:rPr>
         <w:t xml:space="preserve">). Atos não sugere que </w:t>
       </w:r>
       <w:r>
         <w:rPr>
           <w:i/>
+          <w:lang w:val="pt_PT" w:bidi="pt_PT"/>
         </w:rPr>
         <w:t>Aristarco</w:t>
       </w:r>
       <w:r>
+        <w:rPr>
+          <w:lang w:val="pt_PT" w:bidi="pt_PT"/>
+        </w:rPr>
         <w:t xml:space="preserve"> também estava preso, então talvez ele estivesse na prisão com Paulo voluntariamente, compartilhando seu confinamento para encorajá-lo e ajudá-lo no ministério. • Marcos, primo de Barnabé, havia ido com Barnabé e Paulo em sua primeira viagem missionária, mas os deixou antes que a viagem fosse concluída (</w:t>
       </w:r>
       <w:hyperlink r:id="rId126">
         <w:r>
           <w:rPr>
+            <w:lang w:val="pt_PT" w:bidi="pt_PT"/>
+          </w:rPr>
+          <w:rPr>
             <w:color w:val="0000EE"/>
             <w:u w:val="single"/>
           </w:rPr>
@@ -3239,11 +5995,17 @@
         </w:r>
       </w:hyperlink>
       <w:r>
+        <w:rPr>
+          <w:lang w:val="pt_PT" w:bidi="pt_PT"/>
+        </w:rPr>
         <w:t>). Essa deserção levou a uma separação entre Paulo e Barnabé quando a segunda viagem estava prestes a começar (</w:t>
       </w:r>
       <w:hyperlink r:id="rId127">
         <w:r>
           <w:rPr>
+            <w:lang w:val="pt_PT" w:bidi="pt_PT"/>
+          </w:rPr>
+          <w:rPr>
             <w:color w:val="0000EE"/>
             <w:u w:val="single"/>
           </w:rPr>
@@ -3251,11 +6013,17 @@
         </w:r>
       </w:hyperlink>
       <w:r>
+        <w:rPr>
+          <w:lang w:val="pt_PT" w:bidi="pt_PT"/>
+        </w:rPr>
         <w:t xml:space="preserve">). Paulo e Marcos aparentemente agora estavam reconciliados (veja também </w:t>
       </w:r>
       <w:hyperlink r:id="rId128">
         <w:r>
           <w:rPr>
+            <w:lang w:val="pt_PT" w:bidi="pt_PT"/>
+          </w:rPr>
+          <w:rPr>
             <w:color w:val="0000EE"/>
             <w:u w:val="single"/>
           </w:rPr>
@@ -3263,11 +6031,17 @@
         </w:r>
       </w:hyperlink>
       <w:r>
+        <w:rPr>
+          <w:lang w:val="pt_PT" w:bidi="pt_PT"/>
+        </w:rPr>
         <w:t xml:space="preserve">; </w:t>
       </w:r>
       <w:hyperlink r:id="rId129">
         <w:r>
           <w:rPr>
+            <w:lang w:val="pt_PT" w:bidi="pt_PT"/>
+          </w:rPr>
+          <w:rPr>
             <w:color w:val="0000EE"/>
             <w:u w:val="single"/>
           </w:rPr>
@@ -3275,31 +6049,65 @@
         </w:r>
       </w:hyperlink>
       <w:r>
+        <w:rPr>
+          <w:lang w:val="pt_PT" w:bidi="pt_PT"/>
+        </w:rPr>
         <w:t>). • Como você foi instruído antes: Não há outro registro dessa comunicação.</w:t>
       </w:r>
-      <w:r/>
-      <w:r/>
-    </w:p>
-    <w:p>
-      <w:r/>
+      <w:r>
+        <w:rPr>
+          <w:lang w:val="pt_PT" w:bidi="pt_PT"/>
+        </w:rPr>
+      </w:r>
+      <w:r>
+        <w:rPr>
+          <w:lang w:val="pt_PT" w:bidi="pt_PT"/>
+        </w:rPr>
+      </w:r>
+    </w:p>
+    <w:p>
+      <w:pPr/>
+      <w:r>
+        <w:rPr>
+          <w:lang w:val="pt_PT" w:bidi="pt_PT"/>
+        </w:rPr>
+      </w:r>
     </w:p>
     <w:p>
       <w:pPr>
         <w:pStyle w:val="Heading2"/>
       </w:pPr>
       <w:r>
+        <w:rPr>
+          <w:lang w:val="pt_PT" w:bidi="pt_PT"/>
+        </w:rPr>
         <w:t>Colossenses 4.10–14</w:t>
       </w:r>
-      <w:r/>
-    </w:p>
-    <w:p>
-      <w:r/>
-      <w:r>
+      <w:r>
+        <w:rPr>
+          <w:lang w:val="pt_PT" w:bidi="pt_PT"/>
+        </w:rPr>
+      </w:r>
+    </w:p>
+    <w:p>
+      <w:pPr/>
+      <w:r>
+        <w:rPr>
+          <w:lang w:val="pt_PT" w:bidi="pt_PT"/>
+        </w:rPr>
+      </w:r>
+      <w:r>
+        <w:rPr>
+          <w:lang w:val="pt_PT" w:bidi="pt_PT"/>
+        </w:rPr>
         <w:t xml:space="preserve">Das seis pessoas mencionadas, cinco também são citadas em </w:t>
       </w:r>
       <w:hyperlink r:id="rId130">
         <w:r>
           <w:rPr>
+            <w:lang w:val="pt_PT" w:bidi="pt_PT"/>
+          </w:rPr>
+          <w:rPr>
             <w:color w:val="0000EE"/>
             <w:u w:val="single"/>
           </w:rPr>
@@ -3307,98 +6115,200 @@
         </w:r>
       </w:hyperlink>
       <w:r>
+        <w:rPr>
+          <w:lang w:val="pt_PT" w:bidi="pt_PT"/>
+        </w:rPr>
         <w:t>.</w:t>
       </w:r>
-      <w:r/>
-      <w:r/>
-    </w:p>
-    <w:p>
-      <w:r/>
+      <w:r>
+        <w:rPr>
+          <w:lang w:val="pt_PT" w:bidi="pt_PT"/>
+        </w:rPr>
+      </w:r>
+      <w:r>
+        <w:rPr>
+          <w:lang w:val="pt_PT" w:bidi="pt_PT"/>
+        </w:rPr>
+      </w:r>
+    </w:p>
+    <w:p>
+      <w:pPr/>
+      <w:r>
+        <w:rPr>
+          <w:lang w:val="pt_PT" w:bidi="pt_PT"/>
+        </w:rPr>
+      </w:r>
     </w:p>
     <w:p>
       <w:pPr>
         <w:pStyle w:val="Heading2"/>
       </w:pPr>
       <w:r>
+        <w:rPr>
+          <w:lang w:val="pt_PT" w:bidi="pt_PT"/>
+        </w:rPr>
         <w:t>Colossenses 4.11</w:t>
       </w:r>
-      <w:r/>
-    </w:p>
-    <w:p>
-      <w:r/>
-      <w:r>
+      <w:r>
+        <w:rPr>
+          <w:lang w:val="pt_PT" w:bidi="pt_PT"/>
+        </w:rPr>
+      </w:r>
+    </w:p>
+    <w:p>
+      <w:pPr/>
+      <w:r>
+        <w:rPr>
+          <w:lang w:val="pt_PT" w:bidi="pt_PT"/>
+        </w:rPr>
+      </w:r>
+      <w:r>
+        <w:rPr>
+          <w:lang w:val="pt_PT" w:bidi="pt_PT"/>
+        </w:rPr>
         <w:t xml:space="preserve">Jesus (aquele que chamamos de Justo) é mencionado apenas aqui no Novo Testamento. O sobrenome </w:t>
       </w:r>
       <w:r>
         <w:rPr>
           <w:i/>
+          <w:lang w:val="pt_PT" w:bidi="pt_PT"/>
         </w:rPr>
         <w:t>Justo</w:t>
       </w:r>
       <w:r>
+        <w:rPr>
+          <w:lang w:val="pt_PT" w:bidi="pt_PT"/>
+        </w:rPr>
         <w:t xml:space="preserve"> é incluído porque </w:t>
       </w:r>
       <w:r>
         <w:rPr>
           <w:i/>
+          <w:lang w:val="pt_PT" w:bidi="pt_PT"/>
         </w:rPr>
         <w:t>Jesus</w:t>
       </w:r>
       <w:r>
+        <w:rPr>
+          <w:lang w:val="pt_PT" w:bidi="pt_PT"/>
+        </w:rPr>
         <w:t xml:space="preserve"> (que significa </w:t>
       </w:r>
       <w:r>
         <w:rPr>
           <w:i/>
+          <w:lang w:val="pt_PT" w:bidi="pt_PT"/>
         </w:rPr>
         <w:t>o Senhor salva</w:t>
       </w:r>
       <w:r>
+        <w:rPr>
+          <w:lang w:val="pt_PT" w:bidi="pt_PT"/>
+        </w:rPr>
         <w:t>) era um nome comum entre os judeus do primeiro século.</w:t>
       </w:r>
-      <w:r/>
-      <w:r/>
-    </w:p>
-    <w:p>
-      <w:r/>
+      <w:r>
+        <w:rPr>
+          <w:lang w:val="pt_PT" w:bidi="pt_PT"/>
+        </w:rPr>
+      </w:r>
+      <w:r>
+        <w:rPr>
+          <w:lang w:val="pt_PT" w:bidi="pt_PT"/>
+        </w:rPr>
+      </w:r>
+    </w:p>
+    <w:p>
+      <w:pPr/>
+      <w:r>
+        <w:rPr>
+          <w:lang w:val="pt_PT" w:bidi="pt_PT"/>
+        </w:rPr>
+      </w:r>
     </w:p>
     <w:p>
       <w:pPr>
         <w:pStyle w:val="Heading2"/>
       </w:pPr>
       <w:r>
+        <w:rPr>
+          <w:lang w:val="pt_PT" w:bidi="pt_PT"/>
+        </w:rPr>
         <w:t>Colossenses 4.13</w:t>
       </w:r>
-      <w:r/>
-    </w:p>
-    <w:p>
-      <w:r/>
-      <w:r>
+      <w:r>
+        <w:rPr>
+          <w:lang w:val="pt_PT" w:bidi="pt_PT"/>
+        </w:rPr>
+      </w:r>
+    </w:p>
+    <w:p>
+      <w:pPr/>
+      <w:r>
+        <w:rPr>
+          <w:lang w:val="pt_PT" w:bidi="pt_PT"/>
+        </w:rPr>
+      </w:r>
+      <w:r>
+        <w:rPr>
+          <w:lang w:val="pt_PT" w:bidi="pt_PT"/>
+        </w:rPr>
         <w:t>Laodiceia e Hierápolis eram as duas cidades mais importantes no vale do rio Lico. O fato de Epafras ter orado pelos crentes em Colossos e nessas cidades próximas sugere que ele foi o evangelista pioneiro em todas as três cidades.</w:t>
       </w:r>
-      <w:r/>
-      <w:r/>
-    </w:p>
-    <w:p>
-      <w:r/>
+      <w:r>
+        <w:rPr>
+          <w:lang w:val="pt_PT" w:bidi="pt_PT"/>
+        </w:rPr>
+      </w:r>
+      <w:r>
+        <w:rPr>
+          <w:lang w:val="pt_PT" w:bidi="pt_PT"/>
+        </w:rPr>
+      </w:r>
+    </w:p>
+    <w:p>
+      <w:pPr/>
+      <w:r>
+        <w:rPr>
+          <w:lang w:val="pt_PT" w:bidi="pt_PT"/>
+        </w:rPr>
+      </w:r>
     </w:p>
     <w:p>
       <w:pPr>
         <w:pStyle w:val="Heading2"/>
       </w:pPr>
       <w:r>
+        <w:rPr>
+          <w:lang w:val="pt_PT" w:bidi="pt_PT"/>
+        </w:rPr>
         <w:t>Colossenses 4.14</w:t>
       </w:r>
-      <w:r/>
-    </w:p>
-    <w:p>
-      <w:r/>
-      <w:r>
+      <w:r>
+        <w:rPr>
+          <w:lang w:val="pt_PT" w:bidi="pt_PT"/>
+        </w:rPr>
+      </w:r>
+    </w:p>
+    <w:p>
+      <w:pPr/>
+      <w:r>
+        <w:rPr>
+          <w:lang w:val="pt_PT" w:bidi="pt_PT"/>
+        </w:rPr>
+      </w:r>
+      <w:r>
+        <w:rPr>
+          <w:lang w:val="pt_PT" w:bidi="pt_PT"/>
+        </w:rPr>
         <w:t xml:space="preserve">Lucas, o amado médico, é bem conhecido como o autor de Atos e do Evangelho que leva seu nome. Este versículo é a única evidência para dois fatos sobre Lucas: ele era médico e não era um crente judeu (veja </w:t>
       </w:r>
       <w:hyperlink r:id="rId131">
         <w:r>
           <w:rPr>
+            <w:lang w:val="pt_PT" w:bidi="pt_PT"/>
+          </w:rPr>
+          <w:rPr>
             <w:color w:val="0000EE"/>
             <w:u w:val="single"/>
           </w:rPr>
@@ -3406,11 +6316,17 @@
         </w:r>
       </w:hyperlink>
       <w:r>
+        <w:rPr>
+          <w:lang w:val="pt_PT" w:bidi="pt_PT"/>
+        </w:rPr>
         <w:t>). • Em contraste com as outras pessoas mencionadas nesta passagem, nenhum detalhe é dado sobre Demas. Talvez Paulo não o conhecesse bem. Demas mais tarde abandonou Paulo (</w:t>
       </w:r>
       <w:hyperlink r:id="rId132">
         <w:r>
           <w:rPr>
+            <w:lang w:val="pt_PT" w:bidi="pt_PT"/>
+          </w:rPr>
+          <w:rPr>
             <w:color w:val="0000EE"/>
             <w:u w:val="single"/>
           </w:rPr>
@@ -3418,71 +6334,161 @@
         </w:r>
       </w:hyperlink>
       <w:r>
+        <w:rPr>
+          <w:lang w:val="pt_PT" w:bidi="pt_PT"/>
+        </w:rPr>
         <w:t>).</w:t>
       </w:r>
-      <w:r/>
-      <w:r/>
-    </w:p>
-    <w:p>
-      <w:r/>
+      <w:r>
+        <w:rPr>
+          <w:lang w:val="pt_PT" w:bidi="pt_PT"/>
+        </w:rPr>
+      </w:r>
+      <w:r>
+        <w:rPr>
+          <w:lang w:val="pt_PT" w:bidi="pt_PT"/>
+        </w:rPr>
+      </w:r>
+    </w:p>
+    <w:p>
+      <w:pPr/>
+      <w:r>
+        <w:rPr>
+          <w:lang w:val="pt_PT" w:bidi="pt_PT"/>
+        </w:rPr>
+      </w:r>
     </w:p>
     <w:p>
       <w:pPr>
         <w:pStyle w:val="Heading2"/>
       </w:pPr>
       <w:r>
+        <w:rPr>
+          <w:lang w:val="pt_PT" w:bidi="pt_PT"/>
+        </w:rPr>
         <w:t>Colossenses 4.15</w:t>
       </w:r>
-      <w:r/>
-    </w:p>
-    <w:p>
-      <w:r/>
-      <w:r>
+      <w:r>
+        <w:rPr>
+          <w:lang w:val="pt_PT" w:bidi="pt_PT"/>
+        </w:rPr>
+      </w:r>
+    </w:p>
+    <w:p>
+      <w:pPr/>
+      <w:r>
+        <w:rPr>
+          <w:lang w:val="pt_PT" w:bidi="pt_PT"/>
+        </w:rPr>
+      </w:r>
+      <w:r>
+        <w:rPr>
+          <w:lang w:val="pt_PT" w:bidi="pt_PT"/>
+        </w:rPr>
         <w:t>Ninfa e a igreja que se reúne em sua casa: Nos primeiros dois séculos da igreja cristã, quase todos os crentes se reuniam para adorar em casas particulares. Não se sabe mais nada sobre Ninfa.</w:t>
       </w:r>
-      <w:r/>
-      <w:r/>
-    </w:p>
-    <w:p>
-      <w:r/>
+      <w:r>
+        <w:rPr>
+          <w:lang w:val="pt_PT" w:bidi="pt_PT"/>
+        </w:rPr>
+      </w:r>
+      <w:r>
+        <w:rPr>
+          <w:lang w:val="pt_PT" w:bidi="pt_PT"/>
+        </w:rPr>
+      </w:r>
+    </w:p>
+    <w:p>
+      <w:pPr/>
+      <w:r>
+        <w:rPr>
+          <w:lang w:val="pt_PT" w:bidi="pt_PT"/>
+        </w:rPr>
+      </w:r>
     </w:p>
     <w:p>
       <w:pPr>
         <w:pStyle w:val="Heading2"/>
       </w:pPr>
       <w:r>
+        <w:rPr>
+          <w:lang w:val="pt_PT" w:bidi="pt_PT"/>
+        </w:rPr>
         <w:t>Colossenses 4.16</w:t>
       </w:r>
-      <w:r/>
-    </w:p>
-    <w:p>
-      <w:r/>
-      <w:r>
+      <w:r>
+        <w:rPr>
+          <w:lang w:val="pt_PT" w:bidi="pt_PT"/>
+        </w:rPr>
+      </w:r>
+    </w:p>
+    <w:p>
+      <w:pPr/>
+      <w:r>
+        <w:rPr>
+          <w:lang w:val="pt_PT" w:bidi="pt_PT"/>
+        </w:rPr>
+      </w:r>
+      <w:r>
+        <w:rPr>
+          <w:lang w:val="pt_PT" w:bidi="pt_PT"/>
+        </w:rPr>
         <w:t>Você deve ler a carta que escrevi para eles: várias tentativas foram feitas ao longo dos anos para identificar a carta aos Laodicenses com uma carta ou fragmento do Novo Testamento, mas é mais provável que a carta de Paulo à igreja de Laodiceia tenha sido perdida.</w:t>
       </w:r>
-      <w:r/>
-      <w:r/>
-    </w:p>
-    <w:p>
-      <w:r/>
+      <w:r>
+        <w:rPr>
+          <w:lang w:val="pt_PT" w:bidi="pt_PT"/>
+        </w:rPr>
+      </w:r>
+      <w:r>
+        <w:rPr>
+          <w:lang w:val="pt_PT" w:bidi="pt_PT"/>
+        </w:rPr>
+      </w:r>
+    </w:p>
+    <w:p>
+      <w:pPr/>
+      <w:r>
+        <w:rPr>
+          <w:lang w:val="pt_PT" w:bidi="pt_PT"/>
+        </w:rPr>
+      </w:r>
     </w:p>
     <w:p>
       <w:pPr>
         <w:pStyle w:val="Heading2"/>
       </w:pPr>
       <w:r>
+        <w:rPr>
+          <w:lang w:val="pt_PT" w:bidi="pt_PT"/>
+        </w:rPr>
         <w:t>Colossenses 4.17</w:t>
       </w:r>
-      <w:r/>
-    </w:p>
-    <w:p>
-      <w:r/>
-      <w:r>
+      <w:r>
+        <w:rPr>
+          <w:lang w:val="pt_PT" w:bidi="pt_PT"/>
+        </w:rPr>
+      </w:r>
+    </w:p>
+    <w:p>
+      <w:pPr/>
+      <w:r>
+        <w:rPr>
+          <w:lang w:val="pt_PT" w:bidi="pt_PT"/>
+        </w:rPr>
+      </w:r>
+      <w:r>
+        <w:rPr>
+          <w:lang w:val="pt_PT" w:bidi="pt_PT"/>
+        </w:rPr>
         <w:t xml:space="preserve">Arquipo: Veja também </w:t>
       </w:r>
       <w:hyperlink r:id="rId133">
         <w:r>
           <w:rPr>
+            <w:lang w:val="pt_PT" w:bidi="pt_PT"/>
+          </w:rPr>
+          <w:rPr>
             <w:color w:val="0000EE"/>
             <w:u w:val="single"/>
           </w:rPr>
@@ -3490,40 +6496,78 @@
         </w:r>
       </w:hyperlink>
       <w:r>
+        <w:rPr>
+          <w:lang w:val="pt_PT" w:bidi="pt_PT"/>
+        </w:rPr>
         <w:t>. Não temos como saber mais sobre o ministério que o Senhor lhe deu.</w:t>
       </w:r>
-      <w:r/>
-      <w:r/>
-    </w:p>
-    <w:p>
-      <w:r/>
+      <w:r>
+        <w:rPr>
+          <w:lang w:val="pt_PT" w:bidi="pt_PT"/>
+        </w:rPr>
+      </w:r>
+      <w:r>
+        <w:rPr>
+          <w:lang w:val="pt_PT" w:bidi="pt_PT"/>
+        </w:rPr>
+      </w:r>
+    </w:p>
+    <w:p>
+      <w:pPr/>
+      <w:r>
+        <w:rPr>
+          <w:lang w:val="pt_PT" w:bidi="pt_PT"/>
+        </w:rPr>
+      </w:r>
     </w:p>
     <w:p>
       <w:pPr>
         <w:pStyle w:val="Heading2"/>
       </w:pPr>
       <w:r>
+        <w:rPr>
+          <w:lang w:val="pt_PT" w:bidi="pt_PT"/>
+        </w:rPr>
         <w:t>Colossenses 4.18</w:t>
       </w:r>
-      <w:r/>
-    </w:p>
-    <w:p>
-      <w:r/>
-      <w:r>
+      <w:r>
+        <w:rPr>
+          <w:lang w:val="pt_PT" w:bidi="pt_PT"/>
+        </w:rPr>
+      </w:r>
+    </w:p>
+    <w:p>
+      <w:pPr/>
+      <w:r>
+        <w:rPr>
+          <w:lang w:val="pt_PT" w:bidi="pt_PT"/>
+        </w:rPr>
+      </w:r>
+      <w:r>
+        <w:rPr>
+          <w:lang w:val="pt_PT" w:bidi="pt_PT"/>
+        </w:rPr>
         <w:t xml:space="preserve">Aqui está minha saudação de minha própria mão — Paulo: Como a maioria das cartas antigas, colossenses provavelmente foi ditada por Paulo a um escriba, ou </w:t>
       </w:r>
       <w:r>
         <w:rPr>
           <w:i/>
+          <w:lang w:val="pt_PT" w:bidi="pt_PT"/>
         </w:rPr>
         <w:t>amanuense,</w:t>
       </w:r>
       <w:r>
+        <w:rPr>
+          <w:lang w:val="pt_PT" w:bidi="pt_PT"/>
+        </w:rPr>
         <w:t xml:space="preserve"> que teria sido treinado para escrever de forma clara e compacta. Para autenticar a carta, Paulo adicionou sua própria saudação manuscrita no final (cp. comentário de Paulo em </w:t>
       </w:r>
       <w:hyperlink r:id="rId134">
         <w:r>
           <w:rPr>
+            <w:lang w:val="pt_PT" w:bidi="pt_PT"/>
+          </w:rPr>
+          <w:rPr>
             <w:color w:val="0000EE"/>
             <w:u w:val="single"/>
           </w:rPr>
@@ -3531,10 +6575,21 @@
         </w:r>
       </w:hyperlink>
       <w:r>
+        <w:rPr>
+          <w:lang w:val="pt_PT" w:bidi="pt_PT"/>
+        </w:rPr>
         <w:t>).</w:t>
       </w:r>
-      <w:r/>
-      <w:r/>
+      <w:r>
+        <w:rPr>
+          <w:lang w:val="pt_PT" w:bidi="pt_PT"/>
+        </w:rPr>
+      </w:r>
+      <w:r>
+        <w:rPr>
+          <w:lang w:val="pt_PT" w:bidi="pt_PT"/>
+        </w:rPr>
+      </w:r>
     </w:p>
     <w:sectPr>
       <w:footnotePr>
@@ -5436,7 +8491,7 @@
     <w:rPrDefault>
       <w:rPr>
         <w:rFonts w:ascii="Times New Roman" w:eastAsia="Times New Roman" w:hAnsi="Times New Roman" w:cs="Times New Roman"/>
-        <w:lang w:val="en-US" w:eastAsia="en-US" w:bidi="ar-SA"/>
+        <w:lang w:val="pt_PT" w:eastAsia="en-US" w:bidi="ar-SA"/>
       </w:rPr>
     </w:rPrDefault>
     <w:pPrDefault/>

--- a/por/docx/51.content.docx
+++ b/por/docx/51.content.docx
@@ -163,13 +163,6 @@
         <w:rPr>
           <w:lang w:val="pt_PT" w:bidi="pt_PT"/>
         </w:rPr>
-      </w:r>
-      <w:r>
-        <w:rPr>
-          <w:i/>
-          <w:lang w:val="pt_PT" w:bidi="pt_PT"/>
-        </w:rPr>
-        <w:t>Colossenses 1.1, Colossenses 1.2, Colossenses 1.3–14, Colossenses 1.4, Colossenses 1.5, Colossenses 1.6, Colossenses 1.7, Colossenses 1.9–10, Colossenses 1.12–13, Colossenses 1.15, Colossenses 1.15–20, Colossenses 1.16, Colossenses 1.18, Colossenses 1.19, Colossenses 1.20, Colossenses 1.21, Colossenses 1.21–23, Colossenses 1.22, Colossenses 1.23, Colossenses 1.24, Colossenses 1.24–2:5, Colossenses 1.26, Colossenses 2.1–5, Colossenses 2.2, Colossenses 2.3, Colossenses 2.6–15, Colossenses 2.8, Colossenses 2.11, Colossenses 2.12, Colossenses 2.14, Colossenses 2.15, Colossenses 2.16, Colossenses 2.16–23, Colossenses 2.17, Colossenses 2.18, Colossenses 2.20, Colossenses 2.23, Colossenses 3.1, Colossenses 3.1–11, Colossenses 3.3–4, Colossenses 3.5, Colossenses 3.6, Colossenses 3.8, Colossenses 3.9–10, Colossenses 3.11, Colossenses 3.12–17, Colossenses 3.15, Colossenses 3.16, Colossenses 3.17, Colossenses 3.18, Colossenses 3.18–4.1, Colossenses 3.19, Colossenses 3.22–24, Colossenses 4.1, Colossenses 4.2, Colossenses 4.2–6, Colossenses 4.3, Colossenses 4.5, Colossenses 4.6, Colossenses 4.7, Colossenses 4.7–18, Colossenses 4.9, Colossenses 4.10, Colossenses 4.10–14, Colossenses 4.11, Colossenses 4.13, Colossenses 4.14, Colossenses 4.15, Colossenses 4.16, Colossenses 4.17, Colossenses 4.18</w:t>
       </w:r>
       <w:r>
         <w:rPr>

--- a/por/docx/51.content.docx
+++ b/por/docx/51.content.docx
@@ -150,19 +150,6 @@
           <w:lang w:val="pt_PT" w:bidi="pt_PT"/>
         </w:rPr>
         <w:t>COL</w:t>
-      </w:r>
-      <w:r>
-        <w:rPr>
-          <w:lang w:val="pt_PT" w:bidi="pt_PT"/>
-        </w:rPr>
-      </w:r>
-    </w:p>
-    <w:p>
-      <w:pPr/>
-      <w:r>
-        <w:rPr>
-          <w:lang w:val="pt_PT" w:bidi="pt_PT"/>
-        </w:rPr>
       </w:r>
       <w:r>
         <w:rPr>

--- a/por/docx/51.content.docx
+++ b/por/docx/51.content.docx
@@ -19,7 +19,7 @@
         <w:rPr>
           <w:lang w:val="pt_PT" w:bidi="pt_PT"/>
         </w:rPr>
-        <w:t>Resource: Notas de Estudo (Tyndale)</w:t>
+        <w:t>Resource: Tyndale Open Study Notes</w:t>
       </w:r>
       <w:r>
         <w:rPr>
@@ -112,7 +112,7 @@
         <w:rPr>
           <w:lang w:val="pt_PT" w:bidi="pt_PT"/>
         </w:rPr>
-        <w:t>Notas de Estudo (Tyndale)</w:t>
+        <w:t>Tyndale Open Study Notes</w:t>
       </w:r>
     </w:p>
     <w:p>

--- a/por/docx/51.content.docx
+++ b/por/docx/51.content.docx
@@ -19,7 +19,7 @@
         <w:rPr>
           <w:lang w:val="pt_PT" w:bidi="pt_PT"/>
         </w:rPr>
-        <w:t>Resource: Tyndale Open Study Notes</w:t>
+        <w:t>Resource: Aquifer Open Study Notes</w:t>
       </w:r>
       <w:r>
         <w:rPr>
@@ -112,7 +112,7 @@
         <w:rPr>
           <w:lang w:val="pt_PT" w:bidi="pt_PT"/>
         </w:rPr>
-        <w:t>Tyndale Open Study Notes</w:t>
+        <w:t>Aquifer Open Study Notes</w:t>
       </w:r>
     </w:p>
     <w:p>

--- a/por/docx/51.content.docx
+++ b/por/docx/51.content.docx
@@ -452,18 +452,12 @@
         </w:rPr>
         <w:t>. Eles são separados por Deus como Seu povo santo (</w:t>
       </w:r>
-      <w:hyperlink r:id="rId13">
-        <w:r>
-          <w:rPr>
-            <w:lang w:val="pt_PT" w:bidi="pt_PT"/>
-          </w:rPr>
-          <w:rPr>
-            <w:color w:val="0000EE"/>
-            <w:u w:val="single"/>
-          </w:rPr>
-          <w:t>3.12</w:t>
-        </w:r>
-      </w:hyperlink>
+      <w:r>
+        <w:rPr>
+          <w:lang w:val="pt_PT" w:bidi="pt_PT"/>
+        </w:rPr>
+        <w:t>3.12</w:t>
+      </w:r>
       <w:r>
         <w:rPr>
           <w:lang w:val="pt_PT" w:bidi="pt_PT"/>
@@ -518,18 +512,12 @@
         </w:rPr>
         <w:t>A esperança confiante dos cristãos colossenses lhes proporciona uma base segura para sua fé e amor (</w:t>
       </w:r>
-      <w:hyperlink r:id="rId14">
-        <w:r>
-          <w:rPr>
-            <w:lang w:val="pt_PT" w:bidi="pt_PT"/>
-          </w:rPr>
-          <w:rPr>
-            <w:color w:val="0000EE"/>
-            <w:u w:val="single"/>
-          </w:rPr>
-          <w:t>1.4</w:t>
-        </w:r>
-      </w:hyperlink>
+      <w:r>
+        <w:rPr>
+          <w:lang w:val="pt_PT" w:bidi="pt_PT"/>
+        </w:rPr>
+        <w:t>1.4</w:t>
+      </w:r>
       <w:r>
         <w:rPr>
           <w:lang w:val="pt_PT" w:bidi="pt_PT"/>
@@ -584,18 +572,12 @@
         </w:rPr>
         <w:t xml:space="preserve">dando frutos em todos os lugares ao transformar vidas: As boas-novas são eficazes para transformar vidas e promover o crescimento espiritual (cp. </w:t>
       </w:r>
-      <w:hyperlink r:id="rId15">
-        <w:r>
-          <w:rPr>
-            <w:lang w:val="pt_PT" w:bidi="pt_PT"/>
-          </w:rPr>
-          <w:rPr>
-            <w:color w:val="0000EE"/>
-            <w:u w:val="single"/>
-          </w:rPr>
-          <w:t>1.10</w:t>
-        </w:r>
-      </w:hyperlink>
+      <w:r>
+        <w:rPr>
+          <w:lang w:val="pt_PT" w:bidi="pt_PT"/>
+        </w:rPr>
+        <w:t>1.10</w:t>
+      </w:r>
       <w:r>
         <w:rPr>
           <w:lang w:val="pt_PT" w:bidi="pt_PT"/>
@@ -650,54 +632,36 @@
         </w:rPr>
         <w:t xml:space="preserve">Epafras (veja também </w:t>
       </w:r>
-      <w:hyperlink r:id="rId16">
-        <w:r>
-          <w:rPr>
-            <w:lang w:val="pt_PT" w:bidi="pt_PT"/>
-          </w:rPr>
-          <w:rPr>
-            <w:color w:val="0000EE"/>
-            <w:u w:val="single"/>
-          </w:rPr>
-          <w:t>4.12–13</w:t>
-        </w:r>
-      </w:hyperlink>
+      <w:r>
+        <w:rPr>
+          <w:lang w:val="pt_PT" w:bidi="pt_PT"/>
+        </w:rPr>
+        <w:t>4.12–13</w:t>
+      </w:r>
       <w:r>
         <w:rPr>
           <w:lang w:val="pt_PT" w:bidi="pt_PT"/>
         </w:rPr>
         <w:t xml:space="preserve">; </w:t>
       </w:r>
-      <w:hyperlink r:id="rId17">
-        <w:r>
-          <w:rPr>
-            <w:lang w:val="pt_PT" w:bidi="pt_PT"/>
-          </w:rPr>
-          <w:rPr>
-            <w:color w:val="0000EE"/>
-            <w:u w:val="single"/>
-          </w:rPr>
-          <w:t>Fm 1.23</w:t>
-        </w:r>
-      </w:hyperlink>
+      <w:r>
+        <w:rPr>
+          <w:lang w:val="pt_PT" w:bidi="pt_PT"/>
+        </w:rPr>
+        <w:t>Fm 1.23</w:t>
+      </w:r>
       <w:r>
         <w:rPr>
           <w:lang w:val="pt_PT" w:bidi="pt_PT"/>
         </w:rPr>
         <w:t xml:space="preserve">) provavelmente se converteu quando Paulo ministrou em Éfeso (veja </w:t>
       </w:r>
-      <w:hyperlink r:id="rId18">
-        <w:r>
-          <w:rPr>
-            <w:lang w:val="pt_PT" w:bidi="pt_PT"/>
-          </w:rPr>
-          <w:rPr>
-            <w:color w:val="0000EE"/>
-            <w:u w:val="single"/>
-          </w:rPr>
-          <w:t>At 19.10</w:t>
-        </w:r>
-      </w:hyperlink>
+      <w:r>
+        <w:rPr>
+          <w:lang w:val="pt_PT" w:bidi="pt_PT"/>
+        </w:rPr>
+        <w:t>At 19.10</w:t>
+      </w:r>
       <w:r>
         <w:rPr>
           <w:lang w:val="pt_PT" w:bidi="pt_PT"/>
@@ -752,18 +716,12 @@
         </w:rPr>
         <w:t>Paulo ora para que Deus conceda aos seus leitores uma compreensão mais profunda das boas-novas e sua plena expressão em suas vidas. O crescimento espiritual proporciona uma compreensão mais clara e profunda da verdade cristã e da conduta que agrada ao Senhor, através da qual um crente terá a resistência e paciência para se manter firme contra o mal (</w:t>
       </w:r>
-      <w:hyperlink r:id="rId19">
-        <w:r>
-          <w:rPr>
-            <w:lang w:val="pt_PT" w:bidi="pt_PT"/>
-          </w:rPr>
-          <w:rPr>
-            <w:color w:val="0000EE"/>
-            <w:u w:val="single"/>
-          </w:rPr>
-          <w:t>1.11</w:t>
-        </w:r>
-      </w:hyperlink>
+      <w:r>
+        <w:rPr>
+          <w:lang w:val="pt_PT" w:bidi="pt_PT"/>
+        </w:rPr>
+        <w:t>1.11</w:t>
+      </w:r>
       <w:r>
         <w:rPr>
           <w:lang w:val="pt_PT" w:bidi="pt_PT"/>
@@ -818,108 +776,72 @@
         </w:rPr>
         <w:t xml:space="preserve">Sempre agradecendo ao Pai: A gratidão humilde a Deus pela salvação é um poderoso antídoto contra a atração do falso ensino (veja também </w:t>
       </w:r>
-      <w:hyperlink r:id="rId20">
-        <w:r>
-          <w:rPr>
-            <w:lang w:val="pt_PT" w:bidi="pt_PT"/>
-          </w:rPr>
-          <w:rPr>
-            <w:color w:val="0000EE"/>
-            <w:u w:val="single"/>
-          </w:rPr>
-          <w:t>2.7</w:t>
-        </w:r>
-      </w:hyperlink>
+      <w:r>
+        <w:rPr>
+          <w:lang w:val="pt_PT" w:bidi="pt_PT"/>
+        </w:rPr>
+        <w:t>2.7</w:t>
+      </w:r>
       <w:r>
         <w:rPr>
           <w:lang w:val="pt_PT" w:bidi="pt_PT"/>
         </w:rPr>
         <w:t xml:space="preserve">; </w:t>
       </w:r>
-      <w:hyperlink r:id="rId21">
-        <w:r>
-          <w:rPr>
-            <w:lang w:val="pt_PT" w:bidi="pt_PT"/>
-          </w:rPr>
-          <w:rPr>
-            <w:color w:val="0000EE"/>
-            <w:u w:val="single"/>
-          </w:rPr>
-          <w:t>3.17</w:t>
-        </w:r>
-      </w:hyperlink>
+      <w:r>
+        <w:rPr>
+          <w:lang w:val="pt_PT" w:bidi="pt_PT"/>
+        </w:rPr>
+        <w:t>3.17</w:t>
+      </w:r>
       <w:r>
         <w:rPr>
           <w:lang w:val="pt_PT" w:bidi="pt_PT"/>
         </w:rPr>
         <w:t xml:space="preserve">; </w:t>
       </w:r>
-      <w:hyperlink r:id="rId22">
-        <w:r>
-          <w:rPr>
-            <w:lang w:val="pt_PT" w:bidi="pt_PT"/>
-          </w:rPr>
-          <w:rPr>
-            <w:color w:val="0000EE"/>
-            <w:u w:val="single"/>
-          </w:rPr>
-          <w:t>4.2</w:t>
-        </w:r>
-      </w:hyperlink>
+      <w:r>
+        <w:rPr>
+          <w:lang w:val="pt_PT" w:bidi="pt_PT"/>
+        </w:rPr>
+        <w:t>4.2</w:t>
+      </w:r>
       <w:r>
         <w:rPr>
           <w:lang w:val="pt_PT" w:bidi="pt_PT"/>
         </w:rPr>
         <w:t xml:space="preserve">). • A herança é o que Deus prometeu ao seu povo (e.g., veja </w:t>
       </w:r>
-      <w:hyperlink r:id="rId23">
-        <w:r>
-          <w:rPr>
-            <w:lang w:val="pt_PT" w:bidi="pt_PT"/>
-          </w:rPr>
-          <w:rPr>
-            <w:color w:val="0000EE"/>
-            <w:u w:val="single"/>
-          </w:rPr>
-          <w:t>Dt 3.28</w:t>
-        </w:r>
-      </w:hyperlink>
+      <w:r>
+        <w:rPr>
+          <w:lang w:val="pt_PT" w:bidi="pt_PT"/>
+        </w:rPr>
+        <w:t>Dt 3.28</w:t>
+      </w:r>
       <w:r>
         <w:rPr>
           <w:lang w:val="pt_PT" w:bidi="pt_PT"/>
         </w:rPr>
         <w:t xml:space="preserve">; </w:t>
       </w:r>
-      <w:hyperlink r:id="rId24">
-        <w:r>
-          <w:rPr>
-            <w:lang w:val="pt_PT" w:bidi="pt_PT"/>
-          </w:rPr>
-          <w:rPr>
-            <w:color w:val="0000EE"/>
-            <w:u w:val="single"/>
-          </w:rPr>
-          <w:t>Sl 33.12</w:t>
-        </w:r>
-      </w:hyperlink>
+      <w:r>
+        <w:rPr>
+          <w:lang w:val="pt_PT" w:bidi="pt_PT"/>
+        </w:rPr>
+        <w:t>Sl 33.12</w:t>
+      </w:r>
       <w:r>
         <w:rPr>
           <w:lang w:val="pt_PT" w:bidi="pt_PT"/>
         </w:rPr>
         <w:t xml:space="preserve">; </w:t>
       </w:r>
-      <w:hyperlink r:id="rId25">
-        <w:r>
-          <w:rPr>
-            <w:lang w:val="pt_PT" w:bidi="pt_PT"/>
-          </w:rPr>
-          <w:rPr>
-            <w:color w:val="0000EE"/>
-            <w:u w:val="single"/>
-          </w:rPr>
-          <w:t>Ez 44.28</w:t>
-        </w:r>
-      </w:hyperlink>
+      <w:r>
+        <w:rPr>
+          <w:lang w:val="pt_PT" w:bidi="pt_PT"/>
+        </w:rPr>
+        <w:t>Ez 44.28</w:t>
+      </w:r>
       <w:r>
         <w:rPr>
           <w:lang w:val="pt_PT" w:bidi="pt_PT"/>
@@ -939,54 +861,36 @@
         </w:rPr>
         <w:t xml:space="preserve"> consiste na salvação e na libertação final (veja também </w:t>
       </w:r>
-      <w:hyperlink r:id="rId26">
-        <w:r>
-          <w:rPr>
-            <w:lang w:val="pt_PT" w:bidi="pt_PT"/>
-          </w:rPr>
-          <w:rPr>
-            <w:color w:val="0000EE"/>
-            <w:u w:val="single"/>
-          </w:rPr>
-          <w:t>Ef 1.11</w:t>
-        </w:r>
-      </w:hyperlink>
+      <w:r>
+        <w:rPr>
+          <w:lang w:val="pt_PT" w:bidi="pt_PT"/>
+        </w:rPr>
+        <w:t>Ef 1.11</w:t>
+      </w:r>
       <w:r>
         <w:rPr>
           <w:lang w:val="pt_PT" w:bidi="pt_PT"/>
         </w:rPr>
         <w:t xml:space="preserve">; </w:t>
       </w:r>
-      <w:hyperlink r:id="rId27">
-        <w:r>
-          <w:rPr>
-            <w:lang w:val="pt_PT" w:bidi="pt_PT"/>
-          </w:rPr>
-          <w:rPr>
-            <w:color w:val="0000EE"/>
-            <w:u w:val="single"/>
-          </w:rPr>
-          <w:t>Tt 3.7</w:t>
-        </w:r>
-      </w:hyperlink>
+      <w:r>
+        <w:rPr>
+          <w:lang w:val="pt_PT" w:bidi="pt_PT"/>
+        </w:rPr>
+        <w:t>Tt 3.7</w:t>
+      </w:r>
       <w:r>
         <w:rPr>
           <w:lang w:val="pt_PT" w:bidi="pt_PT"/>
         </w:rPr>
         <w:t xml:space="preserve">; </w:t>
       </w:r>
-      <w:hyperlink r:id="rId28">
-        <w:r>
-          <w:rPr>
-            <w:lang w:val="pt_PT" w:bidi="pt_PT"/>
-          </w:rPr>
-          <w:rPr>
-            <w:color w:val="0000EE"/>
-            <w:u w:val="single"/>
-          </w:rPr>
-          <w:t>Hb 9.15</w:t>
-        </w:r>
-      </w:hyperlink>
+      <w:r>
+        <w:rPr>
+          <w:lang w:val="pt_PT" w:bidi="pt_PT"/>
+        </w:rPr>
+        <w:t>Hb 9.15</w:t>
+      </w:r>
       <w:r>
         <w:rPr>
           <w:lang w:val="pt_PT" w:bidi="pt_PT"/>
@@ -1065,54 +969,36 @@
         </w:rPr>
         <w:t xml:space="preserve"> significa "imagem" ou "representação". Descreve os humanos como feitos à imagem de Deus (</w:t>
       </w:r>
-      <w:hyperlink r:id="rId29">
-        <w:r>
-          <w:rPr>
-            <w:lang w:val="pt_PT" w:bidi="pt_PT"/>
-          </w:rPr>
-          <w:rPr>
-            <w:color w:val="0000EE"/>
-            <w:u w:val="single"/>
-          </w:rPr>
-          <w:t>Gn 1.26–27</w:t>
-        </w:r>
-      </w:hyperlink>
+      <w:r>
+        <w:rPr>
+          <w:lang w:val="pt_PT" w:bidi="pt_PT"/>
+        </w:rPr>
+        <w:t>Gn 1.26–27</w:t>
+      </w:r>
       <w:r>
         <w:rPr>
           <w:lang w:val="pt_PT" w:bidi="pt_PT"/>
         </w:rPr>
         <w:t xml:space="preserve">). Também se refere à figura da sabedoria nos escritos judaicos (veja Sabedoria de Salomão 7.25–26). Os escritores do Novo Testamento descrevem Cristo como "a sabedoria de Deus" para explicar sua importância (compare </w:t>
       </w:r>
-      <w:hyperlink r:id="rId30">
-        <w:r>
-          <w:rPr>
-            <w:lang w:val="pt_PT" w:bidi="pt_PT"/>
-          </w:rPr>
-          <w:rPr>
-            <w:color w:val="0000EE"/>
-            <w:u w:val="single"/>
-          </w:rPr>
-          <w:t>1Co 1.24</w:t>
-        </w:r>
-      </w:hyperlink>
+      <w:r>
+        <w:rPr>
+          <w:lang w:val="pt_PT" w:bidi="pt_PT"/>
+        </w:rPr>
+        <w:t>1Co 1.24</w:t>
+      </w:r>
       <w:r>
         <w:rPr>
           <w:lang w:val="pt_PT" w:bidi="pt_PT"/>
         </w:rPr>
         <w:t xml:space="preserve">, </w:t>
       </w:r>
-      <w:hyperlink r:id="rId31">
-        <w:r>
-          <w:rPr>
-            <w:lang w:val="pt_PT" w:bidi="pt_PT"/>
-          </w:rPr>
-          <w:rPr>
-            <w:color w:val="0000EE"/>
-            <w:u w:val="single"/>
-          </w:rPr>
-          <w:t>30</w:t>
-        </w:r>
-      </w:hyperlink>
+      <w:r>
+        <w:rPr>
+          <w:lang w:val="pt_PT" w:bidi="pt_PT"/>
+        </w:rPr>
+        <w:t>30</w:t>
+      </w:r>
       <w:r>
         <w:rPr>
           <w:lang w:val="pt_PT" w:bidi="pt_PT"/>
@@ -1157,18 +1043,12 @@
         </w:rPr>
         <w:t xml:space="preserve"> não significa que Deus o criou. É um título do Antigo Testamento, indicando supremacia em posição e prioridade no tempo (veja, e.g., </w:t>
       </w:r>
-      <w:hyperlink r:id="rId32">
-        <w:r>
-          <w:rPr>
-            <w:lang w:val="pt_PT" w:bidi="pt_PT"/>
-          </w:rPr>
-          <w:rPr>
-            <w:color w:val="0000EE"/>
-            <w:u w:val="single"/>
-          </w:rPr>
-          <w:t>Sl 89.27</w:t>
-        </w:r>
-      </w:hyperlink>
+      <w:r>
+        <w:rPr>
+          <w:lang w:val="pt_PT" w:bidi="pt_PT"/>
+        </w:rPr>
+        <w:t>Sl 89.27</w:t>
+      </w:r>
       <w:r>
         <w:rPr>
           <w:lang w:val="pt_PT" w:bidi="pt_PT"/>
@@ -1223,36 +1103,24 @@
         </w:rPr>
         <w:t>Paulo apresenta Jesus como o supremo criador (</w:t>
       </w:r>
-      <w:hyperlink r:id="rId33">
-        <w:r>
-          <w:rPr>
-            <w:lang w:val="pt_PT" w:bidi="pt_PT"/>
-          </w:rPr>
-          <w:rPr>
-            <w:color w:val="0000EE"/>
-            <w:u w:val="single"/>
-          </w:rPr>
-          <w:t>1.15–17</w:t>
-        </w:r>
-      </w:hyperlink>
+      <w:r>
+        <w:rPr>
+          <w:lang w:val="pt_PT" w:bidi="pt_PT"/>
+        </w:rPr>
+        <w:t>1.15–17</w:t>
+      </w:r>
       <w:r>
         <w:rPr>
           <w:lang w:val="pt_PT" w:bidi="pt_PT"/>
         </w:rPr>
         <w:t>) e redentor (</w:t>
       </w:r>
-      <w:hyperlink r:id="rId34">
-        <w:r>
-          <w:rPr>
-            <w:lang w:val="pt_PT" w:bidi="pt_PT"/>
-          </w:rPr>
-          <w:rPr>
-            <w:color w:val="0000EE"/>
-            <w:u w:val="single"/>
-          </w:rPr>
-          <w:t>1.18–20</w:t>
-        </w:r>
-      </w:hyperlink>
+      <w:r>
+        <w:rPr>
+          <w:lang w:val="pt_PT" w:bidi="pt_PT"/>
+        </w:rPr>
+        <w:t>1.18–20</w:t>
+      </w:r>
       <w:r>
         <w:rPr>
           <w:lang w:val="pt_PT" w:bidi="pt_PT"/>
@@ -1307,18 +1175,12 @@
         </w:rPr>
         <w:t xml:space="preserve">Tronos, reinos, governantes e autoridades no mundo invisível referem-se a várias potências espirituais. Esta linha enfatiza a supremacia de Cristo sobre esses seres que estavam recebendo tanta atenção dos falsos mestres (veja </w:t>
       </w:r>
-      <w:hyperlink r:id="rId35">
-        <w:r>
-          <w:rPr>
-            <w:lang w:val="pt_PT" w:bidi="pt_PT"/>
-          </w:rPr>
-          <w:rPr>
-            <w:color w:val="0000EE"/>
-            <w:u w:val="single"/>
-          </w:rPr>
-          <w:t>2.18</w:t>
-        </w:r>
-      </w:hyperlink>
+      <w:r>
+        <w:rPr>
+          <w:lang w:val="pt_PT" w:bidi="pt_PT"/>
+        </w:rPr>
+        <w:t>2.18</w:t>
+      </w:r>
       <w:r>
         <w:rPr>
           <w:lang w:val="pt_PT" w:bidi="pt_PT"/>
@@ -1399,252 +1261,168 @@
         </w:rPr>
         <w:t xml:space="preserve"> quando Paulo a utiliza como metáfora (veja também </w:t>
       </w:r>
-      <w:hyperlink r:id="rId36">
-        <w:r>
-          <w:rPr>
-            <w:lang w:val="pt_PT" w:bidi="pt_PT"/>
-          </w:rPr>
-          <w:rPr>
-            <w:color w:val="0000EE"/>
-            <w:u w:val="single"/>
-          </w:rPr>
-          <w:t>2.10</w:t>
-        </w:r>
-      </w:hyperlink>
+      <w:r>
+        <w:rPr>
+          <w:lang w:val="pt_PT" w:bidi="pt_PT"/>
+        </w:rPr>
+        <w:t>2.10</w:t>
+      </w:r>
       <w:r>
         <w:rPr>
           <w:lang w:val="pt_PT" w:bidi="pt_PT"/>
         </w:rPr>
         <w:t>,</w:t>
       </w:r>
-      <w:hyperlink r:id="rId37">
-        <w:r>
-          <w:rPr>
-            <w:lang w:val="pt_PT" w:bidi="pt_PT"/>
-          </w:rPr>
-          <w:rPr>
-            <w:color w:val="0000EE"/>
-            <w:u w:val="single"/>
-          </w:rPr>
-          <w:t>19</w:t>
-        </w:r>
-      </w:hyperlink>
+      <w:r>
+        <w:rPr>
+          <w:lang w:val="pt_PT" w:bidi="pt_PT"/>
+        </w:rPr>
+        <w:t>19</w:t>
+      </w:r>
       <w:r>
         <w:rPr>
           <w:lang w:val="pt_PT" w:bidi="pt_PT"/>
         </w:rPr>
         <w:t xml:space="preserve">; </w:t>
       </w:r>
-      <w:hyperlink r:id="rId38">
-        <w:r>
-          <w:rPr>
-            <w:lang w:val="pt_PT" w:bidi="pt_PT"/>
-          </w:rPr>
-          <w:rPr>
-            <w:color w:val="0000EE"/>
-            <w:u w:val="single"/>
-          </w:rPr>
-          <w:t>1Co 11.3–10</w:t>
-        </w:r>
-      </w:hyperlink>
+      <w:r>
+        <w:rPr>
+          <w:lang w:val="pt_PT" w:bidi="pt_PT"/>
+        </w:rPr>
+        <w:t>1Co 11.3–10</w:t>
+      </w:r>
       <w:r>
         <w:rPr>
           <w:lang w:val="pt_PT" w:bidi="pt_PT"/>
         </w:rPr>
         <w:t xml:space="preserve">; </w:t>
       </w:r>
-      <w:hyperlink r:id="rId39">
-        <w:r>
-          <w:rPr>
-            <w:lang w:val="pt_PT" w:bidi="pt_PT"/>
-          </w:rPr>
-          <w:rPr>
-            <w:color w:val="0000EE"/>
-            <w:u w:val="single"/>
-          </w:rPr>
-          <w:t>Ef 4.15</w:t>
-        </w:r>
-      </w:hyperlink>
+      <w:r>
+        <w:rPr>
+          <w:lang w:val="pt_PT" w:bidi="pt_PT"/>
+        </w:rPr>
+        <w:t>Ef 4.15</w:t>
+      </w:r>
       <w:r>
         <w:rPr>
           <w:lang w:val="pt_PT" w:bidi="pt_PT"/>
         </w:rPr>
         <w:t xml:space="preserve">; </w:t>
       </w:r>
-      <w:hyperlink r:id="rId40">
-        <w:r>
-          <w:rPr>
-            <w:lang w:val="pt_PT" w:bidi="pt_PT"/>
-          </w:rPr>
-          <w:rPr>
-            <w:color w:val="0000EE"/>
-            <w:u w:val="single"/>
-          </w:rPr>
-          <w:t>5.23</w:t>
-        </w:r>
-      </w:hyperlink>
+      <w:r>
+        <w:rPr>
+          <w:lang w:val="pt_PT" w:bidi="pt_PT"/>
+        </w:rPr>
+        <w:t>5.23</w:t>
+      </w:r>
       <w:r>
         <w:rPr>
           <w:lang w:val="pt_PT" w:bidi="pt_PT"/>
         </w:rPr>
         <w:t xml:space="preserve">). • que é o seu corpo: A metáfora da igreja como o corpo de Cristo expressa a unidade essencial de Cristo e a igreja (veja também </w:t>
       </w:r>
-      <w:hyperlink r:id="rId41">
-        <w:r>
-          <w:rPr>
-            <w:lang w:val="pt_PT" w:bidi="pt_PT"/>
-          </w:rPr>
-          <w:rPr>
-            <w:color w:val="0000EE"/>
-            <w:u w:val="single"/>
-          </w:rPr>
-          <w:t>Cl 1.24</w:t>
-        </w:r>
-      </w:hyperlink>
+      <w:r>
+        <w:rPr>
+          <w:lang w:val="pt_PT" w:bidi="pt_PT"/>
+        </w:rPr>
+        <w:t>Cl 1.24</w:t>
+      </w:r>
       <w:r>
         <w:rPr>
           <w:lang w:val="pt_PT" w:bidi="pt_PT"/>
         </w:rPr>
         <w:t xml:space="preserve">; </w:t>
       </w:r>
-      <w:hyperlink r:id="rId37">
-        <w:r>
-          <w:rPr>
-            <w:lang w:val="pt_PT" w:bidi="pt_PT"/>
-          </w:rPr>
-          <w:rPr>
-            <w:color w:val="0000EE"/>
-            <w:u w:val="single"/>
-          </w:rPr>
-          <w:t>2.19</w:t>
-        </w:r>
-      </w:hyperlink>
+      <w:r>
+        <w:rPr>
+          <w:lang w:val="pt_PT" w:bidi="pt_PT"/>
+        </w:rPr>
+        <w:t>2.19</w:t>
+      </w:r>
       <w:r>
         <w:rPr>
           <w:lang w:val="pt_PT" w:bidi="pt_PT"/>
         </w:rPr>
         <w:t xml:space="preserve">; </w:t>
       </w:r>
-      <w:hyperlink r:id="rId42">
-        <w:r>
-          <w:rPr>
-            <w:lang w:val="pt_PT" w:bidi="pt_PT"/>
-          </w:rPr>
-          <w:rPr>
-            <w:color w:val="0000EE"/>
-            <w:u w:val="single"/>
-          </w:rPr>
-          <w:t>3.15</w:t>
-        </w:r>
-      </w:hyperlink>
+      <w:r>
+        <w:rPr>
+          <w:lang w:val="pt_PT" w:bidi="pt_PT"/>
+        </w:rPr>
+        <w:t>3.15</w:t>
+      </w:r>
       <w:r>
         <w:rPr>
           <w:lang w:val="pt_PT" w:bidi="pt_PT"/>
         </w:rPr>
         <w:t xml:space="preserve">; </w:t>
       </w:r>
-      <w:hyperlink r:id="rId43">
-        <w:r>
-          <w:rPr>
-            <w:lang w:val="pt_PT" w:bidi="pt_PT"/>
-          </w:rPr>
-          <w:rPr>
-            <w:color w:val="0000EE"/>
-            <w:u w:val="single"/>
-          </w:rPr>
-          <w:t>Ef 1.23</w:t>
-        </w:r>
-      </w:hyperlink>
+      <w:r>
+        <w:rPr>
+          <w:lang w:val="pt_PT" w:bidi="pt_PT"/>
+        </w:rPr>
+        <w:t>Ef 1.23</w:t>
+      </w:r>
       <w:r>
         <w:rPr>
           <w:lang w:val="pt_PT" w:bidi="pt_PT"/>
         </w:rPr>
         <w:t xml:space="preserve">; </w:t>
       </w:r>
-      <w:hyperlink r:id="rId44">
-        <w:r>
-          <w:rPr>
-            <w:lang w:val="pt_PT" w:bidi="pt_PT"/>
-          </w:rPr>
-          <w:rPr>
-            <w:color w:val="0000EE"/>
-            <w:u w:val="single"/>
-          </w:rPr>
-          <w:t>2.16</w:t>
-        </w:r>
-      </w:hyperlink>
+      <w:r>
+        <w:rPr>
+          <w:lang w:val="pt_PT" w:bidi="pt_PT"/>
+        </w:rPr>
+        <w:t>2.16</w:t>
+      </w:r>
       <w:r>
         <w:rPr>
           <w:lang w:val="pt_PT" w:bidi="pt_PT"/>
         </w:rPr>
         <w:t xml:space="preserve">; </w:t>
       </w:r>
-      <w:hyperlink r:id="rId45">
-        <w:r>
-          <w:rPr>
-            <w:lang w:val="pt_PT" w:bidi="pt_PT"/>
-          </w:rPr>
-          <w:rPr>
-            <w:color w:val="0000EE"/>
-            <w:u w:val="single"/>
-          </w:rPr>
-          <w:t>4.4</w:t>
-        </w:r>
-      </w:hyperlink>
+      <w:r>
+        <w:rPr>
+          <w:lang w:val="pt_PT" w:bidi="pt_PT"/>
+        </w:rPr>
+        <w:t>4.4</w:t>
+      </w:r>
       <w:r>
         <w:rPr>
           <w:lang w:val="pt_PT" w:bidi="pt_PT"/>
         </w:rPr>
         <w:t>,</w:t>
       </w:r>
-      <w:hyperlink r:id="rId46">
-        <w:r>
-          <w:rPr>
-            <w:lang w:val="pt_PT" w:bidi="pt_PT"/>
-          </w:rPr>
-          <w:rPr>
-            <w:color w:val="0000EE"/>
-            <w:u w:val="single"/>
-          </w:rPr>
-          <w:t>12</w:t>
-        </w:r>
-      </w:hyperlink>
+      <w:r>
+        <w:rPr>
+          <w:lang w:val="pt_PT" w:bidi="pt_PT"/>
+        </w:rPr>
+        <w:t>12</w:t>
+      </w:r>
       <w:r>
         <w:rPr>
           <w:lang w:val="pt_PT" w:bidi="pt_PT"/>
         </w:rPr>
         <w:t xml:space="preserve">; </w:t>
       </w:r>
-      <w:hyperlink r:id="rId40">
-        <w:r>
-          <w:rPr>
-            <w:lang w:val="pt_PT" w:bidi="pt_PT"/>
-          </w:rPr>
-          <w:rPr>
-            <w:color w:val="0000EE"/>
-            <w:u w:val="single"/>
-          </w:rPr>
-          <w:t>5.23</w:t>
-        </w:r>
-      </w:hyperlink>
+      <w:r>
+        <w:rPr>
+          <w:lang w:val="pt_PT" w:bidi="pt_PT"/>
+        </w:rPr>
+        <w:t>5.23</w:t>
+      </w:r>
       <w:r>
         <w:rPr>
           <w:lang w:val="pt_PT" w:bidi="pt_PT"/>
         </w:rPr>
         <w:t>,</w:t>
       </w:r>
-      <w:hyperlink r:id="rId47">
-        <w:r>
-          <w:rPr>
-            <w:lang w:val="pt_PT" w:bidi="pt_PT"/>
-          </w:rPr>
-          <w:rPr>
-            <w:color w:val="0000EE"/>
-            <w:u w:val="single"/>
-          </w:rPr>
-          <w:t>30</w:t>
-        </w:r>
-      </w:hyperlink>
+      <w:r>
+        <w:rPr>
+          <w:lang w:val="pt_PT" w:bidi="pt_PT"/>
+        </w:rPr>
+        <w:t>30</w:t>
+      </w:r>
       <w:r>
         <w:rPr>
           <w:lang w:val="pt_PT" w:bidi="pt_PT"/>
@@ -1724,72 +1502,48 @@
         </w:rPr>
         <w:t xml:space="preserve">Deus em toda a sua plenitude enfatiza que Ele escolheu se revelar completamente em Jesus Cristo. Ver e entender Jesus, portanto, significa ver e entender Deus (veja </w:t>
       </w:r>
-      <w:hyperlink r:id="rId48">
-        <w:r>
-          <w:rPr>
-            <w:lang w:val="pt_PT" w:bidi="pt_PT"/>
-          </w:rPr>
-          <w:rPr>
-            <w:color w:val="0000EE"/>
-            <w:u w:val="single"/>
-          </w:rPr>
-          <w:t>Jo 14.6–11</w:t>
-        </w:r>
-      </w:hyperlink>
+      <w:r>
+        <w:rPr>
+          <w:lang w:val="pt_PT" w:bidi="pt_PT"/>
+        </w:rPr>
+        <w:t>Jo 14.6–11</w:t>
+      </w:r>
       <w:r>
         <w:rPr>
           <w:lang w:val="pt_PT" w:bidi="pt_PT"/>
         </w:rPr>
         <w:t xml:space="preserve">). Os falsos mestres pareciam estar dizendo que os cristãos precisavam olhar para outros seres espirituais para saber mais sobre Deus (veja </w:t>
       </w:r>
-      <w:hyperlink r:id="rId49">
-        <w:r>
-          <w:rPr>
-            <w:lang w:val="pt_PT" w:bidi="pt_PT"/>
-          </w:rPr>
-          <w:rPr>
-            <w:color w:val="0000EE"/>
-            <w:u w:val="single"/>
-          </w:rPr>
-          <w:t>Cl 1.16</w:t>
-        </w:r>
-      </w:hyperlink>
+      <w:r>
+        <w:rPr>
+          <w:lang w:val="pt_PT" w:bidi="pt_PT"/>
+        </w:rPr>
+        <w:t>Cl 1.16</w:t>
+      </w:r>
       <w:r>
         <w:rPr>
           <w:lang w:val="pt_PT" w:bidi="pt_PT"/>
         </w:rPr>
         <w:t xml:space="preserve">, </w:t>
       </w:r>
-      <w:hyperlink r:id="rId50">
-        <w:r>
-          <w:rPr>
-            <w:lang w:val="pt_PT" w:bidi="pt_PT"/>
-          </w:rPr>
-          <w:rPr>
-            <w:color w:val="0000EE"/>
-            <w:u w:val="single"/>
-          </w:rPr>
-          <w:t>20</w:t>
-        </w:r>
-      </w:hyperlink>
+      <w:r>
+        <w:rPr>
+          <w:lang w:val="pt_PT" w:bidi="pt_PT"/>
+        </w:rPr>
+        <w:t>20</w:t>
+      </w:r>
       <w:r>
         <w:rPr>
           <w:lang w:val="pt_PT" w:bidi="pt_PT"/>
         </w:rPr>
         <w:t xml:space="preserve">). Mas Cristo é suficiente para todo o nosso conhecimento de Deus (cp. </w:t>
       </w:r>
-      <w:hyperlink r:id="rId51">
-        <w:r>
-          <w:rPr>
-            <w:lang w:val="pt_PT" w:bidi="pt_PT"/>
-          </w:rPr>
-          <w:rPr>
-            <w:color w:val="0000EE"/>
-            <w:u w:val="single"/>
-          </w:rPr>
-          <w:t>2.8–9</w:t>
-        </w:r>
-      </w:hyperlink>
+      <w:r>
+        <w:rPr>
+          <w:lang w:val="pt_PT" w:bidi="pt_PT"/>
+        </w:rPr>
+        <w:t>2.8–9</w:t>
+      </w:r>
       <w:r>
         <w:rPr>
           <w:lang w:val="pt_PT" w:bidi="pt_PT"/>
@@ -1892,18 +1646,12 @@
         </w:rPr>
         <w:t xml:space="preserve">A frase "uma vez longe de Deus" provavelmente se refere à condição deles como gentios (veja </w:t>
       </w:r>
-      <w:hyperlink r:id="rId52">
-        <w:r>
-          <w:rPr>
-            <w:lang w:val="pt_PT" w:bidi="pt_PT"/>
-          </w:rPr>
-          <w:rPr>
-            <w:color w:val="0000EE"/>
-            <w:u w:val="single"/>
-          </w:rPr>
-          <w:t>Ef 2.12</w:t>
-        </w:r>
-      </w:hyperlink>
+      <w:r>
+        <w:rPr>
+          <w:lang w:val="pt_PT" w:bidi="pt_PT"/>
+        </w:rPr>
+        <w:t>Ef 2.12</w:t>
+      </w:r>
       <w:r>
         <w:rPr>
           <w:lang w:val="pt_PT" w:bidi="pt_PT"/>
@@ -1958,18 +1706,12 @@
         </w:rPr>
         <w:t xml:space="preserve">Paulo aplica a verdade de </w:t>
       </w:r>
-      <w:hyperlink r:id="rId53">
-        <w:r>
-          <w:rPr>
-            <w:lang w:val="pt_PT" w:bidi="pt_PT"/>
-          </w:rPr>
-          <w:rPr>
-            <w:color w:val="0000EE"/>
-            <w:u w:val="single"/>
-          </w:rPr>
-          <w:t>1.15–20</w:t>
-        </w:r>
-      </w:hyperlink>
+      <w:r>
+        <w:rPr>
+          <w:lang w:val="pt_PT" w:bidi="pt_PT"/>
+        </w:rPr>
+        <w:t>1.15–20</w:t>
+      </w:r>
       <w:r>
         <w:rPr>
           <w:lang w:val="pt_PT" w:bidi="pt_PT"/>
@@ -2085,18 +1827,12 @@
         </w:rPr>
         <w:t xml:space="preserve">): O ponto da hipérbole de Paulo (exagero para ênfase) é que centros para a pregação das boas-novas haviam sido estabelecidos em cidades chave por todo o mundo romano (veja também </w:t>
       </w:r>
-      <w:hyperlink r:id="rId54">
-        <w:r>
-          <w:rPr>
-            <w:lang w:val="pt_PT" w:bidi="pt_PT"/>
-          </w:rPr>
-          <w:rPr>
-            <w:color w:val="0000EE"/>
-            <w:u w:val="single"/>
-          </w:rPr>
-          <w:t>1.6</w:t>
-        </w:r>
-      </w:hyperlink>
+      <w:r>
+        <w:rPr>
+          <w:lang w:val="pt_PT" w:bidi="pt_PT"/>
+        </w:rPr>
+        <w:t>1.6</w:t>
+      </w:r>
       <w:r>
         <w:rPr>
           <w:lang w:val="pt_PT" w:bidi="pt_PT"/>
@@ -2164,54 +1900,36 @@
         </w:rPr>
         <w:t xml:space="preserve">): Embora o sofrimento redentor de Cristo seja único e completamente concluído, Cristo ainda sofre através de seu povo em um mundo hostil à mensagem de redenção. Cristo e sua igreja continuarão a sofrer até que os propósitos de Deus neste mundo sejam completos (veja também </w:t>
       </w:r>
-      <w:hyperlink r:id="rId55">
-        <w:r>
-          <w:rPr>
-            <w:lang w:val="pt_PT" w:bidi="pt_PT"/>
-          </w:rPr>
-          <w:rPr>
-            <w:color w:val="0000EE"/>
-            <w:u w:val="single"/>
-          </w:rPr>
-          <w:t>Mc 13.19–23</w:t>
-        </w:r>
-      </w:hyperlink>
+      <w:r>
+        <w:rPr>
+          <w:lang w:val="pt_PT" w:bidi="pt_PT"/>
+        </w:rPr>
+        <w:t>Mc 13.19–23</w:t>
+      </w:r>
       <w:r>
         <w:rPr>
           <w:lang w:val="pt_PT" w:bidi="pt_PT"/>
         </w:rPr>
         <w:t xml:space="preserve">; </w:t>
       </w:r>
-      <w:hyperlink r:id="rId56">
-        <w:r>
-          <w:rPr>
-            <w:lang w:val="pt_PT" w:bidi="pt_PT"/>
-          </w:rPr>
-          <w:rPr>
-            <w:color w:val="0000EE"/>
-            <w:u w:val="single"/>
-          </w:rPr>
-          <w:t>Rm 8.17–18</w:t>
-        </w:r>
-      </w:hyperlink>
+      <w:r>
+        <w:rPr>
+          <w:lang w:val="pt_PT" w:bidi="pt_PT"/>
+        </w:rPr>
+        <w:t>Rm 8.17–18</w:t>
+      </w:r>
       <w:r>
         <w:rPr>
           <w:lang w:val="pt_PT" w:bidi="pt_PT"/>
         </w:rPr>
         <w:t xml:space="preserve">; </w:t>
       </w:r>
-      <w:hyperlink r:id="rId57">
-        <w:r>
-          <w:rPr>
-            <w:lang w:val="pt_PT" w:bidi="pt_PT"/>
-          </w:rPr>
-          <w:rPr>
-            <w:color w:val="0000EE"/>
-            <w:u w:val="single"/>
-          </w:rPr>
-          <w:t>1Ts 3.3</w:t>
-        </w:r>
-      </w:hyperlink>
+      <w:r>
+        <w:rPr>
+          <w:lang w:val="pt_PT" w:bidi="pt_PT"/>
+        </w:rPr>
+        <w:t>1Ts 3.3</w:t>
+      </w:r>
       <w:r>
         <w:rPr>
           <w:lang w:val="pt_PT" w:bidi="pt_PT"/>
@@ -2266,18 +1984,12 @@
         </w:rPr>
         <w:t>Paulo reflete sobre seu papel na ampla pregação das boas-novas (</w:t>
       </w:r>
-      <w:hyperlink r:id="rId58">
-        <w:r>
-          <w:rPr>
-            <w:lang w:val="pt_PT" w:bidi="pt_PT"/>
-          </w:rPr>
-          <w:rPr>
-            <w:color w:val="0000EE"/>
-            <w:u w:val="single"/>
-          </w:rPr>
-          <w:t>1.23</w:t>
-        </w:r>
-      </w:hyperlink>
+      <w:r>
+        <w:rPr>
+          <w:lang w:val="pt_PT" w:bidi="pt_PT"/>
+        </w:rPr>
+        <w:t>1.23</w:t>
+      </w:r>
       <w:r>
         <w:rPr>
           <w:lang w:val="pt_PT" w:bidi="pt_PT"/>
@@ -2428,18 +2140,12 @@
         </w:rPr>
         <w:t xml:space="preserve">O plano misterioso de Deus: Veja </w:t>
       </w:r>
-      <w:hyperlink r:id="rId59">
-        <w:r>
-          <w:rPr>
-            <w:lang w:val="pt_PT" w:bidi="pt_PT"/>
-          </w:rPr>
-          <w:rPr>
-            <w:color w:val="0000EE"/>
-            <w:u w:val="single"/>
-          </w:rPr>
-          <w:t>1.26</w:t>
-        </w:r>
-      </w:hyperlink>
+      <w:r>
+        <w:rPr>
+          <w:lang w:val="pt_PT" w:bidi="pt_PT"/>
+        </w:rPr>
+        <w:t>1.26</w:t>
+      </w:r>
       <w:r>
         <w:rPr>
           <w:lang w:val="pt_PT" w:bidi="pt_PT"/>
@@ -2494,18 +2200,12 @@
         </w:rPr>
         <w:t xml:space="preserve">Paulo desenvolve em </w:t>
       </w:r>
-      <w:hyperlink r:id="rId53">
-        <w:r>
-          <w:rPr>
-            <w:lang w:val="pt_PT" w:bidi="pt_PT"/>
-          </w:rPr>
-          <w:rPr>
-            <w:color w:val="0000EE"/>
-            <w:u w:val="single"/>
-          </w:rPr>
-          <w:t>1.15–20</w:t>
-        </w:r>
-      </w:hyperlink>
+      <w:r>
+        <w:rPr>
+          <w:lang w:val="pt_PT" w:bidi="pt_PT"/>
+        </w:rPr>
+        <w:t>1.15–20</w:t>
+      </w:r>
       <w:r>
         <w:rPr>
           <w:lang w:val="pt_PT" w:bidi="pt_PT"/>
@@ -2634,90 +2334,60 @@
         </w:rPr>
         <w:t xml:space="preserve"> também em </w:t>
       </w:r>
-      <w:hyperlink r:id="rId60">
-        <w:r>
-          <w:rPr>
-            <w:lang w:val="pt_PT" w:bidi="pt_PT"/>
-          </w:rPr>
-          <w:rPr>
-            <w:color w:val="0000EE"/>
-            <w:u w:val="single"/>
-          </w:rPr>
-          <w:t>2.20</w:t>
-        </w:r>
-      </w:hyperlink>
+      <w:r>
+        <w:rPr>
+          <w:lang w:val="pt_PT" w:bidi="pt_PT"/>
+        </w:rPr>
+        <w:t>2.20</w:t>
+      </w:r>
       <w:r>
         <w:rPr>
           <w:lang w:val="pt_PT" w:bidi="pt_PT"/>
         </w:rPr>
         <w:t xml:space="preserve">): Esta frase pode referir-se ao ensino elementar que é característico deste mundo (veja </w:t>
       </w:r>
-      <w:hyperlink r:id="rId61">
-        <w:r>
-          <w:rPr>
-            <w:lang w:val="pt_PT" w:bidi="pt_PT"/>
-          </w:rPr>
-          <w:rPr>
-            <w:color w:val="0000EE"/>
-            <w:u w:val="single"/>
-          </w:rPr>
-          <w:t>Hb 5.12</w:t>
-        </w:r>
-      </w:hyperlink>
+      <w:r>
+        <w:rPr>
+          <w:lang w:val="pt_PT" w:bidi="pt_PT"/>
+        </w:rPr>
+        <w:t>Hb 5.12</w:t>
+      </w:r>
       <w:r>
         <w:rPr>
           <w:lang w:val="pt_PT" w:bidi="pt_PT"/>
         </w:rPr>
         <w:t xml:space="preserve">), ou a seres espirituais que se pensava ter uma influência decisiva no curso dos eventos (veja também </w:t>
       </w:r>
-      <w:hyperlink r:id="rId62">
-        <w:r>
-          <w:rPr>
-            <w:lang w:val="pt_PT" w:bidi="pt_PT"/>
-          </w:rPr>
-          <w:rPr>
-            <w:color w:val="0000EE"/>
-            <w:u w:val="single"/>
-          </w:rPr>
-          <w:t>Cl 2.15</w:t>
-        </w:r>
-      </w:hyperlink>
+      <w:r>
+        <w:rPr>
+          <w:lang w:val="pt_PT" w:bidi="pt_PT"/>
+        </w:rPr>
+        <w:t>Cl 2.15</w:t>
+      </w:r>
       <w:r>
         <w:rPr>
           <w:lang w:val="pt_PT" w:bidi="pt_PT"/>
         </w:rPr>
         <w:t xml:space="preserve">, </w:t>
       </w:r>
-      <w:hyperlink r:id="rId60">
-        <w:r>
-          <w:rPr>
-            <w:lang w:val="pt_PT" w:bidi="pt_PT"/>
-          </w:rPr>
-          <w:rPr>
-            <w:color w:val="0000EE"/>
-            <w:u w:val="single"/>
-          </w:rPr>
-          <w:t>20</w:t>
-        </w:r>
-      </w:hyperlink>
+      <w:r>
+        <w:rPr>
+          <w:lang w:val="pt_PT" w:bidi="pt_PT"/>
+        </w:rPr>
+        <w:t>20</w:t>
+      </w:r>
       <w:r>
         <w:rPr>
           <w:lang w:val="pt_PT" w:bidi="pt_PT"/>
         </w:rPr>
         <w:t xml:space="preserve">; </w:t>
       </w:r>
-      <w:hyperlink r:id="rId63">
-        <w:r>
-          <w:rPr>
-            <w:lang w:val="pt_PT" w:bidi="pt_PT"/>
-          </w:rPr>
-          <w:rPr>
-            <w:color w:val="0000EE"/>
-            <w:u w:val="single"/>
-          </w:rPr>
-          <w:t>Gl 4.3</w:t>
-        </w:r>
-      </w:hyperlink>
+      <w:r>
+        <w:rPr>
+          <w:lang w:val="pt_PT" w:bidi="pt_PT"/>
+        </w:rPr>
+        <w:t>Gl 4.3</w:t>
+      </w:r>
       <w:r>
         <w:rPr>
           <w:lang w:val="pt_PT" w:bidi="pt_PT"/>
@@ -2859,18 +2529,12 @@
         </w:rPr>
         <w:t>Vocês foram sepultados com Cristo quando foram batizados: Como em uma passagem aproximadamente paralela (</w:t>
       </w:r>
-      <w:hyperlink r:id="rId64">
-        <w:r>
-          <w:rPr>
-            <w:lang w:val="pt_PT" w:bidi="pt_PT"/>
-          </w:rPr>
-          <w:rPr>
-            <w:color w:val="0000EE"/>
-            <w:u w:val="single"/>
-          </w:rPr>
-          <w:t>Rm 6.3–6</w:t>
-        </w:r>
-      </w:hyperlink>
+      <w:r>
+        <w:rPr>
+          <w:lang w:val="pt_PT" w:bidi="pt_PT"/>
+        </w:rPr>
+        <w:t>Rm 6.3–6</w:t>
+      </w:r>
       <w:r>
         <w:rPr>
           <w:lang w:val="pt_PT" w:bidi="pt_PT"/>
@@ -2951,18 +2615,12 @@
         </w:rPr>
         <w:t xml:space="preserve"> A lei de Deus exigia uma obediência que as pessoas não conseguem oferecer, mas Deus perdoou nossa dívida através da obra de Cristo (</w:t>
       </w:r>
-      <w:hyperlink r:id="rId65">
-        <w:r>
-          <w:rPr>
-            <w:lang w:val="pt_PT" w:bidi="pt_PT"/>
-          </w:rPr>
-          <w:rPr>
-            <w:color w:val="0000EE"/>
-            <w:u w:val="single"/>
-          </w:rPr>
-          <w:t>2.13</w:t>
-        </w:r>
-      </w:hyperlink>
+      <w:r>
+        <w:rPr>
+          <w:lang w:val="pt_PT" w:bidi="pt_PT"/>
+        </w:rPr>
+        <w:t>2.13</w:t>
+      </w:r>
       <w:r>
         <w:rPr>
           <w:lang w:val="pt_PT" w:bidi="pt_PT"/>
@@ -3030,18 +2688,12 @@
         </w:rPr>
         <w:t xml:space="preserve">): O exército romano celebrava uma grande vitória com uma procissão triunfal. O general romano vitorioso conduzia os cativos humilhados de sua campanha para a cidade conquistada. A imagem captura vividamente a gloriosa vitória que Deus, através da cruz de Cristo, conquistou sobre todos os poderes espirituais hostis (veja também </w:t>
       </w:r>
-      <w:hyperlink r:id="rId66">
-        <w:r>
-          <w:rPr>
-            <w:lang w:val="pt_PT" w:bidi="pt_PT"/>
-          </w:rPr>
-          <w:rPr>
-            <w:color w:val="0000EE"/>
-            <w:u w:val="single"/>
-          </w:rPr>
-          <w:t>Ef 4.7–11</w:t>
-        </w:r>
-      </w:hyperlink>
+      <w:r>
+        <w:rPr>
+          <w:lang w:val="pt_PT" w:bidi="pt_PT"/>
+        </w:rPr>
+        <w:t>Ef 4.7–11</w:t>
+      </w:r>
       <w:r>
         <w:rPr>
           <w:lang w:val="pt_PT" w:bidi="pt_PT"/>
@@ -3096,90 +2748,60 @@
         </w:rPr>
         <w:t xml:space="preserve">O que você come ou bebe: Ensinamentos religiosos que proibiam certos tipos de alimentos e bebidas eram comuns no mundo antigo. O Antigo Testamento não proíbe o consumo de álcool, mas muitos judeus piedosos que viviam em culturas pagãs se abstinham (cp. </w:t>
       </w:r>
-      <w:hyperlink r:id="rId67">
-        <w:r>
-          <w:rPr>
-            <w:lang w:val="pt_PT" w:bidi="pt_PT"/>
-          </w:rPr>
-          <w:rPr>
-            <w:color w:val="0000EE"/>
-            <w:u w:val="single"/>
-          </w:rPr>
-          <w:t>Dn 1.8–16</w:t>
-        </w:r>
-      </w:hyperlink>
+      <w:r>
+        <w:rPr>
+          <w:lang w:val="pt_PT" w:bidi="pt_PT"/>
+        </w:rPr>
+        <w:t>Dn 1.8–16</w:t>
+      </w:r>
       <w:r>
         <w:rPr>
           <w:lang w:val="pt_PT" w:bidi="pt_PT"/>
         </w:rPr>
         <w:t xml:space="preserve">). • Muitos grupos religiosos antigos, incluindo os judeus, celebravam a lua nova com várias cerimônias (veja </w:t>
       </w:r>
-      <w:hyperlink r:id="rId68">
-        <w:r>
-          <w:rPr>
-            <w:lang w:val="pt_PT" w:bidi="pt_PT"/>
-          </w:rPr>
-          <w:rPr>
-            <w:color w:val="0000EE"/>
-            <w:u w:val="single"/>
-          </w:rPr>
-          <w:t>Nm 10.10</w:t>
-        </w:r>
-      </w:hyperlink>
+      <w:r>
+        <w:rPr>
+          <w:lang w:val="pt_PT" w:bidi="pt_PT"/>
+        </w:rPr>
+        <w:t>Nm 10.10</w:t>
+      </w:r>
       <w:r>
         <w:rPr>
           <w:lang w:val="pt_PT" w:bidi="pt_PT"/>
         </w:rPr>
         <w:t xml:space="preserve">; </w:t>
       </w:r>
-      <w:hyperlink r:id="rId69">
-        <w:r>
-          <w:rPr>
-            <w:lang w:val="pt_PT" w:bidi="pt_PT"/>
-          </w:rPr>
-          <w:rPr>
-            <w:color w:val="0000EE"/>
-            <w:u w:val="single"/>
-          </w:rPr>
-          <w:t>Sl 81.3</w:t>
-        </w:r>
-      </w:hyperlink>
+      <w:r>
+        <w:rPr>
+          <w:lang w:val="pt_PT" w:bidi="pt_PT"/>
+        </w:rPr>
+        <w:t>Sl 81.3</w:t>
+      </w:r>
       <w:r>
         <w:rPr>
           <w:lang w:val="pt_PT" w:bidi="pt_PT"/>
         </w:rPr>
         <w:t xml:space="preserve">; </w:t>
       </w:r>
-      <w:hyperlink r:id="rId70">
-        <w:r>
-          <w:rPr>
-            <w:lang w:val="pt_PT" w:bidi="pt_PT"/>
-          </w:rPr>
-          <w:rPr>
-            <w:color w:val="0000EE"/>
-            <w:u w:val="single"/>
-          </w:rPr>
-          <w:t>Is 1.13</w:t>
-        </w:r>
-      </w:hyperlink>
+      <w:r>
+        <w:rPr>
+          <w:lang w:val="pt_PT" w:bidi="pt_PT"/>
+        </w:rPr>
+        <w:t>Is 1.13</w:t>
+      </w:r>
       <w:r>
         <w:rPr>
           <w:lang w:val="pt_PT" w:bidi="pt_PT"/>
         </w:rPr>
         <w:t xml:space="preserve">). • Os sábados judaicos eram estabelecidos na lei de Moisés e celebrados pelos judeus como parte essencial de sua religião. Os cristãos podiam continuar a observar o sábado se quisessem, mas Paulo afirma que os cristãos têm liberdade nessa questão (veja </w:t>
       </w:r>
-      <w:hyperlink r:id="rId71">
-        <w:r>
-          <w:rPr>
-            <w:lang w:val="pt_PT" w:bidi="pt_PT"/>
-          </w:rPr>
-          <w:rPr>
-            <w:color w:val="0000EE"/>
-            <w:u w:val="single"/>
-          </w:rPr>
-          <w:t>Rm 14.5</w:t>
-        </w:r>
-      </w:hyperlink>
+      <w:r>
+        <w:rPr>
+          <w:lang w:val="pt_PT" w:bidi="pt_PT"/>
+        </w:rPr>
+        <w:t>Rm 14.5</w:t>
+      </w:r>
       <w:r>
         <w:rPr>
           <w:lang w:val="pt_PT" w:bidi="pt_PT"/>
@@ -3234,18 +2856,12 @@
         </w:rPr>
         <w:t xml:space="preserve">Paulo repudia os falsos mestres e suas exigências, explicando por que seus apelos vêm de ensinamentos humanos (veja </w:t>
       </w:r>
-      <w:hyperlink r:id="rId72">
-        <w:r>
-          <w:rPr>
-            <w:lang w:val="pt_PT" w:bidi="pt_PT"/>
-          </w:rPr>
-          <w:rPr>
-            <w:color w:val="0000EE"/>
-            <w:u w:val="single"/>
-          </w:rPr>
-          <w:t>2.8</w:t>
-        </w:r>
-      </w:hyperlink>
+      <w:r>
+        <w:rPr>
+          <w:lang w:val="pt_PT" w:bidi="pt_PT"/>
+        </w:rPr>
+        <w:t>2.8</w:t>
+      </w:r>
       <w:r>
         <w:rPr>
           <w:lang w:val="pt_PT" w:bidi="pt_PT"/>
@@ -3300,18 +2916,12 @@
         </w:rPr>
         <w:t xml:space="preserve">A realidade de Cristo foi antecipada pelos rituais do Antigo Testamento, que Paulo chama de sombras (veja também </w:t>
       </w:r>
-      <w:hyperlink r:id="rId73">
-        <w:r>
-          <w:rPr>
-            <w:lang w:val="pt_PT" w:bidi="pt_PT"/>
-          </w:rPr>
-          <w:rPr>
-            <w:color w:val="0000EE"/>
-            <w:u w:val="single"/>
-          </w:rPr>
-          <w:t>Hb 10.1</w:t>
-        </w:r>
-      </w:hyperlink>
+      <w:r>
+        <w:rPr>
+          <w:lang w:val="pt_PT" w:bidi="pt_PT"/>
+        </w:rPr>
+        <w:t>Hb 10.1</w:t>
+      </w:r>
       <w:r>
         <w:rPr>
           <w:lang w:val="pt_PT" w:bidi="pt_PT"/>
@@ -3414,36 +3024,24 @@
         </w:rPr>
         <w:t>Você morreu com Cristo: a morte de Cristo na cruz marcou sua vitória sobre os poderes espirituais (</w:t>
       </w:r>
-      <w:hyperlink r:id="rId62">
-        <w:r>
-          <w:rPr>
-            <w:lang w:val="pt_PT" w:bidi="pt_PT"/>
-          </w:rPr>
-          <w:rPr>
-            <w:color w:val="0000EE"/>
-            <w:u w:val="single"/>
-          </w:rPr>
-          <w:t>2.15</w:t>
-        </w:r>
-      </w:hyperlink>
+      <w:r>
+        <w:rPr>
+          <w:lang w:val="pt_PT" w:bidi="pt_PT"/>
+        </w:rPr>
+        <w:t>2.15</w:t>
+      </w:r>
       <w:r>
         <w:rPr>
           <w:lang w:val="pt_PT" w:bidi="pt_PT"/>
         </w:rPr>
         <w:t xml:space="preserve">), então nós que participamos de sua morte também fomos libertados dos poderes espirituais malignos deste mundo (veja </w:t>
       </w:r>
-      <w:hyperlink r:id="rId72">
-        <w:r>
-          <w:rPr>
-            <w:lang w:val="pt_PT" w:bidi="pt_PT"/>
-          </w:rPr>
-          <w:rPr>
-            <w:color w:val="0000EE"/>
-            <w:u w:val="single"/>
-          </w:rPr>
-          <w:t>2.8</w:t>
-        </w:r>
-      </w:hyperlink>
+      <w:r>
+        <w:rPr>
+          <w:lang w:val="pt_PT" w:bidi="pt_PT"/>
+        </w:rPr>
+        <w:t>2.8</w:t>
+      </w:r>
       <w:r>
         <w:rPr>
           <w:lang w:val="pt_PT" w:bidi="pt_PT"/>
@@ -3498,18 +3096,12 @@
         </w:rPr>
         <w:t>eles não oferecem ajuda: Essas regras não apenas estão enraizadas no mundo em vez de em Cristo (</w:t>
       </w:r>
-      <w:hyperlink r:id="rId37">
-        <w:r>
-          <w:rPr>
-            <w:lang w:val="pt_PT" w:bidi="pt_PT"/>
-          </w:rPr>
-          <w:rPr>
-            <w:color w:val="0000EE"/>
-            <w:u w:val="single"/>
-          </w:rPr>
-          <w:t>2.19</w:t>
-        </w:r>
-      </w:hyperlink>
+      <w:r>
+        <w:rPr>
+          <w:lang w:val="pt_PT" w:bidi="pt_PT"/>
+        </w:rPr>
+        <w:t>2.19</w:t>
+      </w:r>
       <w:r>
         <w:rPr>
           <w:lang w:val="pt_PT" w:bidi="pt_PT"/>
@@ -3564,18 +3156,12 @@
         </w:rPr>
         <w:t>Concentre-se nas realidades do céu: os cristãos vivem na terra, mas, por terem sido ressuscitados com Cristo, seu verdadeiro ser está voltado para o reino espiritual sobre o qual Cristo governa. Em contraste, as regras e regulamentos dos falsos mestres focavam no reino terreno (</w:t>
       </w:r>
-      <w:hyperlink r:id="rId74">
-        <w:r>
-          <w:rPr>
-            <w:lang w:val="pt_PT" w:bidi="pt_PT"/>
-          </w:rPr>
-          <w:rPr>
-            <w:color w:val="0000EE"/>
-            <w:u w:val="single"/>
-          </w:rPr>
-          <w:t>2.22</w:t>
-        </w:r>
-      </w:hyperlink>
+      <w:r>
+        <w:rPr>
+          <w:lang w:val="pt_PT" w:bidi="pt_PT"/>
+        </w:rPr>
+        <w:t>2.22</w:t>
+      </w:r>
       <w:r>
         <w:rPr>
           <w:lang w:val="pt_PT" w:bidi="pt_PT"/>
@@ -3678,36 +3264,24 @@
         </w:rPr>
         <w:t xml:space="preserve">você morreu para esta vida: Veja </w:t>
       </w:r>
-      <w:hyperlink r:id="rId60">
-        <w:r>
-          <w:rPr>
-            <w:lang w:val="pt_PT" w:bidi="pt_PT"/>
-          </w:rPr>
-          <w:rPr>
-            <w:color w:val="0000EE"/>
-            <w:u w:val="single"/>
-          </w:rPr>
-          <w:t>2.20</w:t>
-        </w:r>
-      </w:hyperlink>
+      <w:r>
+        <w:rPr>
+          <w:lang w:val="pt_PT" w:bidi="pt_PT"/>
+        </w:rPr>
+        <w:t>2.20</w:t>
+      </w:r>
       <w:r>
         <w:rPr>
           <w:lang w:val="pt_PT" w:bidi="pt_PT"/>
         </w:rPr>
         <w:t xml:space="preserve">. • O que agora está oculto um dia será revelado (cp. </w:t>
       </w:r>
-      <w:hyperlink r:id="rId59">
-        <w:r>
-          <w:rPr>
-            <w:lang w:val="pt_PT" w:bidi="pt_PT"/>
-          </w:rPr>
-          <w:rPr>
-            <w:color w:val="0000EE"/>
-            <w:u w:val="single"/>
-          </w:rPr>
-          <w:t>1.26</w:t>
-        </w:r>
-      </w:hyperlink>
+      <w:r>
+        <w:rPr>
+          <w:lang w:val="pt_PT" w:bidi="pt_PT"/>
+        </w:rPr>
+        <w:t>1.26</w:t>
+      </w:r>
       <w:r>
         <w:rPr>
           <w:lang w:val="pt_PT" w:bidi="pt_PT"/>
@@ -3762,18 +3336,12 @@
         </w:rPr>
         <w:t>Portanto, mortifique: Nossa morte para esta vida (</w:t>
       </w:r>
-      <w:hyperlink r:id="rId75">
-        <w:r>
-          <w:rPr>
-            <w:lang w:val="pt_PT" w:bidi="pt_PT"/>
-          </w:rPr>
-          <w:rPr>
-            <w:color w:val="0000EE"/>
-            <w:u w:val="single"/>
-          </w:rPr>
-          <w:t>3.3</w:t>
-        </w:r>
-      </w:hyperlink>
+      <w:r>
+        <w:rPr>
+          <w:lang w:val="pt_PT" w:bidi="pt_PT"/>
+        </w:rPr>
+        <w:t>3.3</w:t>
+      </w:r>
       <w:r>
         <w:rPr>
           <w:lang w:val="pt_PT" w:bidi="pt_PT"/>
@@ -3841,18 +3409,12 @@
         </w:rPr>
         <w:t xml:space="preserve"> No texto grego, essas palavras ocorrem literalmente em </w:t>
       </w:r>
-      <w:hyperlink r:id="rId76">
-        <w:r>
-          <w:rPr>
-            <w:lang w:val="pt_PT" w:bidi="pt_PT"/>
-          </w:rPr>
-          <w:rPr>
-            <w:color w:val="0000EE"/>
-            <w:u w:val="single"/>
-          </w:rPr>
-          <w:t>Ef 5.6</w:t>
-        </w:r>
-      </w:hyperlink>
+      <w:r>
+        <w:rPr>
+          <w:lang w:val="pt_PT" w:bidi="pt_PT"/>
+        </w:rPr>
+        <w:t>Ef 5.6</w:t>
+      </w:r>
       <w:r>
         <w:rPr>
           <w:lang w:val="pt_PT" w:bidi="pt_PT"/>
@@ -3920,108 +3482,72 @@
         </w:rPr>
         <w:t xml:space="preserve">): Tirar a roupa é uma metáfora para nos livrarmos de práticas que interferem em nosso caminhar com o Senhor (veja </w:t>
       </w:r>
-      <w:hyperlink r:id="rId77">
-        <w:r>
-          <w:rPr>
-            <w:lang w:val="pt_PT" w:bidi="pt_PT"/>
-          </w:rPr>
-          <w:rPr>
-            <w:color w:val="0000EE"/>
-            <w:u w:val="single"/>
-          </w:rPr>
-          <w:t>Rm 13.12</w:t>
-        </w:r>
-      </w:hyperlink>
+      <w:r>
+        <w:rPr>
+          <w:lang w:val="pt_PT" w:bidi="pt_PT"/>
+        </w:rPr>
+        <w:t>Rm 13.12</w:t>
+      </w:r>
       <w:r>
         <w:rPr>
           <w:lang w:val="pt_PT" w:bidi="pt_PT"/>
         </w:rPr>
         <w:t xml:space="preserve">; </w:t>
       </w:r>
-      <w:hyperlink r:id="rId78">
-        <w:r>
-          <w:rPr>
-            <w:lang w:val="pt_PT" w:bidi="pt_PT"/>
-          </w:rPr>
-          <w:rPr>
-            <w:color w:val="0000EE"/>
-            <w:u w:val="single"/>
-          </w:rPr>
-          <w:t>Ef 4.22</w:t>
-        </w:r>
-      </w:hyperlink>
+      <w:r>
+        <w:rPr>
+          <w:lang w:val="pt_PT" w:bidi="pt_PT"/>
+        </w:rPr>
+        <w:t>Ef 4.22</w:t>
+      </w:r>
       <w:r>
         <w:rPr>
           <w:lang w:val="pt_PT" w:bidi="pt_PT"/>
         </w:rPr>
         <w:t xml:space="preserve">, </w:t>
       </w:r>
-      <w:hyperlink r:id="rId79">
-        <w:r>
-          <w:rPr>
-            <w:lang w:val="pt_PT" w:bidi="pt_PT"/>
-          </w:rPr>
-          <w:rPr>
-            <w:color w:val="0000EE"/>
-            <w:u w:val="single"/>
-          </w:rPr>
-          <w:t>25</w:t>
-        </w:r>
-      </w:hyperlink>
+      <w:r>
+        <w:rPr>
+          <w:lang w:val="pt_PT" w:bidi="pt_PT"/>
+        </w:rPr>
+        <w:t>25</w:t>
+      </w:r>
       <w:r>
         <w:rPr>
           <w:lang w:val="pt_PT" w:bidi="pt_PT"/>
         </w:rPr>
         <w:t xml:space="preserve">; </w:t>
       </w:r>
-      <w:hyperlink r:id="rId80">
-        <w:r>
-          <w:rPr>
-            <w:lang w:val="pt_PT" w:bidi="pt_PT"/>
-          </w:rPr>
-          <w:rPr>
-            <w:color w:val="0000EE"/>
-            <w:u w:val="single"/>
-          </w:rPr>
-          <w:t>Hb 12.1</w:t>
-        </w:r>
-      </w:hyperlink>
+      <w:r>
+        <w:rPr>
+          <w:lang w:val="pt_PT" w:bidi="pt_PT"/>
+        </w:rPr>
+        <w:t>Hb 12.1</w:t>
+      </w:r>
       <w:r>
         <w:rPr>
           <w:lang w:val="pt_PT" w:bidi="pt_PT"/>
         </w:rPr>
         <w:t xml:space="preserve">; </w:t>
       </w:r>
-      <w:hyperlink r:id="rId81">
-        <w:r>
-          <w:rPr>
-            <w:lang w:val="pt_PT" w:bidi="pt_PT"/>
-          </w:rPr>
-          <w:rPr>
-            <w:color w:val="0000EE"/>
-            <w:u w:val="single"/>
-          </w:rPr>
-          <w:t>Tg 1.21</w:t>
-        </w:r>
-      </w:hyperlink>
+      <w:r>
+        <w:rPr>
+          <w:lang w:val="pt_PT" w:bidi="pt_PT"/>
+        </w:rPr>
+        <w:t>Tg 1.21</w:t>
+      </w:r>
       <w:r>
         <w:rPr>
           <w:lang w:val="pt_PT" w:bidi="pt_PT"/>
         </w:rPr>
         <w:t xml:space="preserve">; </w:t>
       </w:r>
-      <w:hyperlink r:id="rId82">
-        <w:r>
-          <w:rPr>
-            <w:lang w:val="pt_PT" w:bidi="pt_PT"/>
-          </w:rPr>
-          <w:rPr>
-            <w:color w:val="0000EE"/>
-            <w:u w:val="single"/>
-          </w:rPr>
-          <w:t>1Pe 2.1</w:t>
-        </w:r>
-      </w:hyperlink>
+      <w:r>
+        <w:rPr>
+          <w:lang w:val="pt_PT" w:bidi="pt_PT"/>
+        </w:rPr>
+        <w:t>1Pe 2.1</w:t>
+      </w:r>
       <w:r>
         <w:rPr>
           <w:lang w:val="pt_PT" w:bidi="pt_PT"/>
@@ -4083,54 +3609,36 @@
         </w:rPr>
         <w:t xml:space="preserve">: Paulo contrasta identidades antigas e novas (veja também </w:t>
       </w:r>
-      <w:hyperlink r:id="rId83">
-        <w:r>
-          <w:rPr>
-            <w:lang w:val="pt_PT" w:bidi="pt_PT"/>
-          </w:rPr>
-          <w:rPr>
-            <w:color w:val="0000EE"/>
-            <w:u w:val="single"/>
-          </w:rPr>
-          <w:t>Rm 5.12–21</w:t>
-        </w:r>
-      </w:hyperlink>
+      <w:r>
+        <w:rPr>
+          <w:lang w:val="pt_PT" w:bidi="pt_PT"/>
+        </w:rPr>
+        <w:t>Rm 5.12–21</w:t>
+      </w:r>
       <w:r>
         <w:rPr>
           <w:lang w:val="pt_PT" w:bidi="pt_PT"/>
         </w:rPr>
         <w:t xml:space="preserve">; </w:t>
       </w:r>
-      <w:hyperlink r:id="rId84">
-        <w:r>
-          <w:rPr>
-            <w:lang w:val="pt_PT" w:bidi="pt_PT"/>
-          </w:rPr>
-          <w:rPr>
-            <w:color w:val="0000EE"/>
-            <w:u w:val="single"/>
-          </w:rPr>
-          <w:t>6.6</w:t>
-        </w:r>
-      </w:hyperlink>
+      <w:r>
+        <w:rPr>
+          <w:lang w:val="pt_PT" w:bidi="pt_PT"/>
+        </w:rPr>
+        <w:t>6.6</w:t>
+      </w:r>
       <w:r>
         <w:rPr>
           <w:lang w:val="pt_PT" w:bidi="pt_PT"/>
         </w:rPr>
         <w:t xml:space="preserve">; </w:t>
       </w:r>
-      <w:hyperlink r:id="rId85">
-        <w:r>
-          <w:rPr>
-            <w:lang w:val="pt_PT" w:bidi="pt_PT"/>
-          </w:rPr>
-          <w:rPr>
-            <w:color w:val="0000EE"/>
-            <w:u w:val="single"/>
-          </w:rPr>
-          <w:t>Ef 4.22–24</w:t>
-        </w:r>
-      </w:hyperlink>
+      <w:r>
+        <w:rPr>
+          <w:lang w:val="pt_PT" w:bidi="pt_PT"/>
+        </w:rPr>
+        <w:t>Ef 4.22–24</w:t>
+      </w:r>
       <w:r>
         <w:rPr>
           <w:lang w:val="pt_PT" w:bidi="pt_PT"/>
@@ -4272,18 +3780,12 @@
         </w:rPr>
         <w:t>Paulo descreve a natureza da nova vida das pessoas que foram ressuscitadas com Cristo (</w:t>
       </w:r>
-      <w:hyperlink r:id="rId86">
-        <w:r>
-          <w:rPr>
-            <w:lang w:val="pt_PT" w:bidi="pt_PT"/>
-          </w:rPr>
-          <w:rPr>
-            <w:color w:val="0000EE"/>
-            <w:u w:val="single"/>
-          </w:rPr>
-          <w:t>3.1</w:t>
-        </w:r>
-      </w:hyperlink>
+      <w:r>
+        <w:rPr>
+          <w:lang w:val="pt_PT" w:bidi="pt_PT"/>
+        </w:rPr>
+        <w:t>3.1</w:t>
+      </w:r>
       <w:r>
         <w:rPr>
           <w:lang w:val="pt_PT" w:bidi="pt_PT"/>
@@ -4338,36 +3840,24 @@
         </w:rPr>
         <w:t xml:space="preserve">Assim como Cristo é um, só pode haver um corpo de Cristo (veja </w:t>
       </w:r>
-      <w:hyperlink r:id="rId87">
-        <w:r>
-          <w:rPr>
-            <w:lang w:val="pt_PT" w:bidi="pt_PT"/>
-          </w:rPr>
-          <w:rPr>
-            <w:color w:val="0000EE"/>
-            <w:u w:val="single"/>
-          </w:rPr>
-          <w:t>1.18</w:t>
-        </w:r>
-      </w:hyperlink>
+      <w:r>
+        <w:rPr>
+          <w:lang w:val="pt_PT" w:bidi="pt_PT"/>
+        </w:rPr>
+        <w:t>1.18</w:t>
+      </w:r>
       <w:r>
         <w:rPr>
           <w:lang w:val="pt_PT" w:bidi="pt_PT"/>
         </w:rPr>
         <w:t xml:space="preserve">; </w:t>
       </w:r>
-      <w:hyperlink r:id="rId88">
-        <w:r>
-          <w:rPr>
-            <w:lang w:val="pt_PT" w:bidi="pt_PT"/>
-          </w:rPr>
-          <w:rPr>
-            <w:color w:val="0000EE"/>
-            <w:u w:val="single"/>
-          </w:rPr>
-          <w:t>Ef 4.4–6</w:t>
-        </w:r>
-      </w:hyperlink>
+      <w:r>
+        <w:rPr>
+          <w:lang w:val="pt_PT" w:bidi="pt_PT"/>
+        </w:rPr>
+        <w:t>Ef 4.4–6</w:t>
+      </w:r>
       <w:r>
         <w:rPr>
           <w:lang w:val="pt_PT" w:bidi="pt_PT"/>
@@ -4422,36 +3912,24 @@
         </w:rPr>
         <w:t xml:space="preserve">Salmos, hinos e cânticos espirituais são canções de louvor e adoração (veja </w:t>
       </w:r>
-      <w:hyperlink r:id="rId89">
-        <w:r>
-          <w:rPr>
-            <w:lang w:val="pt_PT" w:bidi="pt_PT"/>
-          </w:rPr>
-          <w:rPr>
-            <w:color w:val="0000EE"/>
-            <w:u w:val="single"/>
-          </w:rPr>
-          <w:t>1Co 14.26</w:t>
-        </w:r>
-      </w:hyperlink>
+      <w:r>
+        <w:rPr>
+          <w:lang w:val="pt_PT" w:bidi="pt_PT"/>
+        </w:rPr>
+        <w:t>1Co 14.26</w:t>
+      </w:r>
       <w:r>
         <w:rPr>
           <w:lang w:val="pt_PT" w:bidi="pt_PT"/>
         </w:rPr>
         <w:t xml:space="preserve">; </w:t>
       </w:r>
-      <w:hyperlink r:id="rId90">
-        <w:r>
-          <w:rPr>
-            <w:lang w:val="pt_PT" w:bidi="pt_PT"/>
-          </w:rPr>
-          <w:rPr>
-            <w:color w:val="0000EE"/>
-            <w:u w:val="single"/>
-          </w:rPr>
-          <w:t>Ef 5.19</w:t>
-        </w:r>
-      </w:hyperlink>
+      <w:r>
+        <w:rPr>
+          <w:lang w:val="pt_PT" w:bidi="pt_PT"/>
+        </w:rPr>
+        <w:t>Ef 5.19</w:t>
+      </w:r>
       <w:r>
         <w:rPr>
           <w:lang w:val="pt_PT" w:bidi="pt_PT"/>
@@ -4593,36 +4071,24 @@
         </w:rPr>
         <w:t xml:space="preserve">Submeter-se é reconhecer o próprio lugar sob outra pessoa em uma ordem social. Tal submissão sempre implica que Deus está no topo e que sua vontade é suprema (cp. </w:t>
       </w:r>
-      <w:hyperlink r:id="rId91">
-        <w:r>
-          <w:rPr>
-            <w:lang w:val="pt_PT" w:bidi="pt_PT"/>
-          </w:rPr>
-          <w:rPr>
-            <w:color w:val="0000EE"/>
-            <w:u w:val="single"/>
-          </w:rPr>
-          <w:t>At 4.19–20</w:t>
-        </w:r>
-      </w:hyperlink>
+      <w:r>
+        <w:rPr>
+          <w:lang w:val="pt_PT" w:bidi="pt_PT"/>
+        </w:rPr>
+        <w:t>At 4.19–20</w:t>
+      </w:r>
       <w:r>
         <w:rPr>
           <w:lang w:val="pt_PT" w:bidi="pt_PT"/>
         </w:rPr>
         <w:t xml:space="preserve">; </w:t>
       </w:r>
-      <w:hyperlink r:id="rId92">
-        <w:r>
-          <w:rPr>
-            <w:lang w:val="pt_PT" w:bidi="pt_PT"/>
-          </w:rPr>
-          <w:rPr>
-            <w:color w:val="0000EE"/>
-            <w:u w:val="single"/>
-          </w:rPr>
-          <w:t>5.29</w:t>
-        </w:r>
-      </w:hyperlink>
+      <w:r>
+        <w:rPr>
+          <w:lang w:val="pt_PT" w:bidi="pt_PT"/>
+        </w:rPr>
+        <w:t>5.29</w:t>
+      </w:r>
       <w:r>
         <w:rPr>
           <w:lang w:val="pt_PT" w:bidi="pt_PT"/>
@@ -4690,144 +4156,96 @@
         </w:rPr>
         <w:t xml:space="preserve"> Paulo dá instruções para esposas (</w:t>
       </w:r>
-      <w:hyperlink r:id="rId93">
-        <w:r>
-          <w:rPr>
-            <w:lang w:val="pt_PT" w:bidi="pt_PT"/>
-          </w:rPr>
-          <w:rPr>
-            <w:color w:val="0000EE"/>
-            <w:u w:val="single"/>
-          </w:rPr>
-          <w:t>3.18</w:t>
-        </w:r>
-      </w:hyperlink>
+      <w:r>
+        <w:rPr>
+          <w:lang w:val="pt_PT" w:bidi="pt_PT"/>
+        </w:rPr>
+        <w:t>3.18</w:t>
+      </w:r>
       <w:r>
         <w:rPr>
           <w:lang w:val="pt_PT" w:bidi="pt_PT"/>
         </w:rPr>
         <w:t>), maridos (</w:t>
       </w:r>
-      <w:hyperlink r:id="rId94">
-        <w:r>
-          <w:rPr>
-            <w:lang w:val="pt_PT" w:bidi="pt_PT"/>
-          </w:rPr>
-          <w:rPr>
-            <w:color w:val="0000EE"/>
-            <w:u w:val="single"/>
-          </w:rPr>
-          <w:t>3.19</w:t>
-        </w:r>
-      </w:hyperlink>
+      <w:r>
+        <w:rPr>
+          <w:lang w:val="pt_PT" w:bidi="pt_PT"/>
+        </w:rPr>
+        <w:t>3.19</w:t>
+      </w:r>
       <w:r>
         <w:rPr>
           <w:lang w:val="pt_PT" w:bidi="pt_PT"/>
         </w:rPr>
         <w:t>), filhos (</w:t>
       </w:r>
-      <w:hyperlink r:id="rId95">
-        <w:r>
-          <w:rPr>
-            <w:lang w:val="pt_PT" w:bidi="pt_PT"/>
-          </w:rPr>
-          <w:rPr>
-            <w:color w:val="0000EE"/>
-            <w:u w:val="single"/>
-          </w:rPr>
-          <w:t>3.20</w:t>
-        </w:r>
-      </w:hyperlink>
+      <w:r>
+        <w:rPr>
+          <w:lang w:val="pt_PT" w:bidi="pt_PT"/>
+        </w:rPr>
+        <w:t>3.20</w:t>
+      </w:r>
       <w:r>
         <w:rPr>
           <w:lang w:val="pt_PT" w:bidi="pt_PT"/>
         </w:rPr>
         <w:t>), pais (</w:t>
       </w:r>
-      <w:hyperlink r:id="rId96">
-        <w:r>
-          <w:rPr>
-            <w:lang w:val="pt_PT" w:bidi="pt_PT"/>
-          </w:rPr>
-          <w:rPr>
-            <w:color w:val="0000EE"/>
-            <w:u w:val="single"/>
-          </w:rPr>
-          <w:t>3.21</w:t>
-        </w:r>
-      </w:hyperlink>
+      <w:r>
+        <w:rPr>
+          <w:lang w:val="pt_PT" w:bidi="pt_PT"/>
+        </w:rPr>
+        <w:t>3.21</w:t>
+      </w:r>
       <w:r>
         <w:rPr>
           <w:lang w:val="pt_PT" w:bidi="pt_PT"/>
         </w:rPr>
         <w:t>), escravos (</w:t>
       </w:r>
-      <w:hyperlink r:id="rId97">
-        <w:r>
-          <w:rPr>
-            <w:lang w:val="pt_PT" w:bidi="pt_PT"/>
-          </w:rPr>
-          <w:rPr>
-            <w:color w:val="0000EE"/>
-            <w:u w:val="single"/>
-          </w:rPr>
-          <w:t>3.22–25</w:t>
-        </w:r>
-      </w:hyperlink>
+      <w:r>
+        <w:rPr>
+          <w:lang w:val="pt_PT" w:bidi="pt_PT"/>
+        </w:rPr>
+        <w:t>3.22–25</w:t>
+      </w:r>
       <w:r>
         <w:rPr>
           <w:lang w:val="pt_PT" w:bidi="pt_PT"/>
         </w:rPr>
         <w:t>) e senhores (</w:t>
       </w:r>
-      <w:hyperlink r:id="rId98">
-        <w:r>
-          <w:rPr>
-            <w:lang w:val="pt_PT" w:bidi="pt_PT"/>
-          </w:rPr>
-          <w:rPr>
-            <w:color w:val="0000EE"/>
-            <w:u w:val="single"/>
-          </w:rPr>
-          <w:t>4.1</w:t>
-        </w:r>
-      </w:hyperlink>
+      <w:r>
+        <w:rPr>
+          <w:lang w:val="pt_PT" w:bidi="pt_PT"/>
+        </w:rPr>
+        <w:t>4.1</w:t>
+      </w:r>
       <w:r>
         <w:rPr>
           <w:lang w:val="pt_PT" w:bidi="pt_PT"/>
         </w:rPr>
         <w:t xml:space="preserve">). Tais códigos aparecem em escritores greco-romanos e em outras partes do Novo Testamento (veja </w:t>
       </w:r>
-      <w:hyperlink r:id="rId99">
-        <w:r>
-          <w:rPr>
-            <w:lang w:val="pt_PT" w:bidi="pt_PT"/>
-          </w:rPr>
-          <w:rPr>
-            <w:color w:val="0000EE"/>
-            <w:u w:val="single"/>
-          </w:rPr>
-          <w:t>Ef 5.22–6.9</w:t>
-        </w:r>
-      </w:hyperlink>
+      <w:r>
+        <w:rPr>
+          <w:lang w:val="pt_PT" w:bidi="pt_PT"/>
+        </w:rPr>
+        <w:t>Ef 5.22–6.9</w:t>
+      </w:r>
       <w:r>
         <w:rPr>
           <w:lang w:val="pt_PT" w:bidi="pt_PT"/>
         </w:rPr>
         <w:t xml:space="preserve">; </w:t>
       </w:r>
-      <w:hyperlink r:id="rId100">
-        <w:r>
-          <w:rPr>
-            <w:lang w:val="pt_PT" w:bidi="pt_PT"/>
-          </w:rPr>
-          <w:rPr>
-            <w:color w:val="0000EE"/>
-            <w:u w:val="single"/>
-          </w:rPr>
-          <w:t>1Pe 2.18–3.7</w:t>
-        </w:r>
-      </w:hyperlink>
+      <w:r>
+        <w:rPr>
+          <w:lang w:val="pt_PT" w:bidi="pt_PT"/>
+        </w:rPr>
+        <w:t>1Pe 2.18–3.7</w:t>
+      </w:r>
       <w:r>
         <w:rPr>
           <w:lang w:val="pt_PT" w:bidi="pt_PT"/>
@@ -4882,36 +4300,24 @@
         </w:rPr>
         <w:t xml:space="preserve">A exortação às esposas para que se submetam aos seus maridos é imediatamente seguida por uma ordem aos maridos para que amem suas esposas (veja também </w:t>
       </w:r>
-      <w:hyperlink r:id="rId101">
-        <w:r>
-          <w:rPr>
-            <w:lang w:val="pt_PT" w:bidi="pt_PT"/>
-          </w:rPr>
-          <w:rPr>
-            <w:color w:val="0000EE"/>
-            <w:u w:val="single"/>
-          </w:rPr>
-          <w:t>Ef 5.25–30</w:t>
-        </w:r>
-      </w:hyperlink>
+      <w:r>
+        <w:rPr>
+          <w:lang w:val="pt_PT" w:bidi="pt_PT"/>
+        </w:rPr>
+        <w:t>Ef 5.25–30</w:t>
+      </w:r>
       <w:r>
         <w:rPr>
           <w:lang w:val="pt_PT" w:bidi="pt_PT"/>
         </w:rPr>
         <w:t xml:space="preserve">; </w:t>
       </w:r>
-      <w:hyperlink r:id="rId102">
-        <w:r>
-          <w:rPr>
-            <w:lang w:val="pt_PT" w:bidi="pt_PT"/>
-          </w:rPr>
-          <w:rPr>
-            <w:color w:val="0000EE"/>
-            <w:u w:val="single"/>
-          </w:rPr>
-          <w:t>1Pe 3.7</w:t>
-        </w:r>
-      </w:hyperlink>
+      <w:r>
+        <w:rPr>
+          <w:lang w:val="pt_PT" w:bidi="pt_PT"/>
+        </w:rPr>
+        <w:t>1Pe 3.7</w:t>
+      </w:r>
       <w:r>
         <w:rPr>
           <w:lang w:val="pt_PT" w:bidi="pt_PT"/>
@@ -4966,18 +4372,12 @@
         </w:rPr>
         <w:t xml:space="preserve">Os escravos têm mestres terrenos a quem devem obedecer. A escravidão era central para a vida e economia do mundo antigo, e o Novo Testamento nunca ataca a prática como tal. No entanto, a fé cristã estabelece relacionamentos que mudam a natureza da estrutura social (veja </w:t>
       </w:r>
-      <w:hyperlink r:id="rId103">
-        <w:r>
-          <w:rPr>
-            <w:lang w:val="pt_PT" w:bidi="pt_PT"/>
-          </w:rPr>
-          <w:rPr>
-            <w:color w:val="0000EE"/>
-            <w:u w:val="single"/>
-          </w:rPr>
-          <w:t>Fm 1.15–16</w:t>
-        </w:r>
-      </w:hyperlink>
+      <w:r>
+        <w:rPr>
+          <w:lang w:val="pt_PT" w:bidi="pt_PT"/>
+        </w:rPr>
+        <w:t>Fm 1.15–16</w:t>
+      </w:r>
       <w:r>
         <w:rPr>
           <w:lang w:val="pt_PT" w:bidi="pt_PT"/>
@@ -5080,126 +4480,84 @@
         </w:rPr>
         <w:t>com uma mente alerta: O verbo grego por trás desta frase é usado no Novo Testamento para retratar a necessidade de os cristãos estarem vigilantes à luz do retorno de Cristo (</w:t>
       </w:r>
-      <w:hyperlink r:id="rId104">
-        <w:r>
-          <w:rPr>
-            <w:lang w:val="pt_PT" w:bidi="pt_PT"/>
-          </w:rPr>
-          <w:rPr>
-            <w:color w:val="0000EE"/>
-            <w:u w:val="single"/>
-          </w:rPr>
-          <w:t>Mt 24.42</w:t>
-        </w:r>
-      </w:hyperlink>
+      <w:r>
+        <w:rPr>
+          <w:lang w:val="pt_PT" w:bidi="pt_PT"/>
+        </w:rPr>
+        <w:t>Mt 24.42</w:t>
+      </w:r>
       <w:r>
         <w:rPr>
           <w:lang w:val="pt_PT" w:bidi="pt_PT"/>
         </w:rPr>
         <w:t xml:space="preserve">; </w:t>
       </w:r>
-      <w:hyperlink r:id="rId105">
-        <w:r>
-          <w:rPr>
-            <w:lang w:val="pt_PT" w:bidi="pt_PT"/>
-          </w:rPr>
-          <w:rPr>
-            <w:color w:val="0000EE"/>
-            <w:u w:val="single"/>
-          </w:rPr>
-          <w:t>25.13</w:t>
-        </w:r>
-      </w:hyperlink>
+      <w:r>
+        <w:rPr>
+          <w:lang w:val="pt_PT" w:bidi="pt_PT"/>
+        </w:rPr>
+        <w:t>25.13</w:t>
+      </w:r>
       <w:r>
         <w:rPr>
           <w:lang w:val="pt_PT" w:bidi="pt_PT"/>
         </w:rPr>
         <w:t xml:space="preserve">; </w:t>
       </w:r>
-      <w:hyperlink r:id="rId106">
-        <w:r>
-          <w:rPr>
-            <w:lang w:val="pt_PT" w:bidi="pt_PT"/>
-          </w:rPr>
-          <w:rPr>
-            <w:color w:val="0000EE"/>
-            <w:u w:val="single"/>
-          </w:rPr>
-          <w:t>Mc 13.35</w:t>
-        </w:r>
-      </w:hyperlink>
+      <w:r>
+        <w:rPr>
+          <w:lang w:val="pt_PT" w:bidi="pt_PT"/>
+        </w:rPr>
+        <w:t>Mc 13.35</w:t>
+      </w:r>
       <w:r>
         <w:rPr>
           <w:lang w:val="pt_PT" w:bidi="pt_PT"/>
         </w:rPr>
         <w:t>,</w:t>
       </w:r>
-      <w:hyperlink r:id="rId107">
-        <w:r>
-          <w:rPr>
-            <w:lang w:val="pt_PT" w:bidi="pt_PT"/>
-          </w:rPr>
-          <w:rPr>
-            <w:color w:val="0000EE"/>
-            <w:u w:val="single"/>
-          </w:rPr>
-          <w:t>37</w:t>
-        </w:r>
-      </w:hyperlink>
+      <w:r>
+        <w:rPr>
+          <w:lang w:val="pt_PT" w:bidi="pt_PT"/>
+        </w:rPr>
+        <w:t>37</w:t>
+      </w:r>
       <w:r>
         <w:rPr>
           <w:lang w:val="pt_PT" w:bidi="pt_PT"/>
         </w:rPr>
         <w:t xml:space="preserve">; </w:t>
       </w:r>
-      <w:hyperlink r:id="rId108">
-        <w:r>
-          <w:rPr>
-            <w:lang w:val="pt_PT" w:bidi="pt_PT"/>
-          </w:rPr>
-          <w:rPr>
-            <w:color w:val="0000EE"/>
-            <w:u w:val="single"/>
-          </w:rPr>
-          <w:t>1Ts 5.6</w:t>
-        </w:r>
-      </w:hyperlink>
+      <w:r>
+        <w:rPr>
+          <w:lang w:val="pt_PT" w:bidi="pt_PT"/>
+        </w:rPr>
+        <w:t>1Ts 5.6</w:t>
+      </w:r>
       <w:r>
         <w:rPr>
           <w:lang w:val="pt_PT" w:bidi="pt_PT"/>
         </w:rPr>
         <w:t xml:space="preserve">; </w:t>
       </w:r>
-      <w:hyperlink r:id="rId109">
-        <w:r>
-          <w:rPr>
-            <w:lang w:val="pt_PT" w:bidi="pt_PT"/>
-          </w:rPr>
-          <w:rPr>
-            <w:color w:val="0000EE"/>
-            <w:u w:val="single"/>
-          </w:rPr>
-          <w:t>Ap 3.3</w:t>
-        </w:r>
-      </w:hyperlink>
+      <w:r>
+        <w:rPr>
+          <w:lang w:val="pt_PT" w:bidi="pt_PT"/>
+        </w:rPr>
+        <w:t>Ap 3.3</w:t>
+      </w:r>
       <w:r>
         <w:rPr>
           <w:lang w:val="pt_PT" w:bidi="pt_PT"/>
         </w:rPr>
         <w:t xml:space="preserve">; </w:t>
       </w:r>
-      <w:hyperlink r:id="rId110">
-        <w:r>
-          <w:rPr>
-            <w:lang w:val="pt_PT" w:bidi="pt_PT"/>
-          </w:rPr>
-          <w:rPr>
-            <w:color w:val="0000EE"/>
-            <w:u w:val="single"/>
-          </w:rPr>
-          <w:t>16.15</w:t>
-        </w:r>
-      </w:hyperlink>
+      <w:r>
+        <w:rPr>
+          <w:lang w:val="pt_PT" w:bidi="pt_PT"/>
+        </w:rPr>
+        <w:t>16.15</w:t>
+      </w:r>
       <w:r>
         <w:rPr>
           <w:lang w:val="pt_PT" w:bidi="pt_PT"/>
@@ -5315,90 +4673,60 @@
         </w:rPr>
         <w:t xml:space="preserve">): Uma porta aberta é uma metáfora para uma oportunidade de proclamar as boas-novas (veja também </w:t>
       </w:r>
-      <w:hyperlink r:id="rId111">
-        <w:r>
-          <w:rPr>
-            <w:lang w:val="pt_PT" w:bidi="pt_PT"/>
-          </w:rPr>
-          <w:rPr>
-            <w:color w:val="0000EE"/>
-            <w:u w:val="single"/>
-          </w:rPr>
-          <w:t>At 14.27</w:t>
-        </w:r>
-      </w:hyperlink>
+      <w:r>
+        <w:rPr>
+          <w:lang w:val="pt_PT" w:bidi="pt_PT"/>
+        </w:rPr>
+        <w:t>At 14.27</w:t>
+      </w:r>
       <w:r>
         <w:rPr>
           <w:lang w:val="pt_PT" w:bidi="pt_PT"/>
         </w:rPr>
         <w:t xml:space="preserve">; </w:t>
       </w:r>
-      <w:hyperlink r:id="rId112">
-        <w:r>
-          <w:rPr>
-            <w:lang w:val="pt_PT" w:bidi="pt_PT"/>
-          </w:rPr>
-          <w:rPr>
-            <w:color w:val="0000EE"/>
-            <w:u w:val="single"/>
-          </w:rPr>
-          <w:t>1Co 16.9</w:t>
-        </w:r>
-      </w:hyperlink>
+      <w:r>
+        <w:rPr>
+          <w:lang w:val="pt_PT" w:bidi="pt_PT"/>
+        </w:rPr>
+        <w:t>1Co 16.9</w:t>
+      </w:r>
       <w:r>
         <w:rPr>
           <w:lang w:val="pt_PT" w:bidi="pt_PT"/>
         </w:rPr>
         <w:t xml:space="preserve">; </w:t>
       </w:r>
-      <w:hyperlink r:id="rId113">
-        <w:r>
-          <w:rPr>
-            <w:lang w:val="pt_PT" w:bidi="pt_PT"/>
-          </w:rPr>
-          <w:rPr>
-            <w:color w:val="0000EE"/>
-            <w:u w:val="single"/>
-          </w:rPr>
-          <w:t>2Co 2.12</w:t>
-        </w:r>
-      </w:hyperlink>
+      <w:r>
+        <w:rPr>
+          <w:lang w:val="pt_PT" w:bidi="pt_PT"/>
+        </w:rPr>
+        <w:t>2Co 2.12</w:t>
+      </w:r>
       <w:r>
         <w:rPr>
           <w:lang w:val="pt_PT" w:bidi="pt_PT"/>
         </w:rPr>
         <w:t xml:space="preserve">). • seu plano misterioso a respeito de Cristo: Veja </w:t>
       </w:r>
-      <w:hyperlink r:id="rId114">
-        <w:r>
-          <w:rPr>
-            <w:lang w:val="pt_PT" w:bidi="pt_PT"/>
-          </w:rPr>
-          <w:rPr>
-            <w:color w:val="0000EE"/>
-            <w:u w:val="single"/>
-          </w:rPr>
-          <w:t>Cl 1.26–27</w:t>
-        </w:r>
-      </w:hyperlink>
+      <w:r>
+        <w:rPr>
+          <w:lang w:val="pt_PT" w:bidi="pt_PT"/>
+        </w:rPr>
+        <w:t>Cl 1.26–27</w:t>
+      </w:r>
       <w:r>
         <w:rPr>
           <w:lang w:val="pt_PT" w:bidi="pt_PT"/>
         </w:rPr>
         <w:t xml:space="preserve">; </w:t>
       </w:r>
-      <w:hyperlink r:id="rId115">
-        <w:r>
-          <w:rPr>
-            <w:lang w:val="pt_PT" w:bidi="pt_PT"/>
-          </w:rPr>
-          <w:rPr>
-            <w:color w:val="0000EE"/>
-            <w:u w:val="single"/>
-          </w:rPr>
-          <w:t>2.2</w:t>
-        </w:r>
-      </w:hyperlink>
+      <w:r>
+        <w:rPr>
+          <w:lang w:val="pt_PT" w:bidi="pt_PT"/>
+        </w:rPr>
+        <w:t>2.2</w:t>
+      </w:r>
       <w:r>
         <w:rPr>
           <w:lang w:val="pt_PT" w:bidi="pt_PT"/>
@@ -5539,18 +4867,12 @@
         </w:rPr>
         <w:t xml:space="preserve">): O sal é tanto um tempero quanto um conservante (veja </w:t>
       </w:r>
-      <w:hyperlink r:id="rId116">
-        <w:r>
-          <w:rPr>
-            <w:lang w:val="pt_PT" w:bidi="pt_PT"/>
-          </w:rPr>
-          <w:rPr>
-            <w:color w:val="0000EE"/>
-            <w:u w:val="single"/>
-          </w:rPr>
-          <w:t>Mt 5.13</w:t>
-        </w:r>
-      </w:hyperlink>
+      <w:r>
+        <w:rPr>
+          <w:lang w:val="pt_PT" w:bidi="pt_PT"/>
+        </w:rPr>
+        <w:t>Mt 5.13</w:t>
+      </w:r>
       <w:r>
         <w:rPr>
           <w:lang w:val="pt_PT" w:bidi="pt_PT"/>
@@ -5618,72 +4940,48 @@
         </w:rPr>
         <w:t>Tíquico era da província da Ásia, onde Colossos estava localizada (</w:t>
       </w:r>
-      <w:hyperlink r:id="rId117">
-        <w:r>
-          <w:rPr>
-            <w:lang w:val="pt_PT" w:bidi="pt_PT"/>
-          </w:rPr>
-          <w:rPr>
-            <w:color w:val="0000EE"/>
-            <w:u w:val="single"/>
-          </w:rPr>
-          <w:t>At 20.4</w:t>
-        </w:r>
-      </w:hyperlink>
+      <w:r>
+        <w:rPr>
+          <w:lang w:val="pt_PT" w:bidi="pt_PT"/>
+        </w:rPr>
+        <w:t>At 20.4</w:t>
+      </w:r>
       <w:r>
         <w:rPr>
           <w:lang w:val="pt_PT" w:bidi="pt_PT"/>
         </w:rPr>
         <w:t>). Ele trabalhou com Paulo especialmente nessa província (</w:t>
       </w:r>
-      <w:hyperlink r:id="rId118">
-        <w:r>
-          <w:rPr>
-            <w:lang w:val="pt_PT" w:bidi="pt_PT"/>
-          </w:rPr>
-          <w:rPr>
-            <w:color w:val="0000EE"/>
-            <w:u w:val="single"/>
-          </w:rPr>
-          <w:t>Ef 6.21</w:t>
-        </w:r>
-      </w:hyperlink>
+      <w:r>
+        <w:rPr>
+          <w:lang w:val="pt_PT" w:bidi="pt_PT"/>
+        </w:rPr>
+        <w:t>Ef 6.21</w:t>
+      </w:r>
       <w:r>
         <w:rPr>
           <w:lang w:val="pt_PT" w:bidi="pt_PT"/>
         </w:rPr>
         <w:t xml:space="preserve">; </w:t>
       </w:r>
-      <w:hyperlink r:id="rId119">
-        <w:r>
-          <w:rPr>
-            <w:lang w:val="pt_PT" w:bidi="pt_PT"/>
-          </w:rPr>
-          <w:rPr>
-            <w:color w:val="0000EE"/>
-            <w:u w:val="single"/>
-          </w:rPr>
-          <w:t>2Tm 4.12</w:t>
-        </w:r>
-      </w:hyperlink>
+      <w:r>
+        <w:rPr>
+          <w:lang w:val="pt_PT" w:bidi="pt_PT"/>
+        </w:rPr>
+        <w:t>2Tm 4.12</w:t>
+      </w:r>
       <w:r>
         <w:rPr>
           <w:lang w:val="pt_PT" w:bidi="pt_PT"/>
         </w:rPr>
         <w:t>). Mais tarde, ele foi enviado para trabalhar com Tito em Creta (</w:t>
       </w:r>
-      <w:hyperlink r:id="rId120">
-        <w:r>
-          <w:rPr>
-            <w:lang w:val="pt_PT" w:bidi="pt_PT"/>
-          </w:rPr>
-          <w:rPr>
-            <w:color w:val="0000EE"/>
-            <w:u w:val="single"/>
-          </w:rPr>
-          <w:t>Tt 3.12</w:t>
-        </w:r>
-      </w:hyperlink>
+      <w:r>
+        <w:rPr>
+          <w:lang w:val="pt_PT" w:bidi="pt_PT"/>
+        </w:rPr>
+        <w:t>Tt 3.12</w:t>
+      </w:r>
       <w:r>
         <w:rPr>
           <w:lang w:val="pt_PT" w:bidi="pt_PT"/>
@@ -5786,18 +5084,12 @@
         </w:rPr>
         <w:t xml:space="preserve">Onésimo era um escravo fugitivo que Paulo enviou de volta ao seu mestre, Filemom (veja o </w:t>
       </w:r>
-      <w:hyperlink r:id="rId121">
-        <w:r>
-          <w:rPr>
-            <w:lang w:val="pt_PT" w:bidi="pt_PT"/>
-          </w:rPr>
-          <w:rPr>
-            <w:color w:val="0000EE"/>
-            <w:u w:val="single"/>
-          </w:rPr>
-          <w:t>livro de Filemom</w:t>
-        </w:r>
-      </w:hyperlink>
+      <w:r>
+        <w:rPr>
+          <w:lang w:val="pt_PT" w:bidi="pt_PT"/>
+        </w:rPr>
+        <w:t>livro de Filemom</w:t>
+      </w:r>
       <w:r>
         <w:rPr>
           <w:lang w:val="pt_PT" w:bidi="pt_PT"/>
@@ -5852,54 +5144,36 @@
         </w:rPr>
         <w:t>Aristarco era um nome comum, mas ele provavelmente era o mesmo homem de Tessalônica (</w:t>
       </w:r>
-      <w:hyperlink r:id="rId122">
-        <w:r>
-          <w:rPr>
-            <w:lang w:val="pt_PT" w:bidi="pt_PT"/>
-          </w:rPr>
-          <w:rPr>
-            <w:color w:val="0000EE"/>
-            <w:u w:val="single"/>
-          </w:rPr>
-          <w:t>At 19.29</w:t>
-        </w:r>
-      </w:hyperlink>
+      <w:r>
+        <w:rPr>
+          <w:lang w:val="pt_PT" w:bidi="pt_PT"/>
+        </w:rPr>
+        <w:t>At 19.29</w:t>
+      </w:r>
       <w:r>
         <w:rPr>
           <w:lang w:val="pt_PT" w:bidi="pt_PT"/>
         </w:rPr>
         <w:t xml:space="preserve">; </w:t>
       </w:r>
-      <w:hyperlink r:id="rId117">
-        <w:r>
-          <w:rPr>
-            <w:lang w:val="pt_PT" w:bidi="pt_PT"/>
-          </w:rPr>
-          <w:rPr>
-            <w:color w:val="0000EE"/>
-            <w:u w:val="single"/>
-          </w:rPr>
-          <w:t>20.4</w:t>
-        </w:r>
-      </w:hyperlink>
+      <w:r>
+        <w:rPr>
+          <w:lang w:val="pt_PT" w:bidi="pt_PT"/>
+        </w:rPr>
+        <w:t>20.4</w:t>
+      </w:r>
       <w:r>
         <w:rPr>
           <w:lang w:val="pt_PT" w:bidi="pt_PT"/>
         </w:rPr>
         <w:t>) que acompanhou Paulo em sua viagem a Roma (</w:t>
       </w:r>
-      <w:hyperlink r:id="rId123">
-        <w:r>
-          <w:rPr>
-            <w:lang w:val="pt_PT" w:bidi="pt_PT"/>
-          </w:rPr>
-          <w:rPr>
-            <w:color w:val="0000EE"/>
-            <w:u w:val="single"/>
-          </w:rPr>
-          <w:t>At 27.2</w:t>
-        </w:r>
-      </w:hyperlink>
+      <w:r>
+        <w:rPr>
+          <w:lang w:val="pt_PT" w:bidi="pt_PT"/>
+        </w:rPr>
+        <w:t>At 27.2</w:t>
+      </w:r>
       <w:r>
         <w:rPr>
           <w:lang w:val="pt_PT" w:bidi="pt_PT"/>
@@ -5919,72 +5193,48 @@
         </w:rPr>
         <w:t xml:space="preserve"> também estava preso, então talvez ele estivesse na prisão com Paulo voluntariamente, compartilhando seu confinamento para encorajá-lo e ajudá-lo no ministério. • Marcos, primo de Barnabé, havia ido com Barnabé e Paulo em sua primeira viagem missionária, mas os deixou antes que a viagem fosse concluída (</w:t>
       </w:r>
-      <w:hyperlink r:id="rId124">
-        <w:r>
-          <w:rPr>
-            <w:lang w:val="pt_PT" w:bidi="pt_PT"/>
-          </w:rPr>
-          <w:rPr>
-            <w:color w:val="0000EE"/>
-            <w:u w:val="single"/>
-          </w:rPr>
-          <w:t>At 13.13</w:t>
-        </w:r>
-      </w:hyperlink>
+      <w:r>
+        <w:rPr>
+          <w:lang w:val="pt_PT" w:bidi="pt_PT"/>
+        </w:rPr>
+        <w:t>At 13.13</w:t>
+      </w:r>
       <w:r>
         <w:rPr>
           <w:lang w:val="pt_PT" w:bidi="pt_PT"/>
         </w:rPr>
         <w:t>). Essa deserção levou a uma separação entre Paulo e Barnabé quando a segunda viagem estava prestes a começar (</w:t>
       </w:r>
-      <w:hyperlink r:id="rId125">
-        <w:r>
-          <w:rPr>
-            <w:lang w:val="pt_PT" w:bidi="pt_PT"/>
-          </w:rPr>
-          <w:rPr>
-            <w:color w:val="0000EE"/>
-            <w:u w:val="single"/>
-          </w:rPr>
-          <w:t>At 15.37–40</w:t>
-        </w:r>
-      </w:hyperlink>
+      <w:r>
+        <w:rPr>
+          <w:lang w:val="pt_PT" w:bidi="pt_PT"/>
+        </w:rPr>
+        <w:t>At 15.37–40</w:t>
+      </w:r>
       <w:r>
         <w:rPr>
           <w:lang w:val="pt_PT" w:bidi="pt_PT"/>
         </w:rPr>
         <w:t xml:space="preserve">). Paulo e Marcos aparentemente agora estavam reconciliados (veja também </w:t>
       </w:r>
-      <w:hyperlink r:id="rId126">
-        <w:r>
-          <w:rPr>
-            <w:lang w:val="pt_PT" w:bidi="pt_PT"/>
-          </w:rPr>
-          <w:rPr>
-            <w:color w:val="0000EE"/>
-            <w:u w:val="single"/>
-          </w:rPr>
-          <w:t>2Tm 4.11</w:t>
-        </w:r>
-      </w:hyperlink>
+      <w:r>
+        <w:rPr>
+          <w:lang w:val="pt_PT" w:bidi="pt_PT"/>
+        </w:rPr>
+        <w:t>2Tm 4.11</w:t>
+      </w:r>
       <w:r>
         <w:rPr>
           <w:lang w:val="pt_PT" w:bidi="pt_PT"/>
         </w:rPr>
         <w:t xml:space="preserve">; </w:t>
       </w:r>
-      <w:hyperlink r:id="rId127">
-        <w:r>
-          <w:rPr>
-            <w:lang w:val="pt_PT" w:bidi="pt_PT"/>
-          </w:rPr>
-          <w:rPr>
-            <w:color w:val="0000EE"/>
-            <w:u w:val="single"/>
-          </w:rPr>
-          <w:t>Fm 1.24</w:t>
-        </w:r>
-      </w:hyperlink>
+      <w:r>
+        <w:rPr>
+          <w:lang w:val="pt_PT" w:bidi="pt_PT"/>
+        </w:rPr>
+        <w:t>Fm 1.24</w:t>
+      </w:r>
       <w:r>
         <w:rPr>
           <w:lang w:val="pt_PT" w:bidi="pt_PT"/>
@@ -6039,18 +5289,12 @@
         </w:rPr>
         <w:t xml:space="preserve">Das seis pessoas mencionadas, cinco também são citadas em </w:t>
       </w:r>
-      <w:hyperlink r:id="rId128">
-        <w:r>
-          <w:rPr>
-            <w:lang w:val="pt_PT" w:bidi="pt_PT"/>
-          </w:rPr>
-          <w:rPr>
-            <w:color w:val="0000EE"/>
-            <w:u w:val="single"/>
-          </w:rPr>
-          <w:t>Fm 1.23–24</w:t>
-        </w:r>
-      </w:hyperlink>
+      <w:r>
+        <w:rPr>
+          <w:lang w:val="pt_PT" w:bidi="pt_PT"/>
+        </w:rPr>
+        <w:t>Fm 1.23–24</w:t>
+      </w:r>
       <w:r>
         <w:rPr>
           <w:lang w:val="pt_PT" w:bidi="pt_PT"/>
@@ -6240,36 +5484,24 @@
         </w:rPr>
         <w:t xml:space="preserve">Lucas, o amado médico, é bem conhecido como o autor de Atos e do Evangelho que leva seu nome. Este versículo é a única evidência para dois fatos sobre Lucas: ele era médico e não era um crente judeu (veja </w:t>
       </w:r>
-      <w:hyperlink r:id="rId129">
-        <w:r>
-          <w:rPr>
-            <w:lang w:val="pt_PT" w:bidi="pt_PT"/>
-          </w:rPr>
-          <w:rPr>
-            <w:color w:val="0000EE"/>
-            <w:u w:val="single"/>
-          </w:rPr>
-          <w:t>Cl 4.10–11</w:t>
-        </w:r>
-      </w:hyperlink>
+      <w:r>
+        <w:rPr>
+          <w:lang w:val="pt_PT" w:bidi="pt_PT"/>
+        </w:rPr>
+        <w:t>Cl 4.10–11</w:t>
+      </w:r>
       <w:r>
         <w:rPr>
           <w:lang w:val="pt_PT" w:bidi="pt_PT"/>
         </w:rPr>
         <w:t>). • Em contraste com as outras pessoas mencionadas nesta passagem, nenhum detalhe é dado sobre Demas. Talvez Paulo não o conhecesse bem. Demas mais tarde abandonou Paulo (</w:t>
       </w:r>
-      <w:hyperlink r:id="rId130">
-        <w:r>
-          <w:rPr>
-            <w:lang w:val="pt_PT" w:bidi="pt_PT"/>
-          </w:rPr>
-          <w:rPr>
-            <w:color w:val="0000EE"/>
-            <w:u w:val="single"/>
-          </w:rPr>
-          <w:t>2Tm 4.10</w:t>
-        </w:r>
-      </w:hyperlink>
+      <w:r>
+        <w:rPr>
+          <w:lang w:val="pt_PT" w:bidi="pt_PT"/>
+        </w:rPr>
+        <w:t>2Tm 4.10</w:t>
+      </w:r>
       <w:r>
         <w:rPr>
           <w:lang w:val="pt_PT" w:bidi="pt_PT"/>
@@ -6420,18 +5652,12 @@
         </w:rPr>
         <w:t xml:space="preserve">Arquipo: Veja também </w:t>
       </w:r>
-      <w:hyperlink r:id="rId131">
-        <w:r>
-          <w:rPr>
-            <w:lang w:val="pt_PT" w:bidi="pt_PT"/>
-          </w:rPr>
-          <w:rPr>
-            <w:color w:val="0000EE"/>
-            <w:u w:val="single"/>
-          </w:rPr>
-          <w:t>Fm 1.2</w:t>
-        </w:r>
-      </w:hyperlink>
+      <w:r>
+        <w:rPr>
+          <w:lang w:val="pt_PT" w:bidi="pt_PT"/>
+        </w:rPr>
+        <w:t>Fm 1.2</w:t>
+      </w:r>
       <w:r>
         <w:rPr>
           <w:lang w:val="pt_PT" w:bidi="pt_PT"/>
@@ -6499,18 +5725,12 @@
         </w:rPr>
         <w:t xml:space="preserve"> que teria sido treinado para escrever de forma clara e compacta. Para autenticar a carta, Paulo adicionou sua própria saudação manuscrita no final (cp. comentário de Paulo em </w:t>
       </w:r>
-      <w:hyperlink r:id="rId132">
-        <w:r>
-          <w:rPr>
-            <w:lang w:val="pt_PT" w:bidi="pt_PT"/>
-          </w:rPr>
-          <w:rPr>
-            <w:color w:val="0000EE"/>
-            <w:u w:val="single"/>
-          </w:rPr>
-          <w:t>2 Tessalonicenses 2.2</w:t>
-        </w:r>
-      </w:hyperlink>
+      <w:r>
+        <w:rPr>
+          <w:lang w:val="pt_PT" w:bidi="pt_PT"/>
+        </w:rPr>
+        <w:t>2 Tessalonicenses 2.2</w:t>
+      </w:r>
       <w:r>
         <w:rPr>
           <w:lang w:val="pt_PT" w:bidi="pt_PT"/>
